--- a/to_do.docx
+++ b/to_do.docx
@@ -4,1516 +4,159 @@
   <w:body>
     <w:p>
       <w:r>
+        <w:t>I will now close visual studio code and I want to restart this conversation from where we leave it now next time.</w:t>
+      </w:r>
+      <w:r>
+        <w:t xml:space="preserve"> Prompt:</w:t>
+      </w:r>
+    </w:p>
+    <w:p/>
+    <w:p>
+      <w:pPr>
+        <w:pStyle w:val="ListParagraph"/>
+        <w:numPr>
+          <w:ilvl w:val="0"/>
+          <w:numId w:val="5"/>
+        </w:numPr>
+      </w:pPr>
+      <w:r>
+        <w:t>Write a handoff brief to .</w:t>
+      </w:r>
+      <w:proofErr w:type="spellStart"/>
+      <w:r>
+        <w:t>claude</w:t>
+      </w:r>
+      <w:proofErr w:type="spellEnd"/>
+      <w:r>
+        <w:t xml:space="preserve">/1_Stock_Picker_handoff.md covering what we did until now (step </w:t>
+      </w:r>
+      <w:r>
+        <w:t xml:space="preserve">XXX </w:t>
+      </w:r>
+      <w:r>
+        <w:t xml:space="preserve">completion) and what is pending, starting from next sub-task </w:t>
+      </w:r>
+      <w:r>
+        <w:t>YYY</w:t>
+      </w:r>
+      <w:r>
+        <w:t xml:space="preserve"> so I can start a new conversation, read the .</w:t>
+      </w:r>
+      <w:proofErr w:type="spellStart"/>
+      <w:r>
+        <w:t>claude</w:t>
+      </w:r>
+      <w:proofErr w:type="spellEnd"/>
+      <w:r>
+        <w:t xml:space="preserve">/1_Stock_Picker_handoff.md and continue the step </w:t>
+      </w:r>
+      <w:r>
+        <w:t>YYY</w:t>
+      </w:r>
+      <w:r>
+        <w:t>.</w:t>
+      </w:r>
+    </w:p>
+    <w:p/>
+    <w:p/>
+    <w:p>
+      <w:r>
+        <w:t>Claude Code auto-saves every conversation. You don't need to do anything manual.</w:t>
+      </w:r>
+    </w:p>
+    <w:p>
+      <w:pPr>
         <w:rPr>
           <w:b/>
           <w:bCs/>
         </w:rPr>
-        <w:t>Run the 3 recent quarters now</w:t>
-      </w:r>
-    </w:p>
-    <w:p>
-      <w:r>
-        <w:t>bash</w:t>
-      </w:r>
-    </w:p>
-    <w:p>
-      <w:r>
-        <w:t>python3 -c "</w:t>
-      </w:r>
-    </w:p>
-    <w:p>
-      <w:r>
-        <w:t xml:space="preserve">from </w:t>
-      </w:r>
-      <w:proofErr w:type="spellStart"/>
-      <w:r>
-        <w:t>src.database.db</w:t>
-      </w:r>
-      <w:proofErr w:type="spellEnd"/>
-      <w:r>
-        <w:t xml:space="preserve"> import </w:t>
-      </w:r>
-      <w:proofErr w:type="spellStart"/>
-      <w:r>
-        <w:t>get_connection</w:t>
-      </w:r>
-      <w:proofErr w:type="spellEnd"/>
-    </w:p>
-    <w:p>
-      <w:r>
-        <w:t xml:space="preserve">from src.layer_minus1.twos_calculator import </w:t>
-      </w:r>
-      <w:proofErr w:type="spellStart"/>
-      <w:r>
-        <w:t>run_quarterly_update</w:t>
-      </w:r>
-      <w:proofErr w:type="spellEnd"/>
-    </w:p>
-    <w:p>
-      <w:r>
-        <w:t>from datetime import date</w:t>
-      </w:r>
-    </w:p>
-    <w:p/>
-    <w:p>
-      <w:r>
-        <w:t xml:space="preserve">conn = </w:t>
-      </w:r>
-      <w:proofErr w:type="spellStart"/>
-      <w:r>
-        <w:t>get_connection</w:t>
-      </w:r>
-      <w:proofErr w:type="spellEnd"/>
-      <w:r>
-        <w:t>()</w:t>
-      </w:r>
-    </w:p>
-    <w:p/>
-    <w:p>
-      <w:proofErr w:type="spellStart"/>
-      <w:r>
-        <w:t>run_quarterly_update</w:t>
-      </w:r>
-      <w:proofErr w:type="spellEnd"/>
-      <w:r>
-        <w:t>(</w:t>
-      </w:r>
-    </w:p>
-    <w:p>
-      <w:r>
-        <w:t xml:space="preserve">    </w:t>
-      </w:r>
-      <w:proofErr w:type="spellStart"/>
-      <w:r>
-        <w:t>run_date</w:t>
-      </w:r>
-      <w:proofErr w:type="spellEnd"/>
-      <w:r>
-        <w:t>=</w:t>
-      </w:r>
-      <w:proofErr w:type="spellStart"/>
-      <w:r>
-        <w:t>date.today</w:t>
-      </w:r>
-      <w:proofErr w:type="spellEnd"/>
-      <w:r>
-        <w:t>().</w:t>
-      </w:r>
-      <w:proofErr w:type="spellStart"/>
-      <w:r>
-        <w:t>isoformat</w:t>
-      </w:r>
-      <w:proofErr w:type="spellEnd"/>
-      <w:r>
-        <w:t>(),</w:t>
-      </w:r>
-    </w:p>
-    <w:p>
-      <w:r>
-        <w:t xml:space="preserve">    conn=conn,</w:t>
-      </w:r>
-    </w:p>
-    <w:p>
-      <w:r>
-        <w:t xml:space="preserve">    </w:t>
-      </w:r>
-      <w:proofErr w:type="spellStart"/>
-      <w:r>
-        <w:t>from_date</w:t>
-      </w:r>
-      <w:proofErr w:type="spellEnd"/>
-      <w:r>
-        <w:t>='2025-01-01',</w:t>
-      </w:r>
-    </w:p>
-    <w:p>
-      <w:r>
-        <w:t xml:space="preserve">    </w:t>
-      </w:r>
-      <w:proofErr w:type="spellStart"/>
-      <w:r>
-        <w:t>to_date</w:t>
-      </w:r>
-      <w:proofErr w:type="spellEnd"/>
-      <w:r>
-        <w:t>=</w:t>
-      </w:r>
-      <w:proofErr w:type="spellStart"/>
-      <w:r>
-        <w:t>date.today</w:t>
-      </w:r>
-      <w:proofErr w:type="spellEnd"/>
-      <w:r>
-        <w:t>().</w:t>
-      </w:r>
-      <w:proofErr w:type="spellStart"/>
-      <w:r>
-        <w:t>isoformat</w:t>
-      </w:r>
-      <w:proofErr w:type="spellEnd"/>
-      <w:r>
-        <w:t>()</w:t>
-      </w:r>
-    </w:p>
-    <w:p>
-      <w:r>
-        <w:t>)</w:t>
-      </w:r>
-    </w:p>
-    <w:p/>
-    <w:p>
-      <w:proofErr w:type="spellStart"/>
-      <w:r>
-        <w:t>conn.close</w:t>
-      </w:r>
-      <w:proofErr w:type="spellEnd"/>
-      <w:r>
-        <w:t>()</w:t>
-      </w:r>
-    </w:p>
-    <w:p>
-      <w:r>
-        <w:t>print('3 recent quarters complete')</w:t>
-      </w:r>
-    </w:p>
-    <w:p>
-      <w:r>
-        <w:t>"</w:t>
-      </w:r>
-    </w:p>
-    <w:p>
-      <w:r>
-        <w:t>This will take a few minutes. While it runs you will see EDGAR requests going out and CUSIP resolutions happening.</w:t>
-      </w:r>
-    </w:p>
-    <w:p>
-      <w:r>
-        <w:pict w14:anchorId="345736AA">
-          <v:rect id="_x0000_i1043" style="width:0;height:1.5pt" o:hralign="center" o:hrstd="t" o:hr="t" fillcolor="#a0a0a0" stroked="f"/>
-        </w:pict>
-      </w:r>
-    </w:p>
-    <w:p>
+      </w:pPr>
       <w:r>
         <w:rPr>
           <w:b/>
           <w:bCs/>
         </w:rPr>
-        <w:t>Verify the output before moving on</w:t>
+        <w:t>How to resume next time</w:t>
       </w:r>
     </w:p>
     <w:p>
       <w:r>
-        <w:t>bash</w:t>
+        <w:t>Open VS Code → open a terminal in _</w:t>
+      </w:r>
+      <w:proofErr w:type="spellStart"/>
+      <w:r>
+        <w:t>Stock_agent</w:t>
+      </w:r>
+      <w:proofErr w:type="spellEnd"/>
+      <w:r>
+        <w:t>/ (or wherever you normally launch Claude) → run one of:</w:t>
       </w:r>
     </w:p>
     <w:p>
-      <w:r>
-        <w:t>python3 -c "</w:t>
-      </w:r>
-    </w:p>
-    <w:p>
-      <w:r>
-        <w:t>import sqlite3</w:t>
-      </w:r>
-    </w:p>
-    <w:p>
-      <w:r>
-        <w:t>conn = sqlite3.connect('data/</w:t>
-      </w:r>
-      <w:proofErr w:type="spellStart"/>
-      <w:r>
-        <w:t>stock_picker.db</w:t>
-      </w:r>
-      <w:proofErr w:type="spellEnd"/>
-      <w:r>
-        <w:t>')</w:t>
-      </w:r>
-    </w:p>
-    <w:p>
-      <w:proofErr w:type="spellStart"/>
-      <w:r>
-        <w:t>conn.row_factory</w:t>
-      </w:r>
-      <w:proofErr w:type="spellEnd"/>
-      <w:r>
-        <w:t xml:space="preserve"> = sqlite3.Row</w:t>
-      </w:r>
-    </w:p>
-    <w:p/>
-    <w:p>
-      <w:r>
-        <w:t># Filing counts per institution</w:t>
-      </w:r>
-    </w:p>
-    <w:p>
-      <w:r>
-        <w:t>print('=== Filing counts per institution ===')</w:t>
-      </w:r>
-    </w:p>
-    <w:p>
-      <w:r>
-        <w:lastRenderedPageBreak/>
-        <w:t xml:space="preserve">rows = </w:t>
-      </w:r>
-      <w:proofErr w:type="spellStart"/>
-      <w:r>
-        <w:t>conn.execute</w:t>
-      </w:r>
-      <w:proofErr w:type="spellEnd"/>
-      <w:r>
-        <w:t>('''</w:t>
-      </w:r>
-    </w:p>
-    <w:p>
-      <w:r>
-        <w:t xml:space="preserve">    SELECT i.name, </w:t>
-      </w:r>
-      <w:proofErr w:type="spellStart"/>
-      <w:r>
-        <w:t>i.tier</w:t>
-      </w:r>
-      <w:proofErr w:type="spellEnd"/>
-      <w:r>
-        <w:t xml:space="preserve">, COUNT(DISTINCT </w:t>
-      </w:r>
-      <w:proofErr w:type="spellStart"/>
-      <w:r>
-        <w:t>ih.filing_date</w:t>
-      </w:r>
-      <w:proofErr w:type="spellEnd"/>
-      <w:r>
-        <w:t>) as filings,</w:t>
-      </w:r>
-    </w:p>
-    <w:p>
-      <w:r>
-        <w:t xml:space="preserve">           COUNT(DISTINCT </w:t>
-      </w:r>
-      <w:proofErr w:type="spellStart"/>
-      <w:r>
-        <w:t>ih.ticker</w:t>
-      </w:r>
-      <w:proofErr w:type="spellEnd"/>
-      <w:r>
-        <w:t>) as tickers</w:t>
-      </w:r>
-    </w:p>
-    <w:p>
-      <w:r>
-        <w:t xml:space="preserve">    FROM </w:t>
-      </w:r>
-      <w:proofErr w:type="spellStart"/>
-      <w:r>
-        <w:t>institution_holdings</w:t>
-      </w:r>
-      <w:proofErr w:type="spellEnd"/>
-      <w:r>
-        <w:t xml:space="preserve"> </w:t>
-      </w:r>
-      <w:proofErr w:type="spellStart"/>
-      <w:r>
-        <w:t>ih</w:t>
-      </w:r>
-      <w:proofErr w:type="spellEnd"/>
-    </w:p>
-    <w:p>
-      <w:r>
-        <w:t xml:space="preserve">    JOIN institutions </w:t>
-      </w:r>
-      <w:proofErr w:type="spellStart"/>
-      <w:r>
-        <w:t>i</w:t>
-      </w:r>
-      <w:proofErr w:type="spellEnd"/>
-      <w:r>
-        <w:t xml:space="preserve"> ON </w:t>
-      </w:r>
-      <w:proofErr w:type="spellStart"/>
-      <w:r>
-        <w:t>ih.institution_id</w:t>
-      </w:r>
-      <w:proofErr w:type="spellEnd"/>
-      <w:r>
-        <w:t xml:space="preserve"> = i.id</w:t>
-      </w:r>
-    </w:p>
-    <w:p>
-      <w:r>
-        <w:t xml:space="preserve">    GROUP BY i.id</w:t>
-      </w:r>
-    </w:p>
-    <w:p>
-      <w:r>
-        <w:t xml:space="preserve">    ORDER BY </w:t>
-      </w:r>
-      <w:proofErr w:type="spellStart"/>
-      <w:r>
-        <w:t>i.tier</w:t>
-      </w:r>
-      <w:proofErr w:type="spellEnd"/>
-      <w:r>
-        <w:t>, i.name</w:t>
-      </w:r>
-    </w:p>
-    <w:p>
-      <w:r>
-        <w:t>''').</w:t>
-      </w:r>
-      <w:proofErr w:type="spellStart"/>
-      <w:r>
-        <w:t>fetchall</w:t>
-      </w:r>
-      <w:proofErr w:type="spellEnd"/>
-      <w:r>
-        <w:t>()</w:t>
-      </w:r>
-    </w:p>
-    <w:p>
-      <w:r>
-        <w:t>for r in rows:</w:t>
-      </w:r>
-    </w:p>
-    <w:p>
-      <w:r>
-        <w:t xml:space="preserve">    print(f'  Tier {r[\"tier\"]}  {r[\"name\"]:45}  '</w:t>
-      </w:r>
-    </w:p>
-    <w:p>
-      <w:r>
-        <w:t xml:space="preserve">          </w:t>
-      </w:r>
-      <w:proofErr w:type="spellStart"/>
-      <w:r>
-        <w:t>f'filings</w:t>
-      </w:r>
-      <w:proofErr w:type="spellEnd"/>
-      <w:r>
-        <w:t>:{r[\"filings\"]:2}  tickers:{r[\"tickers\"]:4}')</w:t>
-      </w:r>
-    </w:p>
-    <w:p/>
-    <w:p>
-      <w:r>
-        <w:t># Active monitoring universe size</w:t>
-      </w:r>
-    </w:p>
-    <w:p>
-      <w:r>
-        <w:t xml:space="preserve">active = </w:t>
-      </w:r>
-      <w:proofErr w:type="spellStart"/>
-      <w:r>
-        <w:t>conn.execute</w:t>
-      </w:r>
-      <w:proofErr w:type="spellEnd"/>
-      <w:r>
-        <w:t>('''</w:t>
-      </w:r>
-    </w:p>
-    <w:p>
-      <w:r>
-        <w:t xml:space="preserve">    SELECT COUNT(*) as count FROM </w:t>
-      </w:r>
-      <w:proofErr w:type="spellStart"/>
-      <w:r>
-        <w:t>twos_scores</w:t>
-      </w:r>
-      <w:proofErr w:type="spellEnd"/>
-    </w:p>
-    <w:p>
-      <w:r>
-        <w:t xml:space="preserve">    WHERE </w:t>
-      </w:r>
-      <w:proofErr w:type="spellStart"/>
-      <w:r>
-        <w:t>run_date</w:t>
-      </w:r>
-      <w:proofErr w:type="spellEnd"/>
-      <w:r>
-        <w:t xml:space="preserve"> = (SELECT MAX(</w:t>
-      </w:r>
-      <w:proofErr w:type="spellStart"/>
-      <w:r>
-        <w:t>run_date</w:t>
-      </w:r>
-      <w:proofErr w:type="spellEnd"/>
-      <w:r>
-        <w:t xml:space="preserve">) FROM </w:t>
-      </w:r>
-      <w:proofErr w:type="spellStart"/>
-      <w:r>
-        <w:t>twos_scores</w:t>
-      </w:r>
-      <w:proofErr w:type="spellEnd"/>
-      <w:r>
-        <w:t>)</w:t>
-      </w:r>
-    </w:p>
-    <w:p>
-      <w:r>
-        <w:t xml:space="preserve">    AND </w:t>
-      </w:r>
-      <w:proofErr w:type="spellStart"/>
-      <w:r>
-        <w:t>processing_tier</w:t>
-      </w:r>
-      <w:proofErr w:type="spellEnd"/>
-      <w:r>
-        <w:t xml:space="preserve"> = \"</w:t>
-      </w:r>
-      <w:proofErr w:type="spellStart"/>
-      <w:r>
-        <w:t>active_monitoring</w:t>
-      </w:r>
-      <w:proofErr w:type="spellEnd"/>
-      <w:r>
-        <w:t>\"</w:t>
-      </w:r>
-    </w:p>
-    <w:p>
-      <w:r>
-        <w:t>''').</w:t>
-      </w:r>
-      <w:proofErr w:type="spellStart"/>
-      <w:r>
-        <w:t>fetchone</w:t>
-      </w:r>
-      <w:proofErr w:type="spellEnd"/>
-      <w:r>
-        <w:t>()</w:t>
-      </w:r>
-    </w:p>
-    <w:p>
-      <w:r>
-        <w:t>print(f'\</w:t>
-      </w:r>
-      <w:proofErr w:type="spellStart"/>
-      <w:r>
-        <w:t>nActive</w:t>
-      </w:r>
-      <w:proofErr w:type="spellEnd"/>
-      <w:r>
-        <w:t xml:space="preserve"> monitoring universe: {active[\"count\"]} tickers')</w:t>
-      </w:r>
-    </w:p>
-    <w:p/>
-    <w:p>
-      <w:r>
-        <w:t># Passive monitoring</w:t>
-      </w:r>
-    </w:p>
-    <w:p>
-      <w:r>
-        <w:t xml:space="preserve">passive = </w:t>
-      </w:r>
-      <w:proofErr w:type="spellStart"/>
-      <w:r>
-        <w:t>conn.execute</w:t>
-      </w:r>
-      <w:proofErr w:type="spellEnd"/>
-      <w:r>
-        <w:t>('''</w:t>
-      </w:r>
-    </w:p>
-    <w:p>
-      <w:r>
-        <w:t xml:space="preserve">    SELECT COUNT(*) as count FROM </w:t>
-      </w:r>
-      <w:proofErr w:type="spellStart"/>
-      <w:r>
-        <w:t>twos_scores</w:t>
-      </w:r>
-      <w:proofErr w:type="spellEnd"/>
-    </w:p>
-    <w:p>
-      <w:r>
-        <w:t xml:space="preserve">    WHERE </w:t>
-      </w:r>
-      <w:proofErr w:type="spellStart"/>
-      <w:r>
-        <w:t>run_date</w:t>
-      </w:r>
-      <w:proofErr w:type="spellEnd"/>
-      <w:r>
-        <w:t xml:space="preserve"> = (SELECT MAX(</w:t>
-      </w:r>
-      <w:proofErr w:type="spellStart"/>
-      <w:r>
-        <w:t>run_date</w:t>
-      </w:r>
-      <w:proofErr w:type="spellEnd"/>
-      <w:r>
-        <w:t xml:space="preserve">) FROM </w:t>
-      </w:r>
-      <w:proofErr w:type="spellStart"/>
-      <w:r>
-        <w:t>twos_scores</w:t>
-      </w:r>
-      <w:proofErr w:type="spellEnd"/>
-      <w:r>
-        <w:t>)</w:t>
-      </w:r>
-    </w:p>
-    <w:p>
-      <w:r>
-        <w:t xml:space="preserve">    AND </w:t>
-      </w:r>
-      <w:proofErr w:type="spellStart"/>
-      <w:r>
-        <w:t>processing_tier</w:t>
-      </w:r>
-      <w:proofErr w:type="spellEnd"/>
-      <w:r>
-        <w:t xml:space="preserve"> = \"</w:t>
-      </w:r>
-      <w:proofErr w:type="spellStart"/>
-      <w:r>
-        <w:t>passive_monitoring</w:t>
-      </w:r>
-      <w:proofErr w:type="spellEnd"/>
-      <w:r>
-        <w:t>\"</w:t>
-      </w:r>
-    </w:p>
-    <w:p>
-      <w:r>
-        <w:t>''').</w:t>
-      </w:r>
-      <w:proofErr w:type="spellStart"/>
-      <w:r>
-        <w:t>fetchone</w:t>
-      </w:r>
-      <w:proofErr w:type="spellEnd"/>
-      <w:r>
-        <w:t>()</w:t>
-      </w:r>
-    </w:p>
-    <w:p>
-      <w:r>
-        <w:t>print(</w:t>
-      </w:r>
-      <w:proofErr w:type="spellStart"/>
-      <w:r>
-        <w:t>f'Passive</w:t>
-      </w:r>
-      <w:proofErr w:type="spellEnd"/>
-      <w:r>
-        <w:t xml:space="preserve"> monitoring universe: {passive[\"count\"]} tickers')</w:t>
-      </w:r>
-    </w:p>
-    <w:p/>
-    <w:p>
-      <w:r>
-        <w:t># Top 10 TWOS</w:t>
-      </w:r>
-    </w:p>
-    <w:p>
-      <w:r>
-        <w:t>print('\n=== Top 10 tickers by TWOS ===')</w:t>
-      </w:r>
-    </w:p>
-    <w:p>
-      <w:r>
-        <w:t xml:space="preserve">top = </w:t>
-      </w:r>
-      <w:proofErr w:type="spellStart"/>
-      <w:r>
-        <w:t>conn.execute</w:t>
-      </w:r>
-      <w:proofErr w:type="spellEnd"/>
-      <w:r>
-        <w:t>('''</w:t>
-      </w:r>
-    </w:p>
-    <w:p>
-      <w:r>
-        <w:lastRenderedPageBreak/>
-        <w:t xml:space="preserve">    SELECT ticker, </w:t>
-      </w:r>
-      <w:proofErr w:type="spellStart"/>
-      <w:r>
-        <w:t>twos_score</w:t>
-      </w:r>
-      <w:proofErr w:type="spellEnd"/>
-      <w:r>
-        <w:t xml:space="preserve">, </w:t>
-      </w:r>
-      <w:proofErr w:type="spellStart"/>
-      <w:r>
-        <w:t>institution_count</w:t>
-      </w:r>
-      <w:proofErr w:type="spellEnd"/>
-      <w:r>
-        <w:t>,</w:t>
-      </w:r>
-    </w:p>
-    <w:p>
-      <w:r>
-        <w:t xml:space="preserve">           </w:t>
-      </w:r>
-      <w:proofErr w:type="spellStart"/>
-      <w:r>
-        <w:t>processing_tier</w:t>
-      </w:r>
-      <w:proofErr w:type="spellEnd"/>
-      <w:r>
-        <w:t xml:space="preserve">, </w:t>
-      </w:r>
-      <w:proofErr w:type="spellStart"/>
-      <w:r>
-        <w:t>QoQ_change_signal</w:t>
-      </w:r>
-      <w:proofErr w:type="spellEnd"/>
-    </w:p>
-    <w:p>
-      <w:r>
-        <w:t xml:space="preserve">    FROM </w:t>
-      </w:r>
-      <w:proofErr w:type="spellStart"/>
-      <w:r>
-        <w:t>twos_scores</w:t>
-      </w:r>
-      <w:proofErr w:type="spellEnd"/>
-    </w:p>
-    <w:p>
-      <w:r>
-        <w:t xml:space="preserve">    WHERE </w:t>
-      </w:r>
-      <w:proofErr w:type="spellStart"/>
-      <w:r>
-        <w:t>run_date</w:t>
-      </w:r>
-      <w:proofErr w:type="spellEnd"/>
-      <w:r>
-        <w:t xml:space="preserve"> = (SELECT MAX(</w:t>
-      </w:r>
-      <w:proofErr w:type="spellStart"/>
-      <w:r>
-        <w:t>run_date</w:t>
-      </w:r>
-      <w:proofErr w:type="spellEnd"/>
-      <w:r>
-        <w:t xml:space="preserve">) FROM </w:t>
-      </w:r>
-      <w:proofErr w:type="spellStart"/>
-      <w:r>
-        <w:t>twos_scores</w:t>
-      </w:r>
-      <w:proofErr w:type="spellEnd"/>
-      <w:r>
-        <w:t>)</w:t>
-      </w:r>
-    </w:p>
-    <w:p>
-      <w:r>
-        <w:t xml:space="preserve">    ORDER BY </w:t>
-      </w:r>
-      <w:proofErr w:type="spellStart"/>
-      <w:r>
-        <w:t>twos_score</w:t>
-      </w:r>
-      <w:proofErr w:type="spellEnd"/>
-      <w:r>
-        <w:t xml:space="preserve"> DESC</w:t>
-      </w:r>
-    </w:p>
-    <w:p>
-      <w:r>
-        <w:t xml:space="preserve">    LIMIT 10</w:t>
-      </w:r>
-    </w:p>
-    <w:p>
-      <w:r>
-        <w:t>''').</w:t>
-      </w:r>
-      <w:proofErr w:type="spellStart"/>
-      <w:r>
-        <w:t>fetchall</w:t>
-      </w:r>
-      <w:proofErr w:type="spellEnd"/>
-      <w:r>
-        <w:t>()</w:t>
-      </w:r>
-    </w:p>
-    <w:p>
-      <w:r>
-        <w:t>for r in top:</w:t>
-      </w:r>
-    </w:p>
-    <w:p>
-      <w:r>
-        <w:t xml:space="preserve">    print(f'  {r[\"ticker\"]:8}  TWOS:{r[\"</w:t>
-      </w:r>
-      <w:proofErr w:type="spellStart"/>
-      <w:r>
-        <w:t>twos_score</w:t>
-      </w:r>
-      <w:proofErr w:type="spellEnd"/>
-      <w:r>
-        <w:t>\"]:6.3f}  '</w:t>
-      </w:r>
-    </w:p>
-    <w:p>
-      <w:r>
-        <w:t xml:space="preserve">          </w:t>
-      </w:r>
-      <w:proofErr w:type="spellStart"/>
-      <w:r>
-        <w:t>f'inst</w:t>
-      </w:r>
-      <w:proofErr w:type="spellEnd"/>
-      <w:r>
-        <w:t>:{r[\"</w:t>
-      </w:r>
-      <w:proofErr w:type="spellStart"/>
-      <w:r>
-        <w:t>institution_count</w:t>
-      </w:r>
-      <w:proofErr w:type="spellEnd"/>
-      <w:r>
-        <w:t>\"]:2}  '</w:t>
-      </w:r>
-    </w:p>
-    <w:p>
-      <w:r>
-        <w:t xml:space="preserve">          f'{r[\"</w:t>
-      </w:r>
-      <w:proofErr w:type="spellStart"/>
-      <w:r>
-        <w:t>processing_tier</w:t>
-      </w:r>
-      <w:proofErr w:type="spellEnd"/>
-      <w:r>
-        <w:t>\"]:20}  '</w:t>
-      </w:r>
-    </w:p>
-    <w:p>
-      <w:pPr>
-        <w:rPr>
-          <w:lang w:val="fr-FR"/>
-        </w:rPr>
-      </w:pPr>
-      <w:r>
-        <w:t xml:space="preserve">          </w:t>
-      </w:r>
-      <w:r>
-        <w:rPr>
-          <w:lang w:val="fr-FR"/>
-        </w:rPr>
-        <w:t>f'{r[\"QoQ_change_signal\"]}')</w:t>
-      </w:r>
-    </w:p>
-    <w:p>
-      <w:pPr>
-        <w:rPr>
-          <w:lang w:val="fr-FR"/>
-        </w:rPr>
-      </w:pPr>
-    </w:p>
-    <w:p>
-      <w:r>
-        <w:t># Unresolved CUSIPs</w:t>
-      </w:r>
-    </w:p>
-    <w:p>
-      <w:r>
-        <w:t xml:space="preserve">unresolved = </w:t>
-      </w:r>
-      <w:proofErr w:type="spellStart"/>
-      <w:r>
-        <w:t>conn.execute</w:t>
-      </w:r>
-      <w:proofErr w:type="spellEnd"/>
-      <w:r>
-        <w:t>('''</w:t>
-      </w:r>
-    </w:p>
-    <w:p>
-      <w:r>
-        <w:t xml:space="preserve">    SELECT COUNT(*) as count FROM </w:t>
-      </w:r>
-      <w:proofErr w:type="spellStart"/>
-      <w:r>
-        <w:t>cusip_ticker_map</w:t>
-      </w:r>
-      <w:proofErr w:type="spellEnd"/>
-    </w:p>
-    <w:p>
-      <w:r>
-        <w:t xml:space="preserve">    WHERE ticker IS NULL</w:t>
-      </w:r>
-    </w:p>
-    <w:p>
-      <w:r>
-        <w:t>''').</w:t>
-      </w:r>
-      <w:proofErr w:type="spellStart"/>
-      <w:r>
-        <w:t>fetchone</w:t>
-      </w:r>
-      <w:proofErr w:type="spellEnd"/>
-      <w:r>
-        <w:t>()</w:t>
-      </w:r>
-    </w:p>
-    <w:p>
-      <w:proofErr w:type="spellStart"/>
-      <w:r>
-        <w:t>total_cusips</w:t>
-      </w:r>
-      <w:proofErr w:type="spellEnd"/>
-      <w:r>
-        <w:t xml:space="preserve"> = </w:t>
-      </w:r>
-      <w:proofErr w:type="spellStart"/>
-      <w:r>
-        <w:t>conn.execute</w:t>
-      </w:r>
-      <w:proofErr w:type="spellEnd"/>
-      <w:r>
-        <w:t>('''</w:t>
-      </w:r>
-    </w:p>
-    <w:p>
-      <w:r>
-        <w:t xml:space="preserve">    SELECT COUNT(*) as count FROM </w:t>
-      </w:r>
-      <w:proofErr w:type="spellStart"/>
-      <w:r>
-        <w:t>cusip_ticker_map</w:t>
-      </w:r>
-      <w:proofErr w:type="spellEnd"/>
-    </w:p>
-    <w:p>
-      <w:r>
-        <w:t>''').</w:t>
-      </w:r>
-      <w:proofErr w:type="spellStart"/>
-      <w:r>
-        <w:t>fetchone</w:t>
-      </w:r>
-      <w:proofErr w:type="spellEnd"/>
-      <w:r>
-        <w:t>()</w:t>
-      </w:r>
-    </w:p>
-    <w:p>
-      <w:r>
-        <w:t>print(f'\</w:t>
-      </w:r>
-      <w:proofErr w:type="spellStart"/>
-      <w:r>
-        <w:t>nCUSIP</w:t>
-      </w:r>
-      <w:proofErr w:type="spellEnd"/>
-      <w:r>
-        <w:t xml:space="preserve"> resolution: {</w:t>
-      </w:r>
-      <w:proofErr w:type="spellStart"/>
-      <w:r>
-        <w:t>total_cusips</w:t>
-      </w:r>
-      <w:proofErr w:type="spellEnd"/>
-      <w:r>
-        <w:t>[\"count\"]} total, '</w:t>
-      </w:r>
-    </w:p>
-    <w:p>
-      <w:r>
-        <w:t xml:space="preserve">      f'{unresolved[\"count\"]} unresolved '</w:t>
-      </w:r>
-    </w:p>
-    <w:p>
-      <w:r>
-        <w:t xml:space="preserve">      f'({100*unresolved[\"count\"]//max(</w:t>
-      </w:r>
-      <w:proofErr w:type="spellStart"/>
-      <w:r>
-        <w:t>total_cusips</w:t>
-      </w:r>
-      <w:proofErr w:type="spellEnd"/>
-      <w:r>
-        <w:t>[\"count\"],1)}% unresolved)')</w:t>
-      </w:r>
-    </w:p>
-    <w:p/>
-    <w:p>
-      <w:proofErr w:type="spellStart"/>
-      <w:r>
-        <w:t>conn.close</w:t>
-      </w:r>
-      <w:proofErr w:type="spellEnd"/>
-      <w:r>
-        <w:t>()</w:t>
-      </w:r>
-    </w:p>
-    <w:p>
-      <w:r>
-        <w:t>"</w:t>
-      </w:r>
-    </w:p>
-    <w:p>
+      <w:pPr>
+        <w:numPr>
+          <w:ilvl w:val="0"/>
+          <w:numId w:val="4"/>
+        </w:numPr>
+      </w:pPr>
+      <w:r>
+        <w:t xml:space="preserve">To resume next time: open a new Claude conversation in this directory and say </w:t>
+      </w:r>
       <w:r>
         <w:rPr>
           <w:b/>
           <w:bCs/>
         </w:rPr>
-        <w:t>What good output looks like:</w:t>
-      </w:r>
-    </w:p>
-    <w:p>
-      <w:pPr>
-        <w:numPr>
-          <w:ilvl w:val="0"/>
-          <w:numId w:val="3"/>
-        </w:numPr>
-      </w:pPr>
-      <w:r>
-        <w:t>Each institution should have 2-3 filings</w:t>
-      </w:r>
-    </w:p>
-    <w:p>
-      <w:pPr>
-        <w:numPr>
-          <w:ilvl w:val="0"/>
-          <w:numId w:val="3"/>
-        </w:numPr>
-      </w:pPr>
-      <w:r>
-        <w:t>Active monitoring universe: 150-300 tickers</w:t>
-      </w:r>
-    </w:p>
-    <w:p>
-      <w:pPr>
-        <w:numPr>
-          <w:ilvl w:val="0"/>
-          <w:numId w:val="3"/>
-        </w:numPr>
-      </w:pPr>
-      <w:r>
-        <w:t>Top 10 tickers should be recognisable healthcare/biotech names</w:t>
-      </w:r>
-    </w:p>
-    <w:p>
-      <w:pPr>
-        <w:numPr>
-          <w:ilvl w:val="0"/>
-          <w:numId w:val="3"/>
-        </w:numPr>
-      </w:pPr>
-      <w:r>
-        <w:lastRenderedPageBreak/>
-        <w:t>CUSIP unresolved rate: 10-30% is normal (foreign stocks, private placements, ETFs)</w:t>
-      </w:r>
-    </w:p>
-    <w:p>
-      <w:pPr>
-        <w:numPr>
-          <w:ilvl w:val="0"/>
-          <w:numId w:val="3"/>
-        </w:numPr>
-      </w:pPr>
-      <w:r>
-        <w:t>Any institution with 0 filings needs investigation — either the CIK is wrong or the fund did not file 13F in Q1-Q3 2025</w:t>
-      </w:r>
-    </w:p>
-    <w:p>
-      <w:r>
-        <w:pict w14:anchorId="10D8D5A7">
-          <v:rect id="_x0000_i1044" style="width:0;height:1.5pt" o:hralign="center" o:hrstd="t" o:hr="t" fillcolor="#a0a0a0" stroked="f"/>
-        </w:pict>
-      </w:r>
-    </w:p>
-    <w:p>
+        <w:t>"Read .</w:t>
+      </w:r>
+      <w:proofErr w:type="spellStart"/>
       <w:r>
         <w:rPr>
           <w:b/>
           <w:bCs/>
         </w:rPr>
-        <w:t>If an institution shows 0 filings</w:t>
-      </w:r>
-    </w:p>
-    <w:p>
-      <w:r>
-        <w:t>Check its CIK directly on EDGAR:</w:t>
-      </w:r>
-    </w:p>
-    <w:p>
-      <w:r>
-        <w:t>bash</w:t>
-      </w:r>
-    </w:p>
-    <w:p>
-      <w:r>
-        <w:t>python3 -c "</w:t>
-      </w:r>
-    </w:p>
-    <w:p>
-      <w:r>
-        <w:t xml:space="preserve">import requests, </w:t>
-      </w:r>
-      <w:proofErr w:type="spellStart"/>
-      <w:r>
-        <w:t>json</w:t>
+        <w:t>claude</w:t>
       </w:r>
       <w:proofErr w:type="spellEnd"/>
-    </w:p>
-    <w:p/>
-    <w:p>
-      <w:r>
-        <w:t># Replace with the CIK showing 0 filings</w:t>
-      </w:r>
-    </w:p>
-    <w:p>
-      <w:proofErr w:type="spellStart"/>
-      <w:r>
-        <w:t>cik</w:t>
-      </w:r>
-      <w:proofErr w:type="spellEnd"/>
-      <w:r>
-        <w:t xml:space="preserve"> = '0001263508'  # Baker Bros example</w:t>
-      </w:r>
-    </w:p>
-    <w:p>
-      <w:proofErr w:type="spellStart"/>
-      <w:r>
-        <w:t>cik_padded</w:t>
-      </w:r>
-      <w:proofErr w:type="spellEnd"/>
-      <w:r>
-        <w:t xml:space="preserve"> = </w:t>
-      </w:r>
-      <w:proofErr w:type="spellStart"/>
-      <w:r>
-        <w:t>cik.zfill</w:t>
-      </w:r>
-      <w:proofErr w:type="spellEnd"/>
-      <w:r>
-        <w:t>(10)</w:t>
-      </w:r>
-    </w:p>
-    <w:p/>
-    <w:p>
-      <w:r>
-        <w:t xml:space="preserve">r = </w:t>
-      </w:r>
-      <w:proofErr w:type="spellStart"/>
-      <w:r>
-        <w:t>requests.get</w:t>
-      </w:r>
-      <w:proofErr w:type="spellEnd"/>
-      <w:r>
-        <w:t>(</w:t>
-      </w:r>
-    </w:p>
-    <w:p>
-      <w:r>
-        <w:t xml:space="preserve">    </w:t>
-      </w:r>
-      <w:proofErr w:type="spellStart"/>
-      <w:r>
-        <w:t>f'https</w:t>
-      </w:r>
-      <w:proofErr w:type="spellEnd"/>
-      <w:r>
-        <w:t>://data.sec.gov/submissions/CIK{</w:t>
-      </w:r>
-      <w:proofErr w:type="spellStart"/>
-      <w:r>
-        <w:t>cik_padded</w:t>
-      </w:r>
-      <w:proofErr w:type="spellEnd"/>
-      <w:r>
-        <w:t>}.</w:t>
-      </w:r>
-      <w:proofErr w:type="spellStart"/>
-      <w:r>
-        <w:t>json</w:t>
-      </w:r>
-      <w:proofErr w:type="spellEnd"/>
-      <w:r>
-        <w:t>',</w:t>
-      </w:r>
-    </w:p>
-    <w:p>
-      <w:r>
-        <w:t xml:space="preserve">    headers={'User-Agent': '</w:t>
-      </w:r>
-      <w:proofErr w:type="spellStart"/>
-      <w:r>
-        <w:t>StockPicker</w:t>
-      </w:r>
-      <w:proofErr w:type="spellEnd"/>
-      <w:r>
-        <w:t xml:space="preserve"> </w:t>
-      </w:r>
-      <w:proofErr w:type="spellStart"/>
-      <w:r>
-        <w:t>contact@stockpicker.local</w:t>
-      </w:r>
-      <w:proofErr w:type="spellEnd"/>
-      <w:r>
-        <w:t>'}</w:t>
-      </w:r>
-    </w:p>
-    <w:p>
-      <w:r>
-        <w:t>)</w:t>
-      </w:r>
-    </w:p>
-    <w:p>
-      <w:r>
-        <w:t xml:space="preserve">data = </w:t>
-      </w:r>
-      <w:proofErr w:type="spellStart"/>
-      <w:r>
-        <w:t>r.json</w:t>
-      </w:r>
-      <w:proofErr w:type="spellEnd"/>
-      <w:r>
-        <w:t>()</w:t>
-      </w:r>
-    </w:p>
-    <w:p>
-      <w:r>
-        <w:t>print(</w:t>
-      </w:r>
-      <w:proofErr w:type="spellStart"/>
-      <w:r>
-        <w:t>f'Name</w:t>
-      </w:r>
-      <w:proofErr w:type="spellEnd"/>
-      <w:r>
-        <w:t>: {data[\"name\"]}')</w:t>
-      </w:r>
-    </w:p>
-    <w:p/>
-    <w:p>
-      <w:r>
-        <w:t># Show recent 13F filings</w:t>
-      </w:r>
-    </w:p>
-    <w:p>
-      <w:r>
-        <w:t>forms = data['filings']['recent']['form']</w:t>
-      </w:r>
-    </w:p>
-    <w:p>
-      <w:r>
-        <w:t>dates = data['filings']['recent']['</w:t>
-      </w:r>
-      <w:proofErr w:type="spellStart"/>
-      <w:r>
-        <w:t>filingDate</w:t>
-      </w:r>
-      <w:proofErr w:type="spellEnd"/>
-      <w:r>
-        <w:t>']</w:t>
-      </w:r>
-    </w:p>
-    <w:p>
-      <w:r>
-        <w:t>accessions = data['filings']['recent']['</w:t>
-      </w:r>
-      <w:proofErr w:type="spellStart"/>
-      <w:r>
-        <w:t>accessionNumber</w:t>
-      </w:r>
-      <w:proofErr w:type="spellEnd"/>
-      <w:r>
-        <w:t>']</w:t>
-      </w:r>
-    </w:p>
-    <w:p/>
-    <w:p>
-      <w:r>
-        <w:t>print('Recent 13F filings:')</w:t>
-      </w:r>
-    </w:p>
-    <w:p>
-      <w:r>
-        <w:t xml:space="preserve">for </w:t>
-      </w:r>
-      <w:proofErr w:type="spellStart"/>
-      <w:r>
-        <w:t>i</w:t>
-      </w:r>
-      <w:proofErr w:type="spellEnd"/>
-      <w:r>
-        <w:t xml:space="preserve">, (form, date, </w:t>
-      </w:r>
-      <w:proofErr w:type="spellStart"/>
-      <w:r>
-        <w:t>acc</w:t>
-      </w:r>
-      <w:proofErr w:type="spellEnd"/>
-      <w:r>
-        <w:t>) in enumerate(zip(forms, dates, accessions)):</w:t>
-      </w:r>
-    </w:p>
-    <w:p>
-      <w:r>
-        <w:t xml:space="preserve">    if '13F' in form:</w:t>
-      </w:r>
-    </w:p>
-    <w:p>
-      <w:r>
-        <w:t xml:space="preserve">        print(f'  {date}  {form}  {</w:t>
-      </w:r>
-      <w:proofErr w:type="spellStart"/>
-      <w:r>
-        <w:t>acc</w:t>
-      </w:r>
-      <w:proofErr w:type="spellEnd"/>
-      <w:r>
-        <w:t>}')</w:t>
-      </w:r>
-    </w:p>
-    <w:p>
-      <w:r>
-        <w:t xml:space="preserve">        if </w:t>
-      </w:r>
-      <w:proofErr w:type="spellStart"/>
-      <w:r>
-        <w:t>i</w:t>
-      </w:r>
-      <w:proofErr w:type="spellEnd"/>
-      <w:r>
-        <w:t xml:space="preserve"> &gt; 20:</w:t>
-      </w:r>
-    </w:p>
-    <w:p>
-      <w:r>
-        <w:lastRenderedPageBreak/>
-        <w:t xml:space="preserve">            break</w:t>
-      </w:r>
-    </w:p>
-    <w:p>
-      <w:r>
-        <w:t>"</w:t>
-      </w:r>
-    </w:p>
-    <w:p>
-      <w:r>
-        <w:t>If EDGAR returns the correct fund name and shows recent 13F filings, the CIK is right and the parsing code has a bug. If EDGAR returns the wrong entity, the CIK needs correcting.</w:t>
-      </w:r>
-    </w:p>
-    <w:p>
-      <w:r>
-        <w:pict w14:anchorId="69891C7D">
-          <v:rect id="_x0000_i1045" style="width:0;height:1.5pt" o:hralign="center" o:hrstd="t" o:hr="t" fillcolor="#a0a0a0" stroked="f"/>
-        </w:pict>
-      </w:r>
-    </w:p>
-    <w:p>
       <w:r>
         <w:rPr>
           <w:b/>
           <w:bCs/>
         </w:rPr>
-        <w:t>On the full 5-year history</w:t>
+        <w:t>/1_Stock_Picker_handoff.md and continue from the next sub-task."</w:t>
+      </w:r>
+    </w:p>
+    <w:p/>
+    <w:p/>
+    <w:p/>
+    <w:p>
+      <w:r>
+        <w:t>The conversation history lives at:</w:t>
       </w:r>
     </w:p>
     <w:p>
       <w:r>
-        <w:t xml:space="preserve">Start this running tonight or when you are not actively developing, because it takes hours and the </w:t>
-      </w:r>
-      <w:proofErr w:type="spellStart"/>
-      <w:r>
-        <w:t>OpenFIGI</w:t>
-      </w:r>
-      <w:proofErr w:type="spellEnd"/>
-      <w:r>
-        <w:t xml:space="preserve"> rate limit means it may spread across 2-3 days. You can let it run in the background while you build Steps 1.3 through 2.2 — it writes to the same database and does not interfere with any other step.</w:t>
+        <w:t>C:\Users\sugit\.claude\projects\c--Users-sugit-Documents-Claude--Stock-agent\</w:t>
       </w:r>
     </w:p>
     <w:p>
       <w:r>
-        <w:t>bash</w:t>
+        <w:t>Each session is a .</w:t>
+      </w:r>
+      <w:proofErr w:type="spellStart"/>
+      <w:r>
+        <w:t>jsonl</w:t>
+      </w:r>
+      <w:proofErr w:type="spellEnd"/>
+      <w:r>
+        <w:t xml:space="preserve"> file. They persist across VS Code restarts, reboots, and updates.</w:t>
       </w:r>
     </w:p>
     <w:p>
       <w:r>
-        <w:t>python3 -c "</w:t>
+        <w:br/>
       </w:r>
     </w:p>
-    <w:p>
-      <w:r>
-        <w:t xml:space="preserve">from </w:t>
-      </w:r>
-      <w:proofErr w:type="spellStart"/>
-      <w:r>
-        <w:t>src.database.db</w:t>
-      </w:r>
-      <w:proofErr w:type="spellEnd"/>
-      <w:r>
-        <w:t xml:space="preserve"> import </w:t>
-      </w:r>
-      <w:proofErr w:type="spellStart"/>
-      <w:r>
-        <w:t>get_connection</w:t>
-      </w:r>
-      <w:proofErr w:type="spellEnd"/>
-    </w:p>
-    <w:p>
-      <w:r>
-        <w:t xml:space="preserve">from src.layer_minus1.twos_calculator import </w:t>
-      </w:r>
-      <w:proofErr w:type="spellStart"/>
-      <w:r>
-        <w:t>run_quarterly_update</w:t>
-      </w:r>
-      <w:proofErr w:type="spellEnd"/>
-    </w:p>
-    <w:p>
-      <w:r>
-        <w:t>from datetime import date</w:t>
-      </w:r>
-    </w:p>
-    <w:p/>
-    <w:p>
-      <w:r>
-        <w:t xml:space="preserve">conn = </w:t>
-      </w:r>
-      <w:proofErr w:type="spellStart"/>
-      <w:r>
-        <w:t>get_connection</w:t>
-      </w:r>
-      <w:proofErr w:type="spellEnd"/>
-      <w:r>
-        <w:t>()</w:t>
-      </w:r>
-    </w:p>
-    <w:p/>
-    <w:p>
-      <w:proofErr w:type="spellStart"/>
-      <w:r>
-        <w:t>run_quarterly_update</w:t>
-      </w:r>
-      <w:proofErr w:type="spellEnd"/>
-      <w:r>
-        <w:t>(</w:t>
-      </w:r>
-    </w:p>
-    <w:p>
-      <w:r>
-        <w:t xml:space="preserve">    </w:t>
-      </w:r>
-      <w:proofErr w:type="spellStart"/>
-      <w:r>
-        <w:t>run_date</w:t>
-      </w:r>
-      <w:proofErr w:type="spellEnd"/>
-      <w:r>
-        <w:t>=</w:t>
-      </w:r>
-      <w:proofErr w:type="spellStart"/>
-      <w:r>
-        <w:t>date.today</w:t>
-      </w:r>
-      <w:proofErr w:type="spellEnd"/>
-      <w:r>
-        <w:t>().</w:t>
-      </w:r>
-      <w:proofErr w:type="spellStart"/>
-      <w:r>
-        <w:t>isoformat</w:t>
-      </w:r>
-      <w:proofErr w:type="spellEnd"/>
-      <w:r>
-        <w:t>(),</w:t>
-      </w:r>
-    </w:p>
-    <w:p>
-      <w:r>
-        <w:t xml:space="preserve">    conn=conn,</w:t>
-      </w:r>
-    </w:p>
-    <w:p>
-      <w:r>
-        <w:t xml:space="preserve">    </w:t>
-      </w:r>
-      <w:proofErr w:type="spellStart"/>
-      <w:r>
-        <w:t>from_date</w:t>
-      </w:r>
-      <w:proofErr w:type="spellEnd"/>
-      <w:r>
-        <w:t>='2020-01-01',</w:t>
-      </w:r>
-    </w:p>
-    <w:p>
-      <w:r>
-        <w:t xml:space="preserve">    </w:t>
-      </w:r>
-      <w:proofErr w:type="spellStart"/>
-      <w:r>
-        <w:t>to_date</w:t>
-      </w:r>
-      <w:proofErr w:type="spellEnd"/>
-      <w:r>
-        <w:t>=</w:t>
-      </w:r>
-      <w:proofErr w:type="spellStart"/>
-      <w:r>
-        <w:t>date.today</w:t>
-      </w:r>
-      <w:proofErr w:type="spellEnd"/>
-      <w:r>
-        <w:t>().</w:t>
-      </w:r>
-      <w:proofErr w:type="spellStart"/>
-      <w:r>
-        <w:t>isoformat</w:t>
-      </w:r>
-      <w:proofErr w:type="spellEnd"/>
-      <w:r>
-        <w:t>()</w:t>
-      </w:r>
-    </w:p>
-    <w:p>
-      <w:r>
-        <w:t>)</w:t>
-      </w:r>
-    </w:p>
-    <w:p/>
-    <w:p>
-      <w:proofErr w:type="spellStart"/>
-      <w:r>
-        <w:t>conn.close</w:t>
-      </w:r>
-      <w:proofErr w:type="spellEnd"/>
-      <w:r>
-        <w:t>()</w:t>
-      </w:r>
-    </w:p>
-    <w:p>
-      <w:r>
-        <w:t>print('Full 5-year history complete')</w:t>
-      </w:r>
-    </w:p>
-    <w:p>
-      <w:r>
-        <w:t>" &amp;   # the &amp; runs it in the background on Mac/Linux</w:t>
-      </w:r>
-    </w:p>
-    <w:p>
-      <w:r>
-        <w:t xml:space="preserve">      # on Windows: start a separate terminal and run without &amp;</w:t>
-      </w:r>
-    </w:p>
-    <w:p>
-      <w:r>
-        <w:t>The 3-quarter data already in the database will not be duplicated — the parser checks filing dates before inserting and skips filings already stored.</w:t>
-      </w:r>
-    </w:p>
-    <w:p>
-      <w:r>
-        <w:t>Once the 3-quarter verification looks correct, proceed to Step 1.3.</w:t>
-      </w:r>
-    </w:p>
-    <w:p/>
     <w:sectPr>
       <w:pgSz w:w="11906" w:h="16838"/>
       <w:pgMar w:top="1440" w:right="1440" w:bottom="1440" w:left="1440" w:header="708" w:footer="708" w:gutter="0"/>
@@ -1825,6 +468,268 @@
     </w:lvl>
   </w:abstractNum>
   <w:abstractNum w:abstractNumId="2" w15:restartNumberingAfterBreak="0">
+    <w:nsid w:val="31F8453E"/>
+    <w:multiLevelType w:val="hybridMultilevel"/>
+    <w:tmpl w:val="3516E96E"/>
+    <w:lvl w:ilvl="0" w:tplc="08090001">
+      <w:start w:val="1"/>
+      <w:numFmt w:val="bullet"/>
+      <w:lvlText w:val=""/>
+      <w:lvlJc w:val="left"/>
+      <w:pPr>
+        <w:ind w:left="720" w:hanging="360"/>
+      </w:pPr>
+      <w:rPr>
+        <w:rFonts w:ascii="Symbol" w:hAnsi="Symbol" w:hint="default"/>
+      </w:rPr>
+    </w:lvl>
+    <w:lvl w:ilvl="1" w:tplc="08090003" w:tentative="1">
+      <w:start w:val="1"/>
+      <w:numFmt w:val="bullet"/>
+      <w:lvlText w:val="o"/>
+      <w:lvlJc w:val="left"/>
+      <w:pPr>
+        <w:ind w:left="1440" w:hanging="360"/>
+      </w:pPr>
+      <w:rPr>
+        <w:rFonts w:ascii="Courier New" w:hAnsi="Courier New" w:cs="Courier New" w:hint="default"/>
+      </w:rPr>
+    </w:lvl>
+    <w:lvl w:ilvl="2" w:tplc="08090005" w:tentative="1">
+      <w:start w:val="1"/>
+      <w:numFmt w:val="bullet"/>
+      <w:lvlText w:val=""/>
+      <w:lvlJc w:val="left"/>
+      <w:pPr>
+        <w:ind w:left="2160" w:hanging="360"/>
+      </w:pPr>
+      <w:rPr>
+        <w:rFonts w:ascii="Wingdings" w:hAnsi="Wingdings" w:hint="default"/>
+      </w:rPr>
+    </w:lvl>
+    <w:lvl w:ilvl="3" w:tplc="08090001" w:tentative="1">
+      <w:start w:val="1"/>
+      <w:numFmt w:val="bullet"/>
+      <w:lvlText w:val=""/>
+      <w:lvlJc w:val="left"/>
+      <w:pPr>
+        <w:ind w:left="2880" w:hanging="360"/>
+      </w:pPr>
+      <w:rPr>
+        <w:rFonts w:ascii="Symbol" w:hAnsi="Symbol" w:hint="default"/>
+      </w:rPr>
+    </w:lvl>
+    <w:lvl w:ilvl="4" w:tplc="08090003" w:tentative="1">
+      <w:start w:val="1"/>
+      <w:numFmt w:val="bullet"/>
+      <w:lvlText w:val="o"/>
+      <w:lvlJc w:val="left"/>
+      <w:pPr>
+        <w:ind w:left="3600" w:hanging="360"/>
+      </w:pPr>
+      <w:rPr>
+        <w:rFonts w:ascii="Courier New" w:hAnsi="Courier New" w:cs="Courier New" w:hint="default"/>
+      </w:rPr>
+    </w:lvl>
+    <w:lvl w:ilvl="5" w:tplc="08090005" w:tentative="1">
+      <w:start w:val="1"/>
+      <w:numFmt w:val="bullet"/>
+      <w:lvlText w:val=""/>
+      <w:lvlJc w:val="left"/>
+      <w:pPr>
+        <w:ind w:left="4320" w:hanging="360"/>
+      </w:pPr>
+      <w:rPr>
+        <w:rFonts w:ascii="Wingdings" w:hAnsi="Wingdings" w:hint="default"/>
+      </w:rPr>
+    </w:lvl>
+    <w:lvl w:ilvl="6" w:tplc="08090001" w:tentative="1">
+      <w:start w:val="1"/>
+      <w:numFmt w:val="bullet"/>
+      <w:lvlText w:val=""/>
+      <w:lvlJc w:val="left"/>
+      <w:pPr>
+        <w:ind w:left="5040" w:hanging="360"/>
+      </w:pPr>
+      <w:rPr>
+        <w:rFonts w:ascii="Symbol" w:hAnsi="Symbol" w:hint="default"/>
+      </w:rPr>
+    </w:lvl>
+    <w:lvl w:ilvl="7" w:tplc="08090003" w:tentative="1">
+      <w:start w:val="1"/>
+      <w:numFmt w:val="bullet"/>
+      <w:lvlText w:val="o"/>
+      <w:lvlJc w:val="left"/>
+      <w:pPr>
+        <w:ind w:left="5760" w:hanging="360"/>
+      </w:pPr>
+      <w:rPr>
+        <w:rFonts w:ascii="Courier New" w:hAnsi="Courier New" w:cs="Courier New" w:hint="default"/>
+      </w:rPr>
+    </w:lvl>
+    <w:lvl w:ilvl="8" w:tplc="08090005" w:tentative="1">
+      <w:start w:val="1"/>
+      <w:numFmt w:val="bullet"/>
+      <w:lvlText w:val=""/>
+      <w:lvlJc w:val="left"/>
+      <w:pPr>
+        <w:ind w:left="6480" w:hanging="360"/>
+      </w:pPr>
+      <w:rPr>
+        <w:rFonts w:ascii="Wingdings" w:hAnsi="Wingdings" w:hint="default"/>
+      </w:rPr>
+    </w:lvl>
+  </w:abstractNum>
+  <w:abstractNum w:abstractNumId="3" w15:restartNumberingAfterBreak="0">
+    <w:nsid w:val="60D76AF6"/>
+    <w:multiLevelType w:val="multilevel"/>
+    <w:tmpl w:val="3F1EEE20"/>
+    <w:lvl w:ilvl="0">
+      <w:start w:val="1"/>
+      <w:numFmt w:val="bullet"/>
+      <w:lvlText w:val=""/>
+      <w:lvlJc w:val="left"/>
+      <w:pPr>
+        <w:tabs>
+          <w:tab w:val="num" w:pos="720"/>
+        </w:tabs>
+        <w:ind w:left="720" w:hanging="360"/>
+      </w:pPr>
+      <w:rPr>
+        <w:rFonts w:ascii="Symbol" w:hAnsi="Symbol" w:hint="default"/>
+        <w:sz w:val="20"/>
+      </w:rPr>
+    </w:lvl>
+    <w:lvl w:ilvl="1" w:tentative="1">
+      <w:start w:val="1"/>
+      <w:numFmt w:val="bullet"/>
+      <w:lvlText w:val="o"/>
+      <w:lvlJc w:val="left"/>
+      <w:pPr>
+        <w:tabs>
+          <w:tab w:val="num" w:pos="1440"/>
+        </w:tabs>
+        <w:ind w:left="1440" w:hanging="360"/>
+      </w:pPr>
+      <w:rPr>
+        <w:rFonts w:ascii="Courier New" w:hAnsi="Courier New" w:hint="default"/>
+        <w:sz w:val="20"/>
+      </w:rPr>
+    </w:lvl>
+    <w:lvl w:ilvl="2" w:tentative="1">
+      <w:start w:val="1"/>
+      <w:numFmt w:val="bullet"/>
+      <w:lvlText w:val=""/>
+      <w:lvlJc w:val="left"/>
+      <w:pPr>
+        <w:tabs>
+          <w:tab w:val="num" w:pos="2160"/>
+        </w:tabs>
+        <w:ind w:left="2160" w:hanging="360"/>
+      </w:pPr>
+      <w:rPr>
+        <w:rFonts w:ascii="Wingdings" w:hAnsi="Wingdings" w:hint="default"/>
+        <w:sz w:val="20"/>
+      </w:rPr>
+    </w:lvl>
+    <w:lvl w:ilvl="3" w:tentative="1">
+      <w:start w:val="1"/>
+      <w:numFmt w:val="bullet"/>
+      <w:lvlText w:val=""/>
+      <w:lvlJc w:val="left"/>
+      <w:pPr>
+        <w:tabs>
+          <w:tab w:val="num" w:pos="2880"/>
+        </w:tabs>
+        <w:ind w:left="2880" w:hanging="360"/>
+      </w:pPr>
+      <w:rPr>
+        <w:rFonts w:ascii="Wingdings" w:hAnsi="Wingdings" w:hint="default"/>
+        <w:sz w:val="20"/>
+      </w:rPr>
+    </w:lvl>
+    <w:lvl w:ilvl="4" w:tentative="1">
+      <w:start w:val="1"/>
+      <w:numFmt w:val="bullet"/>
+      <w:lvlText w:val=""/>
+      <w:lvlJc w:val="left"/>
+      <w:pPr>
+        <w:tabs>
+          <w:tab w:val="num" w:pos="3600"/>
+        </w:tabs>
+        <w:ind w:left="3600" w:hanging="360"/>
+      </w:pPr>
+      <w:rPr>
+        <w:rFonts w:ascii="Wingdings" w:hAnsi="Wingdings" w:hint="default"/>
+        <w:sz w:val="20"/>
+      </w:rPr>
+    </w:lvl>
+    <w:lvl w:ilvl="5" w:tentative="1">
+      <w:start w:val="1"/>
+      <w:numFmt w:val="bullet"/>
+      <w:lvlText w:val=""/>
+      <w:lvlJc w:val="left"/>
+      <w:pPr>
+        <w:tabs>
+          <w:tab w:val="num" w:pos="4320"/>
+        </w:tabs>
+        <w:ind w:left="4320" w:hanging="360"/>
+      </w:pPr>
+      <w:rPr>
+        <w:rFonts w:ascii="Wingdings" w:hAnsi="Wingdings" w:hint="default"/>
+        <w:sz w:val="20"/>
+      </w:rPr>
+    </w:lvl>
+    <w:lvl w:ilvl="6" w:tentative="1">
+      <w:start w:val="1"/>
+      <w:numFmt w:val="bullet"/>
+      <w:lvlText w:val=""/>
+      <w:lvlJc w:val="left"/>
+      <w:pPr>
+        <w:tabs>
+          <w:tab w:val="num" w:pos="5040"/>
+        </w:tabs>
+        <w:ind w:left="5040" w:hanging="360"/>
+      </w:pPr>
+      <w:rPr>
+        <w:rFonts w:ascii="Wingdings" w:hAnsi="Wingdings" w:hint="default"/>
+        <w:sz w:val="20"/>
+      </w:rPr>
+    </w:lvl>
+    <w:lvl w:ilvl="7" w:tentative="1">
+      <w:start w:val="1"/>
+      <w:numFmt w:val="bullet"/>
+      <w:lvlText w:val=""/>
+      <w:lvlJc w:val="left"/>
+      <w:pPr>
+        <w:tabs>
+          <w:tab w:val="num" w:pos="5760"/>
+        </w:tabs>
+        <w:ind w:left="5760" w:hanging="360"/>
+      </w:pPr>
+      <w:rPr>
+        <w:rFonts w:ascii="Wingdings" w:hAnsi="Wingdings" w:hint="default"/>
+        <w:sz w:val="20"/>
+      </w:rPr>
+    </w:lvl>
+    <w:lvl w:ilvl="8" w:tentative="1">
+      <w:start w:val="1"/>
+      <w:numFmt w:val="bullet"/>
+      <w:lvlText w:val=""/>
+      <w:lvlJc w:val="left"/>
+      <w:pPr>
+        <w:tabs>
+          <w:tab w:val="num" w:pos="6480"/>
+        </w:tabs>
+        <w:ind w:left="6480" w:hanging="360"/>
+      </w:pPr>
+      <w:rPr>
+        <w:rFonts w:ascii="Wingdings" w:hAnsi="Wingdings" w:hint="default"/>
+        <w:sz w:val="20"/>
+      </w:rPr>
+    </w:lvl>
+  </w:abstractNum>
+  <w:abstractNum w:abstractNumId="4" w15:restartNumberingAfterBreak="0">
     <w:nsid w:val="6C9859A5"/>
     <w:multiLevelType w:val="multilevel"/>
     <w:tmpl w:val="94AAA612"/>
@@ -1980,6 +885,12 @@
     <w:abstractNumId w:val="0"/>
   </w:num>
   <w:num w:numId="3" w16cid:durableId="1403064785">
+    <w:abstractNumId w:val="4"/>
+  </w:num>
+  <w:num w:numId="4" w16cid:durableId="1832483084">
+    <w:abstractNumId w:val="3"/>
+  </w:num>
+  <w:num w:numId="5" w16cid:durableId="293609434">
     <w:abstractNumId w:val="2"/>
   </w:num>
 </w:numbering>

--- a/to_do.docx
+++ b/to_do.docx
@@ -28,7 +28,24 @@
       </w:r>
       <w:proofErr w:type="spellEnd"/>
       <w:r>
-        <w:t xml:space="preserve">/1_Stock_Picker_handoff.md covering what we did until now (step </w:t>
+        <w:t>/</w:t>
+      </w:r>
+      <w:r>
+        <w:rPr>
+          <w:b/>
+          <w:bCs/>
+        </w:rPr>
+        <w:t>2_Funds_parser</w:t>
+      </w:r>
+      <w:r>
+        <w:rPr>
+          <w:b/>
+          <w:bCs/>
+        </w:rPr>
+        <w:t>_</w:t>
+      </w:r>
+      <w:r>
+        <w:t xml:space="preserve">handoff.md covering what we did until now (step </w:t>
       </w:r>
       <w:r>
         <w:t xml:space="preserve">XXX </w:t>
@@ -48,7 +65,24 @@
       </w:r>
       <w:proofErr w:type="spellEnd"/>
       <w:r>
-        <w:t xml:space="preserve">/1_Stock_Picker_handoff.md and continue the step </w:t>
+        <w:t>/</w:t>
+      </w:r>
+      <w:r>
+        <w:rPr>
+          <w:b/>
+          <w:bCs/>
+        </w:rPr>
+        <w:t>2_Funds_parser</w:t>
+      </w:r>
+      <w:r>
+        <w:rPr>
+          <w:b/>
+          <w:bCs/>
+        </w:rPr>
+        <w:t>_</w:t>
+      </w:r>
+      <w:r>
+        <w:t xml:space="preserve">handoff.md and continue the step </w:t>
       </w:r>
       <w:r>
         <w:t>YYY</w:t>
@@ -123,7 +157,21 @@
           <w:b/>
           <w:bCs/>
         </w:rPr>
-        <w:t>/1_Stock_Picker_handoff.md and continue from the next sub-task."</w:t>
+        <w:t>/</w:t>
+      </w:r>
+      <w:r>
+        <w:rPr>
+          <w:b/>
+          <w:bCs/>
+        </w:rPr>
+        <w:t>2_Funds_parser</w:t>
+      </w:r>
+      <w:r>
+        <w:rPr>
+          <w:b/>
+          <w:bCs/>
+        </w:rPr>
+        <w:t>_handoff.md and continue from the next sub-task."</w:t>
       </w:r>
     </w:p>
     <w:p/>
@@ -1499,6 +1547,7 @@
   <w:style w:type="character" w:default="1" w:styleId="DefaultParagraphFont">
     <w:name w:val="Default Paragraph Font"/>
     <w:uiPriority w:val="1"/>
+    <w:semiHidden/>
     <w:unhideWhenUsed/>
   </w:style>
   <w:style w:type="table" w:default="1" w:styleId="TableNormal">

--- a/to_do.docx
+++ b/to_do.docx
@@ -2,6 +2,58 @@
 <file path=word/document.xml><?xml version="1.0" encoding="utf-8"?>
 <w:document xmlns:wpc="http://schemas.microsoft.com/office/word/2010/wordprocessingCanvas" xmlns:cx="http://schemas.microsoft.com/office/drawing/2014/chartex" xmlns:cx1="http://schemas.microsoft.com/office/drawing/2015/9/8/chartex" xmlns:cx2="http://schemas.microsoft.com/office/drawing/2015/10/21/chartex" xmlns:cx3="http://schemas.microsoft.com/office/drawing/2016/5/9/chartex" xmlns:cx4="http://schemas.microsoft.com/office/drawing/2016/5/10/chartex" xmlns:cx5="http://schemas.microsoft.com/office/drawing/2016/5/11/chartex" xmlns:cx6="http://schemas.microsoft.com/office/drawing/2016/5/12/chartex" xmlns:cx7="http://schemas.microsoft.com/office/drawing/2016/5/13/chartex" xmlns:cx8="http://schemas.microsoft.com/office/drawing/2016/5/14/chartex" xmlns:mc="http://schemas.openxmlformats.org/markup-compatibility/2006" xmlns:aink="http://schemas.microsoft.com/office/drawing/2016/ink" xmlns:am3d="http://schemas.microsoft.com/office/drawing/2017/model3d" xmlns:o="urn:schemas-microsoft-com:office:office" xmlns:oel="http://schemas.microsoft.com/office/2019/extlst" xmlns:r="http://schemas.openxmlformats.org/officeDocument/2006/relationships" xmlns:m="http://schemas.openxmlformats.org/officeDocument/2006/math" xmlns:v="urn:schemas-microsoft-com:vml" xmlns:wp14="http://schemas.microsoft.com/office/word/2010/wordprocessingDrawing" xmlns:wp="http://schemas.openxmlformats.org/drawingml/2006/wordprocessingDrawing" xmlns:w10="urn:schemas-microsoft-com:office:word" xmlns:w="http://schemas.openxmlformats.org/wordprocessingml/2006/main" xmlns:w14="http://schemas.microsoft.com/office/word/2010/wordml" xmlns:w15="http://schemas.microsoft.com/office/word/2012/wordml" xmlns:w16cex="http://schemas.microsoft.com/office/word/2018/wordml/cex" xmlns:w16cid="http://schemas.microsoft.com/office/word/2016/wordml/cid" xmlns:w16="http://schemas.microsoft.com/office/word/2018/wordml" xmlns:w16du="http://schemas.microsoft.com/office/word/2023/wordml/word16du" xmlns:w16sdtdh="http://schemas.microsoft.com/office/word/2020/wordml/sdtdatahash" xmlns:w16sdtfl="http://schemas.microsoft.com/office/word/2024/wordml/sdtformatlock" xmlns:w16se="http://schemas.microsoft.com/office/word/2015/wordml/symex" xmlns:wpg="http://schemas.microsoft.com/office/word/2010/wordprocessingGroup" xmlns:wpi="http://schemas.microsoft.com/office/word/2010/wordprocessingInk" xmlns:wne="http://schemas.microsoft.com/office/word/2006/wordml" xmlns:wps="http://schemas.microsoft.com/office/word/2010/wordprocessingShape" mc:Ignorable="w14 w15 w16se w16cid w16 w16cex w16sdtdh w16sdtfl w16du wp14">
   <w:body>
+    <w:p>
+      <w:pPr>
+        <w:ind w:left="720" w:hanging="360"/>
+      </w:pPr>
+    </w:p>
+    <w:p>
+      <w:pPr>
+        <w:pStyle w:val="ListParagraph"/>
+        <w:numPr>
+          <w:ilvl w:val="0"/>
+          <w:numId w:val="6"/>
+        </w:numPr>
+        <w:rPr>
+          <w:highlight w:val="yellow"/>
+        </w:rPr>
+      </w:pPr>
+      <w:r>
+        <w:rPr>
+          <w:highlight w:val="yellow"/>
+        </w:rPr>
+        <w:t xml:space="preserve">Output of anthropic text in </w:t>
+      </w:r>
+      <w:proofErr w:type="spellStart"/>
+      <w:r>
+        <w:rPr>
+          <w:highlight w:val="yellow"/>
+        </w:rPr>
+        <w:t>sql</w:t>
+      </w:r>
+      <w:proofErr w:type="spellEnd"/>
+    </w:p>
+    <w:p>
+      <w:pPr>
+        <w:pStyle w:val="ListParagraph"/>
+        <w:numPr>
+          <w:ilvl w:val="0"/>
+          <w:numId w:val="6"/>
+        </w:numPr>
+        <w:rPr>
+          <w:highlight w:val="yellow"/>
+        </w:rPr>
+      </w:pPr>
+      <w:r>
+        <w:rPr>
+          <w:highlight w:val="yellow"/>
+        </w:rPr>
+        <w:t xml:space="preserve">Module 4c and re-run for industry = biotechnology </w:t>
+      </w:r>
+    </w:p>
+    <w:p/>
+    <w:p/>
+    <w:p/>
     <w:p>
       <w:r>
         <w:t>I will now close visual studio code and I want to restart this conversation from where we leave it now next time.</w:t>
@@ -926,6 +978,118 @@
       </w:rPr>
     </w:lvl>
   </w:abstractNum>
+  <w:abstractNum w:abstractNumId="5" w15:restartNumberingAfterBreak="0">
+    <w:nsid w:val="6F6119E4"/>
+    <w:multiLevelType w:val="hybridMultilevel"/>
+    <w:tmpl w:val="9D4AB154"/>
+    <w:lvl w:ilvl="0" w:tplc="1138D8DA">
+      <w:numFmt w:val="bullet"/>
+      <w:lvlText w:val="-"/>
+      <w:lvlJc w:val="left"/>
+      <w:pPr>
+        <w:ind w:left="720" w:hanging="360"/>
+      </w:pPr>
+      <w:rPr>
+        <w:rFonts w:ascii="Calibri" w:eastAsiaTheme="minorHAnsi" w:hAnsi="Calibri" w:cs="Calibri" w:hint="default"/>
+      </w:rPr>
+    </w:lvl>
+    <w:lvl w:ilvl="1" w:tplc="08090003" w:tentative="1">
+      <w:start w:val="1"/>
+      <w:numFmt w:val="bullet"/>
+      <w:lvlText w:val="o"/>
+      <w:lvlJc w:val="left"/>
+      <w:pPr>
+        <w:ind w:left="1440" w:hanging="360"/>
+      </w:pPr>
+      <w:rPr>
+        <w:rFonts w:ascii="Courier New" w:hAnsi="Courier New" w:cs="Courier New" w:hint="default"/>
+      </w:rPr>
+    </w:lvl>
+    <w:lvl w:ilvl="2" w:tplc="08090005" w:tentative="1">
+      <w:start w:val="1"/>
+      <w:numFmt w:val="bullet"/>
+      <w:lvlText w:val=""/>
+      <w:lvlJc w:val="left"/>
+      <w:pPr>
+        <w:ind w:left="2160" w:hanging="360"/>
+      </w:pPr>
+      <w:rPr>
+        <w:rFonts w:ascii="Wingdings" w:hAnsi="Wingdings" w:hint="default"/>
+      </w:rPr>
+    </w:lvl>
+    <w:lvl w:ilvl="3" w:tplc="08090001" w:tentative="1">
+      <w:start w:val="1"/>
+      <w:numFmt w:val="bullet"/>
+      <w:lvlText w:val=""/>
+      <w:lvlJc w:val="left"/>
+      <w:pPr>
+        <w:ind w:left="2880" w:hanging="360"/>
+      </w:pPr>
+      <w:rPr>
+        <w:rFonts w:ascii="Symbol" w:hAnsi="Symbol" w:hint="default"/>
+      </w:rPr>
+    </w:lvl>
+    <w:lvl w:ilvl="4" w:tplc="08090003" w:tentative="1">
+      <w:start w:val="1"/>
+      <w:numFmt w:val="bullet"/>
+      <w:lvlText w:val="o"/>
+      <w:lvlJc w:val="left"/>
+      <w:pPr>
+        <w:ind w:left="3600" w:hanging="360"/>
+      </w:pPr>
+      <w:rPr>
+        <w:rFonts w:ascii="Courier New" w:hAnsi="Courier New" w:cs="Courier New" w:hint="default"/>
+      </w:rPr>
+    </w:lvl>
+    <w:lvl w:ilvl="5" w:tplc="08090005" w:tentative="1">
+      <w:start w:val="1"/>
+      <w:numFmt w:val="bullet"/>
+      <w:lvlText w:val=""/>
+      <w:lvlJc w:val="left"/>
+      <w:pPr>
+        <w:ind w:left="4320" w:hanging="360"/>
+      </w:pPr>
+      <w:rPr>
+        <w:rFonts w:ascii="Wingdings" w:hAnsi="Wingdings" w:hint="default"/>
+      </w:rPr>
+    </w:lvl>
+    <w:lvl w:ilvl="6" w:tplc="08090001" w:tentative="1">
+      <w:start w:val="1"/>
+      <w:numFmt w:val="bullet"/>
+      <w:lvlText w:val=""/>
+      <w:lvlJc w:val="left"/>
+      <w:pPr>
+        <w:ind w:left="5040" w:hanging="360"/>
+      </w:pPr>
+      <w:rPr>
+        <w:rFonts w:ascii="Symbol" w:hAnsi="Symbol" w:hint="default"/>
+      </w:rPr>
+    </w:lvl>
+    <w:lvl w:ilvl="7" w:tplc="08090003" w:tentative="1">
+      <w:start w:val="1"/>
+      <w:numFmt w:val="bullet"/>
+      <w:lvlText w:val="o"/>
+      <w:lvlJc w:val="left"/>
+      <w:pPr>
+        <w:ind w:left="5760" w:hanging="360"/>
+      </w:pPr>
+      <w:rPr>
+        <w:rFonts w:ascii="Courier New" w:hAnsi="Courier New" w:cs="Courier New" w:hint="default"/>
+      </w:rPr>
+    </w:lvl>
+    <w:lvl w:ilvl="8" w:tplc="08090005" w:tentative="1">
+      <w:start w:val="1"/>
+      <w:numFmt w:val="bullet"/>
+      <w:lvlText w:val=""/>
+      <w:lvlJc w:val="left"/>
+      <w:pPr>
+        <w:ind w:left="6480" w:hanging="360"/>
+      </w:pPr>
+      <w:rPr>
+        <w:rFonts w:ascii="Wingdings" w:hAnsi="Wingdings" w:hint="default"/>
+      </w:rPr>
+    </w:lvl>
+  </w:abstractNum>
   <w:num w:numId="1" w16cid:durableId="1378891532">
     <w:abstractNumId w:val="1"/>
   </w:num>
@@ -940,6 +1104,9 @@
   </w:num>
   <w:num w:numId="5" w16cid:durableId="293609434">
     <w:abstractNumId w:val="2"/>
+  </w:num>
+  <w:num w:numId="6" w16cid:durableId="1772041359">
+    <w:abstractNumId w:val="5"/>
   </w:num>
 </w:numbering>
 </file>

--- a/to_do.docx
+++ b/to_do.docx
@@ -22,16 +22,14 @@
         <w:rPr>
           <w:highlight w:val="yellow"/>
         </w:rPr>
-        <w:t xml:space="preserve">Output of anthropic text in </w:t>
-      </w:r>
-      <w:proofErr w:type="spellStart"/>
+        <w:t>Develop module 6b, finetunable ranges, UI in the html for the use to finetune the ranges, immediate update in the html (ranking, rows, etc.) if the user change the range</w:t>
+      </w:r>
       <w:r>
         <w:rPr>
           <w:highlight w:val="yellow"/>
         </w:rPr>
-        <w:t>sql</w:t>
-      </w:r>
-      <w:proofErr w:type="spellEnd"/>
+        <w:t>, reset for each range, reset for all ranges</w:t>
+      </w:r>
     </w:p>
     <w:p>
       <w:pPr>
@@ -48,7 +46,73 @@
         <w:rPr>
           <w:highlight w:val="yellow"/>
         </w:rPr>
-        <w:t xml:space="preserve">Module 4c and re-run for industry = biotechnology </w:t>
+        <w:t>Do I need to make module 7?</w:t>
+      </w:r>
+    </w:p>
+    <w:p>
+      <w:pPr>
+        <w:pStyle w:val="ListParagraph"/>
+        <w:numPr>
+          <w:ilvl w:val="0"/>
+          <w:numId w:val="6"/>
+        </w:numPr>
+        <w:rPr>
+          <w:highlight w:val="yellow"/>
+        </w:rPr>
+      </w:pPr>
+      <w:r>
+        <w:rPr>
+          <w:highlight w:val="yellow"/>
+        </w:rPr>
+        <w:t>Module 4c</w:t>
+      </w:r>
+      <w:r>
+        <w:rPr>
+          <w:highlight w:val="yellow"/>
+        </w:rPr>
+        <w:t xml:space="preserve"> has not been completed, correct? Complete module 4c</w:t>
+      </w:r>
+    </w:p>
+    <w:p>
+      <w:pPr>
+        <w:pStyle w:val="ListParagraph"/>
+        <w:numPr>
+          <w:ilvl w:val="0"/>
+          <w:numId w:val="6"/>
+        </w:numPr>
+        <w:rPr>
+          <w:highlight w:val="yellow"/>
+        </w:rPr>
+      </w:pPr>
+      <w:r>
+        <w:rPr>
+          <w:highlight w:val="yellow"/>
+        </w:rPr>
+        <w:t>R</w:t>
+      </w:r>
+      <w:r>
+        <w:rPr>
+          <w:highlight w:val="yellow"/>
+        </w:rPr>
+        <w:t>un</w:t>
+      </w:r>
+      <w:r>
+        <w:rPr>
+          <w:highlight w:val="yellow"/>
+        </w:rPr>
+        <w:t xml:space="preserve"> the pipeline for selected tickers in</w:t>
+      </w:r>
+      <w:r>
+        <w:rPr>
+          <w:highlight w:val="yellow"/>
+        </w:rPr>
+        <w:t xml:space="preserve"> for industry = biotechnology</w:t>
+      </w:r>
+      <w:r>
+        <w:rPr>
+          <w:highlight w:val="yellow"/>
+        </w:rPr>
+        <w:t xml:space="preserve"> (remove the tickers not wanted: xx, yy, zzz, …) .</w:t>
       </w:r>
     </w:p>
     <w:p/>
@@ -72,15 +136,7 @@
         </w:numPr>
       </w:pPr>
       <w:r>
-        <w:t>Write a handoff brief to .</w:t>
-      </w:r>
-      <w:proofErr w:type="spellStart"/>
-      <w:r>
-        <w:t>claude</w:t>
-      </w:r>
-      <w:proofErr w:type="spellEnd"/>
-      <w:r>
-        <w:t>/</w:t>
+        <w:t>Write a handoff brief to .claude/</w:t>
       </w:r>
       <w:r>
         <w:rPr>
@@ -109,15 +165,7 @@
         <w:t>YYY</w:t>
       </w:r>
       <w:r>
-        <w:t xml:space="preserve"> so I can start a new conversation, read the .</w:t>
-      </w:r>
-      <w:proofErr w:type="spellStart"/>
-      <w:r>
-        <w:t>claude</w:t>
-      </w:r>
-      <w:proofErr w:type="spellEnd"/>
-      <w:r>
-        <w:t>/</w:t>
+        <w:t xml:space="preserve"> so I can start a new conversation, read the .claude/</w:t>
       </w:r>
       <w:r>
         <w:rPr>
@@ -167,15 +215,7 @@
     </w:p>
     <w:p>
       <w:r>
-        <w:t>Open VS Code → open a terminal in _</w:t>
-      </w:r>
-      <w:proofErr w:type="spellStart"/>
-      <w:r>
-        <w:t>Stock_agent</w:t>
-      </w:r>
-      <w:proofErr w:type="spellEnd"/>
-      <w:r>
-        <w:t>/ (or wherever you normally launch Claude) → run one of:</w:t>
+        <w:t>Open VS Code → open a terminal in _Stock_agent/ (or wherever you normally launch Claude) → run one of:</w:t>
       </w:r>
     </w:p>
     <w:p>
@@ -193,23 +233,7 @@
           <w:b/>
           <w:bCs/>
         </w:rPr>
-        <w:t>"Read .</w:t>
-      </w:r>
-      <w:proofErr w:type="spellStart"/>
-      <w:r>
-        <w:rPr>
-          <w:b/>
-          <w:bCs/>
-        </w:rPr>
-        <w:t>claude</w:t>
-      </w:r>
-      <w:proofErr w:type="spellEnd"/>
-      <w:r>
-        <w:rPr>
-          <w:b/>
-          <w:bCs/>
-        </w:rPr>
-        <w:t>/</w:t>
+        <w:t>"Read .claude/</w:t>
       </w:r>
       <w:r>
         <w:rPr>
@@ -241,15 +265,7 @@
     </w:p>
     <w:p>
       <w:r>
-        <w:t>Each session is a .</w:t>
-      </w:r>
-      <w:proofErr w:type="spellStart"/>
-      <w:r>
-        <w:t>jsonl</w:t>
-      </w:r>
-      <w:proofErr w:type="spellEnd"/>
-      <w:r>
-        <w:t xml:space="preserve"> file. They persist across VS Code restarts, reboots, and updates.</w:t>
+        <w:t>Each session is a .jsonl file. They persist across VS Code restarts, reboots, and updates.</w:t>
       </w:r>
     </w:p>
     <w:p>

--- a/to_do.docx
+++ b/to_do.docx
@@ -22,7 +22,21 @@
         <w:rPr>
           <w:highlight w:val="yellow"/>
         </w:rPr>
-        <w:t>Develop module 6b, finetunable ranges, UI in the html for the use to finetune the ranges, immediate update in the html (ranking, rows, etc.) if the user change the range</w:t>
+        <w:t xml:space="preserve">Develop module 6b, </w:t>
+      </w:r>
+      <w:proofErr w:type="spellStart"/>
+      <w:r>
+        <w:rPr>
+          <w:highlight w:val="yellow"/>
+        </w:rPr>
+        <w:t>finetunable</w:t>
+      </w:r>
+      <w:proofErr w:type="spellEnd"/>
+      <w:r>
+        <w:rPr>
+          <w:highlight w:val="yellow"/>
+        </w:rPr>
+        <w:t xml:space="preserve"> ranges, UI in the html for the use to finetune the ranges, immediate update in the html (ranking, rows, etc.) if the user change the range</w:t>
       </w:r>
       <w:r>
         <w:rPr>
@@ -112,7 +126,194 @@
         <w:rPr>
           <w:highlight w:val="yellow"/>
         </w:rPr>
-        <w:t xml:space="preserve"> (remove the tickers not wanted: xx, yy, zzz, …) .</w:t>
+        <w:t xml:space="preserve"> (remove the tickers not wanted: xx, </w:t>
+      </w:r>
+      <w:proofErr w:type="spellStart"/>
+      <w:r>
+        <w:rPr>
+          <w:highlight w:val="yellow"/>
+        </w:rPr>
+        <w:t>yy</w:t>
+      </w:r>
+      <w:proofErr w:type="spellEnd"/>
+      <w:r>
+        <w:rPr>
+          <w:highlight w:val="yellow"/>
+        </w:rPr>
+        <w:t>, zzz, …) .</w:t>
+      </w:r>
+    </w:p>
+    <w:p/>
+    <w:p>
+      <w:r>
+        <w:t>I will now close visual studio code and I want to restart this conversation from where we leave it now next time.</w:t>
+      </w:r>
+      <w:r>
+        <w:t xml:space="preserve"> Prompt:</w:t>
+      </w:r>
+    </w:p>
+    <w:p/>
+    <w:p>
+      <w:pPr>
+        <w:pStyle w:val="ListParagraph"/>
+        <w:numPr>
+          <w:ilvl w:val="0"/>
+          <w:numId w:val="5"/>
+        </w:numPr>
+      </w:pPr>
+      <w:r>
+        <w:t>Write a handoff brief to .</w:t>
+      </w:r>
+      <w:proofErr w:type="spellStart"/>
+      <w:r>
+        <w:t>claude</w:t>
+      </w:r>
+      <w:proofErr w:type="spellEnd"/>
+      <w:r>
+        <w:t>/</w:t>
+      </w:r>
+      <w:r>
+        <w:rPr>
+          <w:b/>
+          <w:bCs/>
+        </w:rPr>
+        <w:t>2_Funds_parser</w:t>
+      </w:r>
+      <w:r>
+        <w:rPr>
+          <w:b/>
+          <w:bCs/>
+        </w:rPr>
+        <w:t>_</w:t>
+      </w:r>
+      <w:r>
+        <w:t xml:space="preserve">handoff.md covering what we did until now (step </w:t>
+      </w:r>
+      <w:r>
+        <w:t xml:space="preserve">XXX </w:t>
+      </w:r>
+      <w:r>
+        <w:t xml:space="preserve">completion) and what is pending, starting from next sub-task </w:t>
+      </w:r>
+      <w:r>
+        <w:t>YYY</w:t>
+      </w:r>
+      <w:r>
+        <w:t xml:space="preserve"> so I can start a new conversation, read the .</w:t>
+      </w:r>
+      <w:proofErr w:type="spellStart"/>
+      <w:r>
+        <w:t>claude</w:t>
+      </w:r>
+      <w:proofErr w:type="spellEnd"/>
+      <w:r>
+        <w:t>/</w:t>
+      </w:r>
+      <w:r>
+        <w:rPr>
+          <w:b/>
+          <w:bCs/>
+        </w:rPr>
+        <w:t>2_Funds_parser</w:t>
+      </w:r>
+      <w:r>
+        <w:rPr>
+          <w:b/>
+          <w:bCs/>
+        </w:rPr>
+        <w:t>_</w:t>
+      </w:r>
+      <w:r>
+        <w:t xml:space="preserve">handoff.md and continue the step </w:t>
+      </w:r>
+      <w:r>
+        <w:t>YYY</w:t>
+      </w:r>
+      <w:r>
+        <w:t>.</w:t>
+      </w:r>
+    </w:p>
+    <w:p/>
+    <w:p/>
+    <w:p>
+      <w:r>
+        <w:t>Claude Code auto-saves every conversation. You don't need to do anything manual.</w:t>
+      </w:r>
+    </w:p>
+    <w:p>
+      <w:pPr>
+        <w:rPr>
+          <w:b/>
+          <w:bCs/>
+        </w:rPr>
+      </w:pPr>
+      <w:r>
+        <w:rPr>
+          <w:b/>
+          <w:bCs/>
+        </w:rPr>
+        <w:t>How to resume next time</w:t>
+      </w:r>
+    </w:p>
+    <w:p>
+      <w:r>
+        <w:t>Open VS Code → open a terminal in _</w:t>
+      </w:r>
+      <w:proofErr w:type="spellStart"/>
+      <w:r>
+        <w:t>Stock_agent</w:t>
+      </w:r>
+      <w:proofErr w:type="spellEnd"/>
+      <w:r>
+        <w:t>/ (or wherever you normally launch Claude) → run one of:</w:t>
+      </w:r>
+    </w:p>
+    <w:p>
+      <w:pPr>
+        <w:numPr>
+          <w:ilvl w:val="0"/>
+          <w:numId w:val="4"/>
+        </w:numPr>
+      </w:pPr>
+      <w:r>
+        <w:t xml:space="preserve">To resume next time: open a new Claude conversation in this directory and say </w:t>
+      </w:r>
+      <w:r>
+        <w:rPr>
+          <w:b/>
+          <w:bCs/>
+        </w:rPr>
+        <w:t>"Read .</w:t>
+      </w:r>
+      <w:proofErr w:type="spellStart"/>
+      <w:r>
+        <w:rPr>
+          <w:b/>
+          <w:bCs/>
+        </w:rPr>
+        <w:t>claude</w:t>
+      </w:r>
+      <w:proofErr w:type="spellEnd"/>
+      <w:r>
+        <w:rPr>
+          <w:b/>
+          <w:bCs/>
+        </w:rPr>
+        <w:t>/</w:t>
+      </w:r>
+      <w:r>
+        <w:rPr>
+          <w:b/>
+          <w:bCs/>
+        </w:rPr>
+        <w:t>2_Funds_parser</w:t>
+      </w:r>
+      <w:r>
+        <w:rPr>
+          <w:b/>
+          <w:bCs/>
+        </w:rPr>
+        <w:t>_handoff.md and continue from the next sub-task."</w:t>
       </w:r>
     </w:p>
     <w:p/>
@@ -120,152 +321,25 @@
     <w:p/>
     <w:p>
       <w:r>
-        <w:t>I will now close visual studio code and I want to restart this conversation from where we leave it now next time.</w:t>
-      </w:r>
-      <w:r>
-        <w:t xml:space="preserve"> Prompt:</w:t>
-      </w:r>
-    </w:p>
-    <w:p/>
-    <w:p>
-      <w:pPr>
-        <w:pStyle w:val="ListParagraph"/>
-        <w:numPr>
-          <w:ilvl w:val="0"/>
-          <w:numId w:val="5"/>
-        </w:numPr>
-      </w:pPr>
-      <w:r>
-        <w:t>Write a handoff brief to .claude/</w:t>
-      </w:r>
-      <w:r>
-        <w:rPr>
-          <w:b/>
-          <w:bCs/>
-        </w:rPr>
-        <w:t>2_Funds_parser</w:t>
-      </w:r>
-      <w:r>
-        <w:rPr>
-          <w:b/>
-          <w:bCs/>
-        </w:rPr>
-        <w:t>_</w:t>
-      </w:r>
-      <w:r>
-        <w:t xml:space="preserve">handoff.md covering what we did until now (step </w:t>
-      </w:r>
-      <w:r>
-        <w:t xml:space="preserve">XXX </w:t>
-      </w:r>
-      <w:r>
-        <w:t xml:space="preserve">completion) and what is pending, starting from next sub-task </w:t>
-      </w:r>
-      <w:r>
-        <w:t>YYY</w:t>
-      </w:r>
-      <w:r>
-        <w:t xml:space="preserve"> so I can start a new conversation, read the .claude/</w:t>
-      </w:r>
-      <w:r>
-        <w:rPr>
-          <w:b/>
-          <w:bCs/>
-        </w:rPr>
-        <w:t>2_Funds_parser</w:t>
-      </w:r>
-      <w:r>
-        <w:rPr>
-          <w:b/>
-          <w:bCs/>
-        </w:rPr>
-        <w:t>_</w:t>
-      </w:r>
-      <w:r>
-        <w:t xml:space="preserve">handoff.md and continue the step </w:t>
-      </w:r>
-      <w:r>
-        <w:t>YYY</w:t>
-      </w:r>
-      <w:r>
-        <w:t>.</w:t>
-      </w:r>
-    </w:p>
-    <w:p/>
-    <w:p/>
-    <w:p>
-      <w:r>
-        <w:t>Claude Code auto-saves every conversation. You don't need to do anything manual.</w:t>
+        <w:t>The conversation history lives at:</w:t>
       </w:r>
     </w:p>
     <w:p>
-      <w:pPr>
-        <w:rPr>
-          <w:b/>
-          <w:bCs/>
-        </w:rPr>
-      </w:pPr>
-      <w:r>
-        <w:rPr>
-          <w:b/>
-          <w:bCs/>
-        </w:rPr>
-        <w:t>How to resume next time</w:t>
+      <w:r>
+        <w:t>C:\Users\sugit\.claude\projects\c--Users-sugit-Documents-Claude--Stock-agent\</w:t>
       </w:r>
     </w:p>
     <w:p>
       <w:r>
-        <w:t>Open VS Code → open a terminal in _Stock_agent/ (or wherever you normally launch Claude) → run one of:</w:t>
-      </w:r>
-    </w:p>
-    <w:p>
-      <w:pPr>
-        <w:numPr>
-          <w:ilvl w:val="0"/>
-          <w:numId w:val="4"/>
-        </w:numPr>
-      </w:pPr>
-      <w:r>
-        <w:t xml:space="preserve">To resume next time: open a new Claude conversation in this directory and say </w:t>
-      </w:r>
-      <w:r>
-        <w:rPr>
-          <w:b/>
-          <w:bCs/>
-        </w:rPr>
-        <w:t>"Read .claude/</w:t>
-      </w:r>
-      <w:r>
-        <w:rPr>
-          <w:b/>
-          <w:bCs/>
-        </w:rPr>
-        <w:t>2_Funds_parser</w:t>
-      </w:r>
-      <w:r>
-        <w:rPr>
-          <w:b/>
-          <w:bCs/>
-        </w:rPr>
-        <w:t>_handoff.md and continue from the next sub-task."</w:t>
-      </w:r>
-    </w:p>
-    <w:p/>
-    <w:p/>
-    <w:p/>
-    <w:p>
-      <w:r>
-        <w:t>The conversation history lives at:</w:t>
-      </w:r>
-    </w:p>
-    <w:p>
-      <w:r>
-        <w:t>C:\Users\sugit\.claude\projects\c--Users-sugit-Documents-Claude--Stock-agent\</w:t>
-      </w:r>
-    </w:p>
-    <w:p>
-      <w:r>
-        <w:t>Each session is a .jsonl file. They persist across VS Code restarts, reboots, and updates.</w:t>
+        <w:t>Each session is a .</w:t>
+      </w:r>
+      <w:proofErr w:type="spellStart"/>
+      <w:r>
+        <w:t>jsonl</w:t>
+      </w:r>
+      <w:proofErr w:type="spellEnd"/>
+      <w:r>
+        <w:t xml:space="preserve"> file. They persist across VS Code restarts, reboots, and updates.</w:t>
       </w:r>
     </w:p>
     <w:p>

--- a/to_do.docx
+++ b/to_do.docx
@@ -8,6 +8,61 @@
       </w:pPr>
     </w:p>
     <w:p>
+      <w:r>
+        <w:t xml:space="preserve">Market cap </w:t>
+      </w:r>
+      <w:r>
+        <w:t>displayed in the last cell of the html does</w:t>
+      </w:r>
+      <w:r>
+        <w:t xml:space="preserve"> not take into account </w:t>
+      </w:r>
+      <w:r>
+        <w:t xml:space="preserve">the outstanding </w:t>
+      </w:r>
+      <w:r>
+        <w:t>pre-funded warrants (refer to TCRX) : why ?</w:t>
+      </w:r>
+      <w:r>
+        <w:t xml:space="preserve"> Check if the outstanding pre-funded warrants are nevertheless taken into account in the </w:t>
+      </w:r>
+      <w:proofErr w:type="spellStart"/>
+      <w:r>
+        <w:t>rNPV</w:t>
+      </w:r>
+      <w:proofErr w:type="spellEnd"/>
+      <w:r>
+        <w:t xml:space="preserve"> valuation and the other results</w:t>
+      </w:r>
+    </w:p>
+    <w:p/>
+    <w:p>
+      <w:r>
+        <w:t>Parse the LLM results and check for parameters which may influence the score which we did not take into account neither in the score nor in the 9 modifiers weights. Propose how to add those in the modifier weights. If I OK, you will modify the html and UI to insert those new modifier weights.</w:t>
+      </w:r>
+    </w:p>
+    <w:p>
+      <w:pPr>
+        <w:rPr>
+          <w:highlight w:val="yellow"/>
+        </w:rPr>
+      </w:pPr>
+    </w:p>
+    <w:p>
+      <w:pPr>
+        <w:rPr>
+          <w:highlight w:val="yellow"/>
+        </w:rPr>
+      </w:pPr>
+    </w:p>
+    <w:p>
+      <w:pPr>
+        <w:rPr>
+          <w:highlight w:val="yellow"/>
+        </w:rPr>
+      </w:pPr>
+    </w:p>
+    <w:p>
       <w:pPr>
         <w:pStyle w:val="ListParagraph"/>
         <w:numPr>
@@ -143,6 +198,7 @@
         <w:t>, zzz, …) .</w:t>
       </w:r>
     </w:p>
+    <w:p/>
     <w:p/>
     <w:p>
       <w:r>
@@ -1804,7 +1860,6 @@
   <w:style w:type="character" w:default="1" w:styleId="DefaultParagraphFont">
     <w:name w:val="Default Paragraph Font"/>
     <w:uiPriority w:val="1"/>
-    <w:semiHidden/>
     <w:unhideWhenUsed/>
   </w:style>
   <w:style w:type="table" w:default="1" w:styleId="TableNormal">

--- a/to_do.docx
+++ b/to_do.docx
@@ -7,46 +7,53 @@
         <w:ind w:left="720" w:hanging="360"/>
       </w:pPr>
     </w:p>
-    <w:p>
-      <w:r>
-        <w:t xml:space="preserve">Market cap </w:t>
-      </w:r>
-      <w:r>
-        <w:t>displayed in the last cell of the html does</w:t>
-      </w:r>
-      <w:r>
-        <w:t xml:space="preserve"> not take into account </w:t>
-      </w:r>
-      <w:r>
-        <w:t xml:space="preserve">the outstanding </w:t>
-      </w:r>
-      <w:r>
-        <w:t>pre-funded warrants (refer to TCRX) : why ?</w:t>
-      </w:r>
-      <w:r>
-        <w:t xml:space="preserve"> Check if the outstanding pre-funded warrants are nevertheless taken into account in the </w:t>
-      </w:r>
-      <w:proofErr w:type="spellStart"/>
-      <w:r>
-        <w:t>rNPV</w:t>
-      </w:r>
-      <w:proofErr w:type="spellEnd"/>
-      <w:r>
-        <w:t xml:space="preserve"> valuation and the other results</w:t>
-      </w:r>
-    </w:p>
     <w:p/>
     <w:p>
       <w:r>
-        <w:t>Parse the LLM results and check for parameters which may influence the score which we did not take into account neither in the score nor in the 9 modifiers weights. Propose how to add those in the modifier weights. If I OK, you will modify the html and UI to insert those new modifier weights.</w:t>
-      </w:r>
-    </w:p>
-    <w:p>
-      <w:pPr>
-        <w:rPr>
-          <w:highlight w:val="yellow"/>
-        </w:rPr>
-      </w:pPr>
+        <w:t>Parse the LLM results</w:t>
+      </w:r>
+      <w:r>
+        <w:t xml:space="preserve"> for the 5 new tickers</w:t>
+      </w:r>
+      <w:r>
+        <w:t xml:space="preserve"> </w:t>
+      </w:r>
+      <w:r>
+        <w:t>(</w:t>
+      </w:r>
+      <w:r>
+        <w:t>both LLM replies and research brief</w:t>
+      </w:r>
+      <w:r>
+        <w:t>s)</w:t>
+      </w:r>
+      <w:r>
+        <w:t xml:space="preserve"> and identify topics/items which are not being used in our scoring. Those topics/items may contain information which should be captured in the scoring</w:t>
+      </w:r>
+      <w:r>
+        <w:t xml:space="preserve">, </w:t>
+      </w:r>
+      <w:r>
+        <w:t xml:space="preserve">which we did not take into account neither in the score nor in the 9 modifiers weights. Propose how to add those in the modifier weights. </w:t>
+      </w:r>
+      <w:r>
+        <w:t>When</w:t>
+      </w:r>
+      <w:r>
+        <w:t xml:space="preserve"> I </w:t>
+      </w:r>
+      <w:r>
+        <w:t xml:space="preserve">give </w:t>
+      </w:r>
+      <w:r>
+        <w:t xml:space="preserve">OK, you will modify the html and UI to </w:t>
+      </w:r>
+      <w:r>
+        <w:t>add</w:t>
+      </w:r>
+      <w:r>
+        <w:t xml:space="preserve"> those new modifier weights.</w:t>
+      </w:r>
     </w:p>
     <w:p>
       <w:pPr>
@@ -77,27 +84,13 @@
         <w:rPr>
           <w:highlight w:val="yellow"/>
         </w:rPr>
-        <w:t xml:space="preserve">Develop module 6b, </w:t>
-      </w:r>
-      <w:proofErr w:type="spellStart"/>
+        <w:t>Module 4c</w:t>
+      </w:r>
       <w:r>
         <w:rPr>
           <w:highlight w:val="yellow"/>
         </w:rPr>
-        <w:t>finetunable</w:t>
-      </w:r>
-      <w:proofErr w:type="spellEnd"/>
-      <w:r>
-        <w:rPr>
-          <w:highlight w:val="yellow"/>
-        </w:rPr>
-        <w:t xml:space="preserve"> ranges, UI in the html for the use to finetune the ranges, immediate update in the html (ranking, rows, etc.) if the user change the range</w:t>
-      </w:r>
-      <w:r>
-        <w:rPr>
-          <w:highlight w:val="yellow"/>
-        </w:rPr>
-        <w:t>, reset for each range, reset for all ranges</w:t>
+        <w:t xml:space="preserve"> has not been completed, correct? Complete module 4c</w:t>
       </w:r>
     </w:p>
     <w:p>
@@ -115,48 +108,6 @@
         <w:rPr>
           <w:highlight w:val="yellow"/>
         </w:rPr>
-        <w:t>Do I need to make module 7?</w:t>
-      </w:r>
-    </w:p>
-    <w:p>
-      <w:pPr>
-        <w:pStyle w:val="ListParagraph"/>
-        <w:numPr>
-          <w:ilvl w:val="0"/>
-          <w:numId w:val="6"/>
-        </w:numPr>
-        <w:rPr>
-          <w:highlight w:val="yellow"/>
-        </w:rPr>
-      </w:pPr>
-      <w:r>
-        <w:rPr>
-          <w:highlight w:val="yellow"/>
-        </w:rPr>
-        <w:t>Module 4c</w:t>
-      </w:r>
-      <w:r>
-        <w:rPr>
-          <w:highlight w:val="yellow"/>
-        </w:rPr>
-        <w:t xml:space="preserve"> has not been completed, correct? Complete module 4c</w:t>
-      </w:r>
-    </w:p>
-    <w:p>
-      <w:pPr>
-        <w:pStyle w:val="ListParagraph"/>
-        <w:numPr>
-          <w:ilvl w:val="0"/>
-          <w:numId w:val="6"/>
-        </w:numPr>
-        <w:rPr>
-          <w:highlight w:val="yellow"/>
-        </w:rPr>
-      </w:pPr>
-      <w:r>
-        <w:rPr>
-          <w:highlight w:val="yellow"/>
-        </w:rPr>
         <w:t>R</w:t>
       </w:r>
       <w:r>
@@ -400,6 +351,7 @@
     </w:p>
     <w:p>
       <w:r>
+        <w:lastRenderedPageBreak/>
         <w:br/>
       </w:r>
     </w:p>

--- a/to_do.docx
+++ b/to_do.docx
@@ -4,66 +4,7 @@
   <w:body>
     <w:p>
       <w:pPr>
-        <w:ind w:left="720" w:hanging="360"/>
-      </w:pPr>
-    </w:p>
-    <w:p/>
-    <w:p>
-      <w:r>
-        <w:t>Parse the LLM results</w:t>
-      </w:r>
-      <w:r>
-        <w:t xml:space="preserve"> for the 5 new tickers</w:t>
-      </w:r>
-      <w:r>
-        <w:t xml:space="preserve"> </w:t>
-      </w:r>
-      <w:r>
-        <w:t>(</w:t>
-      </w:r>
-      <w:r>
-        <w:t>both LLM replies and research brief</w:t>
-      </w:r>
-      <w:r>
-        <w:t>s)</w:t>
-      </w:r>
-      <w:r>
-        <w:t xml:space="preserve"> and identify topics/items which are not being used in our scoring. Those topics/items may contain information which should be captured in the scoring</w:t>
-      </w:r>
-      <w:r>
-        <w:t xml:space="preserve">, </w:t>
-      </w:r>
-      <w:r>
-        <w:t xml:space="preserve">which we did not take into account neither in the score nor in the 9 modifiers weights. Propose how to add those in the modifier weights. </w:t>
-      </w:r>
-      <w:r>
-        <w:t>When</w:t>
-      </w:r>
-      <w:r>
-        <w:t xml:space="preserve"> I </w:t>
-      </w:r>
-      <w:r>
-        <w:t xml:space="preserve">give </w:t>
-      </w:r>
-      <w:r>
-        <w:t xml:space="preserve">OK, you will modify the html and UI to </w:t>
-      </w:r>
-      <w:r>
-        <w:t>add</w:t>
-      </w:r>
-      <w:r>
-        <w:t xml:space="preserve"> those new modifier weights.</w:t>
-      </w:r>
-    </w:p>
-    <w:p>
-      <w:pPr>
-        <w:rPr>
-          <w:highlight w:val="yellow"/>
-        </w:rPr>
-      </w:pPr>
-    </w:p>
-    <w:p>
-      <w:pPr>
+        <w:pStyle w:val="ListParagraph"/>
         <w:rPr>
           <w:highlight w:val="yellow"/>
         </w:rPr>
@@ -84,15 +25,1068 @@
         <w:rPr>
           <w:highlight w:val="yellow"/>
         </w:rPr>
-        <w:t>Module 4c</w:t>
+        <w:t>R</w:t>
       </w:r>
       <w:r>
         <w:rPr>
           <w:highlight w:val="yellow"/>
         </w:rPr>
-        <w:t xml:space="preserve"> has not been completed, correct? Complete module 4c</w:t>
+        <w:t>un</w:t>
+      </w:r>
+      <w:r>
+        <w:rPr>
+          <w:highlight w:val="yellow"/>
+        </w:rPr>
+        <w:t xml:space="preserve"> the pipeline </w:t>
+      </w:r>
+      <w:r>
+        <w:rPr>
+          <w:highlight w:val="yellow"/>
+        </w:rPr>
+        <w:t>:</w:t>
       </w:r>
     </w:p>
+    <w:p>
+      <w:pPr>
+        <w:ind w:left="1440"/>
+        <w:rPr>
+          <w:b/>
+          <w:bCs/>
+          <w:highlight w:val="yellow"/>
+        </w:rPr>
+      </w:pPr>
+      <w:r>
+        <w:rPr>
+          <w:b/>
+          <w:bCs/>
+          <w:highlight w:val="yellow"/>
+        </w:rPr>
+        <w:t>Default </w:t>
+      </w:r>
+      <w:proofErr w:type="spellStart"/>
+      <w:r>
+        <w:rPr>
+          <w:b/>
+          <w:bCs/>
+          <w:highlight w:val="yellow"/>
+        </w:rPr>
+        <w:t>scoring.yaml</w:t>
+      </w:r>
+      <w:proofErr w:type="spellEnd"/>
+      <w:r>
+        <w:rPr>
+          <w:b/>
+          <w:bCs/>
+          <w:highlight w:val="yellow"/>
+        </w:rPr>
+        <w:t> allowlist (Biotechnology + Drug Manufacturers - Specialty &amp; Generic)</w:t>
+      </w:r>
+    </w:p>
+    <w:tbl>
+      <w:tblPr>
+        <w:tblW w:w="0" w:type="auto"/>
+        <w:tblBorders>
+          <w:top w:val="single" w:sz="2" w:space="0" w:color="2A2B2C"/>
+          <w:left w:val="single" w:sz="2" w:space="0" w:color="2A2B2C"/>
+          <w:bottom w:val="single" w:sz="2" w:space="0" w:color="2A2B2C"/>
+          <w:right w:val="single" w:sz="2" w:space="0" w:color="2A2B2C"/>
+        </w:tblBorders>
+        <w:shd w:val="clear" w:color="auto" w:fill="191A1B"/>
+        <w:tblCellMar>
+          <w:top w:w="15" w:type="dxa"/>
+          <w:left w:w="15" w:type="dxa"/>
+          <w:bottom w:w="15" w:type="dxa"/>
+          <w:right w:w="15" w:type="dxa"/>
+        </w:tblCellMar>
+        <w:tblLook w:val="04A0" w:firstRow="1" w:lastRow="0" w:firstColumn="1" w:lastColumn="0" w:noHBand="0" w:noVBand="1"/>
+      </w:tblPr>
+      <w:tblGrid>
+        <w:gridCol w:w="3571"/>
+        <w:gridCol w:w="2344"/>
+      </w:tblGrid>
+      <w:tr>
+        <w:trPr>
+          <w:tblHeader/>
+        </w:trPr>
+        <w:tc>
+          <w:tcPr>
+            <w:tcW w:w="0" w:type="auto"/>
+            <w:tcBorders>
+              <w:top w:val="single" w:sz="2" w:space="0" w:color="2A2B2C"/>
+              <w:left w:val="single" w:sz="2" w:space="0" w:color="2A2B2C"/>
+              <w:bottom w:val="single" w:sz="2" w:space="0" w:color="2A2B2C"/>
+              <w:right w:val="single" w:sz="2" w:space="0" w:color="2A2B2C"/>
+            </w:tcBorders>
+            <w:shd w:val="clear" w:color="auto" w:fill="191A1B"/>
+            <w:tcMar>
+              <w:top w:w="30" w:type="dxa"/>
+              <w:left w:w="30" w:type="dxa"/>
+              <w:bottom w:w="30" w:type="dxa"/>
+              <w:right w:w="30" w:type="dxa"/>
+            </w:tcMar>
+            <w:vAlign w:val="center"/>
+            <w:hideMark/>
+          </w:tcPr>
+          <w:p>
+            <w:pPr>
+              <w:ind w:left="1440"/>
+              <w:rPr>
+                <w:b/>
+                <w:bCs/>
+                <w:highlight w:val="yellow"/>
+              </w:rPr>
+            </w:pPr>
+            <w:r>
+              <w:rPr>
+                <w:b/>
+                <w:bCs/>
+                <w:highlight w:val="yellow"/>
+              </w:rPr>
+              <w:t>Cumulative gate</w:t>
+            </w:r>
+          </w:p>
+        </w:tc>
+        <w:tc>
+          <w:tcPr>
+            <w:tcW w:w="0" w:type="auto"/>
+            <w:tcBorders>
+              <w:top w:val="single" w:sz="2" w:space="0" w:color="2A2B2C"/>
+              <w:left w:val="single" w:sz="2" w:space="0" w:color="2A2B2C"/>
+              <w:bottom w:val="single" w:sz="2" w:space="0" w:color="2A2B2C"/>
+              <w:right w:val="single" w:sz="2" w:space="0" w:color="2A2B2C"/>
+            </w:tcBorders>
+            <w:shd w:val="clear" w:color="auto" w:fill="191A1B"/>
+            <w:tcMar>
+              <w:top w:w="30" w:type="dxa"/>
+              <w:left w:w="30" w:type="dxa"/>
+              <w:bottom w:w="30" w:type="dxa"/>
+              <w:right w:w="30" w:type="dxa"/>
+            </w:tcMar>
+            <w:vAlign w:val="center"/>
+            <w:hideMark/>
+          </w:tcPr>
+          <w:p>
+            <w:pPr>
+              <w:ind w:left="1440"/>
+              <w:rPr>
+                <w:b/>
+                <w:bCs/>
+                <w:highlight w:val="yellow"/>
+              </w:rPr>
+            </w:pPr>
+            <w:r>
+              <w:rPr>
+                <w:b/>
+                <w:bCs/>
+                <w:highlight w:val="yellow"/>
+              </w:rPr>
+              <w:t>Survivors</w:t>
+            </w:r>
+          </w:p>
+        </w:tc>
+      </w:tr>
+      <w:tr>
+        <w:tc>
+          <w:tcPr>
+            <w:tcW w:w="0" w:type="auto"/>
+            <w:tcBorders>
+              <w:top w:val="single" w:sz="2" w:space="0" w:color="2A2B2C"/>
+              <w:left w:val="single" w:sz="2" w:space="0" w:color="2A2B2C"/>
+              <w:bottom w:val="single" w:sz="2" w:space="0" w:color="2A2B2C"/>
+              <w:right w:val="single" w:sz="2" w:space="0" w:color="2A2B2C"/>
+            </w:tcBorders>
+            <w:shd w:val="clear" w:color="auto" w:fill="191A1B"/>
+            <w:tcMar>
+              <w:top w:w="30" w:type="dxa"/>
+              <w:left w:w="30" w:type="dxa"/>
+              <w:bottom w:w="30" w:type="dxa"/>
+              <w:right w:w="30" w:type="dxa"/>
+            </w:tcMar>
+            <w:vAlign w:val="center"/>
+            <w:hideMark/>
+          </w:tcPr>
+          <w:p>
+            <w:pPr>
+              <w:ind w:left="1440"/>
+              <w:rPr>
+                <w:highlight w:val="yellow"/>
+              </w:rPr>
+            </w:pPr>
+            <w:r>
+              <w:rPr>
+                <w:highlight w:val="yellow"/>
+              </w:rPr>
+              <w:t>Industry in allowlist</w:t>
+            </w:r>
+          </w:p>
+        </w:tc>
+        <w:tc>
+          <w:tcPr>
+            <w:tcW w:w="0" w:type="auto"/>
+            <w:tcBorders>
+              <w:top w:val="single" w:sz="2" w:space="0" w:color="2A2B2C"/>
+              <w:left w:val="single" w:sz="2" w:space="0" w:color="2A2B2C"/>
+              <w:bottom w:val="single" w:sz="2" w:space="0" w:color="2A2B2C"/>
+              <w:right w:val="single" w:sz="2" w:space="0" w:color="2A2B2C"/>
+            </w:tcBorders>
+            <w:shd w:val="clear" w:color="auto" w:fill="191A1B"/>
+            <w:tcMar>
+              <w:top w:w="30" w:type="dxa"/>
+              <w:left w:w="30" w:type="dxa"/>
+              <w:bottom w:w="30" w:type="dxa"/>
+              <w:right w:w="30" w:type="dxa"/>
+            </w:tcMar>
+            <w:vAlign w:val="center"/>
+            <w:hideMark/>
+          </w:tcPr>
+          <w:p>
+            <w:pPr>
+              <w:ind w:left="1440"/>
+              <w:rPr>
+                <w:highlight w:val="yellow"/>
+              </w:rPr>
+            </w:pPr>
+            <w:r>
+              <w:rPr>
+                <w:highlight w:val="yellow"/>
+              </w:rPr>
+              <w:t>259</w:t>
+            </w:r>
+          </w:p>
+        </w:tc>
+      </w:tr>
+      <w:tr>
+        <w:tc>
+          <w:tcPr>
+            <w:tcW w:w="0" w:type="auto"/>
+            <w:tcBorders>
+              <w:top w:val="single" w:sz="2" w:space="0" w:color="2A2B2C"/>
+              <w:left w:val="single" w:sz="2" w:space="0" w:color="2A2B2C"/>
+              <w:bottom w:val="single" w:sz="2" w:space="0" w:color="2A2B2C"/>
+              <w:right w:val="single" w:sz="2" w:space="0" w:color="2A2B2C"/>
+            </w:tcBorders>
+            <w:shd w:val="clear" w:color="auto" w:fill="191A1B"/>
+            <w:tcMar>
+              <w:top w:w="30" w:type="dxa"/>
+              <w:left w:w="30" w:type="dxa"/>
+              <w:bottom w:w="30" w:type="dxa"/>
+              <w:right w:w="30" w:type="dxa"/>
+            </w:tcMar>
+            <w:vAlign w:val="center"/>
+            <w:hideMark/>
+          </w:tcPr>
+          <w:p>
+            <w:pPr>
+              <w:ind w:left="1440"/>
+              <w:rPr>
+                <w:highlight w:val="yellow"/>
+              </w:rPr>
+            </w:pPr>
+            <w:r>
+              <w:rPr>
+                <w:highlight w:val="yellow"/>
+              </w:rPr>
+              <w:t xml:space="preserve">+ </w:t>
+            </w:r>
+            <w:proofErr w:type="spellStart"/>
+            <w:r>
+              <w:rPr>
+                <w:highlight w:val="yellow"/>
+              </w:rPr>
+              <w:t>composite_best</w:t>
+            </w:r>
+            <w:proofErr w:type="spellEnd"/>
+            <w:r>
+              <w:rPr>
+                <w:highlight w:val="yellow"/>
+              </w:rPr>
+              <w:t xml:space="preserve"> ≥ 6.0</w:t>
+            </w:r>
+          </w:p>
+        </w:tc>
+        <w:tc>
+          <w:tcPr>
+            <w:tcW w:w="0" w:type="auto"/>
+            <w:tcBorders>
+              <w:top w:val="single" w:sz="2" w:space="0" w:color="2A2B2C"/>
+              <w:left w:val="single" w:sz="2" w:space="0" w:color="2A2B2C"/>
+              <w:bottom w:val="single" w:sz="2" w:space="0" w:color="2A2B2C"/>
+              <w:right w:val="single" w:sz="2" w:space="0" w:color="2A2B2C"/>
+            </w:tcBorders>
+            <w:shd w:val="clear" w:color="auto" w:fill="191A1B"/>
+            <w:tcMar>
+              <w:top w:w="30" w:type="dxa"/>
+              <w:left w:w="30" w:type="dxa"/>
+              <w:bottom w:w="30" w:type="dxa"/>
+              <w:right w:w="30" w:type="dxa"/>
+            </w:tcMar>
+            <w:vAlign w:val="center"/>
+            <w:hideMark/>
+          </w:tcPr>
+          <w:p>
+            <w:pPr>
+              <w:ind w:left="1440"/>
+              <w:rPr>
+                <w:highlight w:val="yellow"/>
+              </w:rPr>
+            </w:pPr>
+            <w:r>
+              <w:rPr>
+                <w:highlight w:val="yellow"/>
+              </w:rPr>
+              <w:t>64</w:t>
+            </w:r>
+          </w:p>
+        </w:tc>
+      </w:tr>
+      <w:tr>
+        <w:tc>
+          <w:tcPr>
+            <w:tcW w:w="0" w:type="auto"/>
+            <w:tcBorders>
+              <w:top w:val="single" w:sz="2" w:space="0" w:color="2A2B2C"/>
+              <w:left w:val="single" w:sz="2" w:space="0" w:color="2A2B2C"/>
+              <w:bottom w:val="single" w:sz="2" w:space="0" w:color="2A2B2C"/>
+              <w:right w:val="single" w:sz="2" w:space="0" w:color="2A2B2C"/>
+            </w:tcBorders>
+            <w:shd w:val="clear" w:color="auto" w:fill="191A1B"/>
+            <w:tcMar>
+              <w:top w:w="30" w:type="dxa"/>
+              <w:left w:w="30" w:type="dxa"/>
+              <w:bottom w:w="30" w:type="dxa"/>
+              <w:right w:w="30" w:type="dxa"/>
+            </w:tcMar>
+            <w:vAlign w:val="center"/>
+            <w:hideMark/>
+          </w:tcPr>
+          <w:p>
+            <w:pPr>
+              <w:ind w:left="1440"/>
+              <w:rPr>
+                <w:highlight w:val="yellow"/>
+              </w:rPr>
+            </w:pPr>
+            <w:r>
+              <w:rPr>
+                <w:highlight w:val="yellow"/>
+              </w:rPr>
+              <w:t xml:space="preserve">+ </w:t>
+            </w:r>
+            <w:proofErr w:type="spellStart"/>
+            <w:r>
+              <w:rPr>
+                <w:highlight w:val="yellow"/>
+              </w:rPr>
+              <w:t>market_cap</w:t>
+            </w:r>
+            <w:proofErr w:type="spellEnd"/>
+            <w:r>
+              <w:rPr>
+                <w:highlight w:val="yellow"/>
+              </w:rPr>
+              <w:t xml:space="preserve"> ≤ $3.7B</w:t>
+            </w:r>
+          </w:p>
+        </w:tc>
+        <w:tc>
+          <w:tcPr>
+            <w:tcW w:w="0" w:type="auto"/>
+            <w:tcBorders>
+              <w:top w:val="single" w:sz="2" w:space="0" w:color="2A2B2C"/>
+              <w:left w:val="single" w:sz="2" w:space="0" w:color="2A2B2C"/>
+              <w:bottom w:val="single" w:sz="2" w:space="0" w:color="2A2B2C"/>
+              <w:right w:val="single" w:sz="2" w:space="0" w:color="2A2B2C"/>
+            </w:tcBorders>
+            <w:shd w:val="clear" w:color="auto" w:fill="191A1B"/>
+            <w:tcMar>
+              <w:top w:w="30" w:type="dxa"/>
+              <w:left w:w="30" w:type="dxa"/>
+              <w:bottom w:w="30" w:type="dxa"/>
+              <w:right w:w="30" w:type="dxa"/>
+            </w:tcMar>
+            <w:vAlign w:val="center"/>
+            <w:hideMark/>
+          </w:tcPr>
+          <w:p>
+            <w:pPr>
+              <w:ind w:left="1440"/>
+              <w:rPr>
+                <w:highlight w:val="yellow"/>
+              </w:rPr>
+            </w:pPr>
+            <w:r>
+              <w:rPr>
+                <w:highlight w:val="yellow"/>
+              </w:rPr>
+              <w:t>56</w:t>
+            </w:r>
+          </w:p>
+        </w:tc>
+      </w:tr>
+      <w:tr>
+        <w:tc>
+          <w:tcPr>
+            <w:tcW w:w="0" w:type="auto"/>
+            <w:tcBorders>
+              <w:top w:val="single" w:sz="2" w:space="0" w:color="2A2B2C"/>
+              <w:left w:val="single" w:sz="2" w:space="0" w:color="2A2B2C"/>
+              <w:bottom w:val="single" w:sz="2" w:space="0" w:color="2A2B2C"/>
+              <w:right w:val="single" w:sz="2" w:space="0" w:color="2A2B2C"/>
+            </w:tcBorders>
+            <w:shd w:val="clear" w:color="auto" w:fill="191A1B"/>
+            <w:tcMar>
+              <w:top w:w="30" w:type="dxa"/>
+              <w:left w:w="30" w:type="dxa"/>
+              <w:bottom w:w="30" w:type="dxa"/>
+              <w:right w:w="30" w:type="dxa"/>
+            </w:tcMar>
+            <w:vAlign w:val="center"/>
+            <w:hideMark/>
+          </w:tcPr>
+          <w:p>
+            <w:pPr>
+              <w:ind w:left="1440"/>
+              <w:rPr>
+                <w:highlight w:val="yellow"/>
+              </w:rPr>
+            </w:pPr>
+            <w:r>
+              <w:rPr>
+                <w:b/>
+                <w:bCs/>
+                <w:highlight w:val="yellow"/>
+              </w:rPr>
+              <w:t>+ rescue leg</w:t>
+            </w:r>
+          </w:p>
+        </w:tc>
+        <w:tc>
+          <w:tcPr>
+            <w:tcW w:w="0" w:type="auto"/>
+            <w:tcBorders>
+              <w:top w:val="single" w:sz="2" w:space="0" w:color="2A2B2C"/>
+              <w:left w:val="single" w:sz="2" w:space="0" w:color="2A2B2C"/>
+              <w:bottom w:val="single" w:sz="2" w:space="0" w:color="2A2B2C"/>
+              <w:right w:val="single" w:sz="2" w:space="0" w:color="2A2B2C"/>
+            </w:tcBorders>
+            <w:shd w:val="clear" w:color="auto" w:fill="191A1B"/>
+            <w:tcMar>
+              <w:top w:w="30" w:type="dxa"/>
+              <w:left w:w="30" w:type="dxa"/>
+              <w:bottom w:w="30" w:type="dxa"/>
+              <w:right w:w="30" w:type="dxa"/>
+            </w:tcMar>
+            <w:vAlign w:val="center"/>
+            <w:hideMark/>
+          </w:tcPr>
+          <w:p>
+            <w:pPr>
+              <w:ind w:left="1440"/>
+              <w:rPr>
+                <w:highlight w:val="yellow"/>
+              </w:rPr>
+            </w:pPr>
+            <w:r>
+              <w:rPr>
+                <w:b/>
+                <w:bCs/>
+                <w:highlight w:val="yellow"/>
+              </w:rPr>
+              <w:t>98</w:t>
+            </w:r>
+          </w:p>
+        </w:tc>
+      </w:tr>
+    </w:tbl>
+    <w:p>
+      <w:pPr>
+        <w:ind w:left="1440"/>
+        <w:rPr>
+          <w:b/>
+          <w:bCs/>
+          <w:highlight w:val="yellow"/>
+        </w:rPr>
+      </w:pPr>
+      <w:r>
+        <w:rPr>
+          <w:b/>
+          <w:bCs/>
+          <w:highlight w:val="yellow"/>
+        </w:rPr>
+        <w:t>What you'd actually see at the M6 prompt</w:t>
+      </w:r>
+    </w:p>
+    <w:p>
+      <w:pPr>
+        <w:ind w:left="1440"/>
+        <w:rPr>
+          <w:highlight w:val="yellow"/>
+        </w:rPr>
+      </w:pPr>
+      <w:r>
+        <w:rPr>
+          <w:highlight w:val="yellow"/>
+        </w:rPr>
+        <w:t>When you run scripts/6_score.py, the gate-config prompts (D30) ask you for:</w:t>
+      </w:r>
+    </w:p>
+    <w:p>
+      <w:pPr>
+        <w:numPr>
+          <w:ilvl w:val="0"/>
+          <w:numId w:val="9"/>
+        </w:numPr>
+        <w:rPr>
+          <w:highlight w:val="yellow"/>
+        </w:rPr>
+      </w:pPr>
+      <w:proofErr w:type="spellStart"/>
+      <w:r>
+        <w:rPr>
+          <w:highlight w:val="yellow"/>
+        </w:rPr>
+        <w:t>composite_best_min</w:t>
+      </w:r>
+      <w:proofErr w:type="spellEnd"/>
+      <w:r>
+        <w:rPr>
+          <w:highlight w:val="yellow"/>
+        </w:rPr>
+        <w:t xml:space="preserve"> (default 6.0)</w:t>
+      </w:r>
+    </w:p>
+    <w:p>
+      <w:pPr>
+        <w:numPr>
+          <w:ilvl w:val="0"/>
+          <w:numId w:val="9"/>
+        </w:numPr>
+        <w:rPr>
+          <w:highlight w:val="yellow"/>
+        </w:rPr>
+      </w:pPr>
+      <w:r>
+        <w:rPr>
+          <w:highlight w:val="yellow"/>
+        </w:rPr>
+        <w:t xml:space="preserve">industry allowlist (default: Biotech + Drug </w:t>
+      </w:r>
+      <w:proofErr w:type="spellStart"/>
+      <w:r>
+        <w:rPr>
+          <w:highlight w:val="yellow"/>
+        </w:rPr>
+        <w:t>Mfrs</w:t>
+      </w:r>
+      <w:proofErr w:type="spellEnd"/>
+      <w:r>
+        <w:rPr>
+          <w:highlight w:val="yellow"/>
+        </w:rPr>
+        <w:t xml:space="preserve"> Specialty/Generic)</w:t>
+      </w:r>
+    </w:p>
+    <w:p>
+      <w:pPr>
+        <w:numPr>
+          <w:ilvl w:val="0"/>
+          <w:numId w:val="9"/>
+        </w:numPr>
+        <w:rPr>
+          <w:highlight w:val="yellow"/>
+        </w:rPr>
+      </w:pPr>
+      <w:proofErr w:type="spellStart"/>
+      <w:r>
+        <w:rPr>
+          <w:highlight w:val="yellow"/>
+        </w:rPr>
+        <w:t>market_cap</w:t>
+      </w:r>
+      <w:proofErr w:type="spellEnd"/>
+      <w:r>
+        <w:rPr>
+          <w:highlight w:val="yellow"/>
+        </w:rPr>
+        <w:t xml:space="preserve"> cap (default $3.7B)</w:t>
+      </w:r>
+    </w:p>
+    <w:p>
+      <w:pPr>
+        <w:numPr>
+          <w:ilvl w:val="0"/>
+          <w:numId w:val="9"/>
+        </w:numPr>
+        <w:rPr>
+          <w:highlight w:val="yellow"/>
+        </w:rPr>
+      </w:pPr>
+      <w:r>
+        <w:rPr>
+          <w:highlight w:val="yellow"/>
+        </w:rPr>
+        <w:t>rescue toggle (default on)</w:t>
+      </w:r>
+    </w:p>
+    <w:p>
+      <w:pPr>
+        <w:pStyle w:val="ListParagraph"/>
+        <w:numPr>
+          <w:ilvl w:val="0"/>
+          <w:numId w:val="9"/>
+        </w:numPr>
+        <w:shd w:val="clear" w:color="auto" w:fill="191A1B"/>
+        <w:spacing w:before="24" w:after="48" w:line="240" w:lineRule="auto"/>
+        <w:rPr>
+          <w:rFonts w:ascii="Segoe UI" w:eastAsia="Times New Roman" w:hAnsi="Segoe UI" w:cs="Segoe UI"/>
+          <w:color w:val="BFBFBF"/>
+          <w:kern w:val="0"/>
+          <w:sz w:val="20"/>
+          <w:szCs w:val="20"/>
+          <w:lang w:eastAsia="en-GB"/>
+          <w14:ligatures w14:val="none"/>
+        </w:rPr>
+      </w:pPr>
+      <w:r>
+        <w:rPr>
+          <w:rFonts w:ascii="Segoe UI" w:eastAsia="Times New Roman" w:hAnsi="Segoe UI" w:cs="Segoe UI"/>
+          <w:color w:val="BFBFBF"/>
+          <w:kern w:val="0"/>
+          <w:sz w:val="20"/>
+          <w:szCs w:val="20"/>
+          <w:lang w:eastAsia="en-GB"/>
+          <w14:ligatures w14:val="none"/>
+        </w:rPr>
+        <w:t xml:space="preserve">If you accept all defaults: </w:t>
+      </w:r>
+      <w:r>
+        <w:rPr>
+          <w:rFonts w:ascii="Segoe UI" w:eastAsia="Times New Roman" w:hAnsi="Segoe UI" w:cs="Segoe UI"/>
+          <w:b/>
+          <w:bCs/>
+          <w:color w:val="BFBFBF"/>
+          <w:kern w:val="0"/>
+          <w:sz w:val="20"/>
+          <w:szCs w:val="20"/>
+          <w:lang w:eastAsia="en-GB"/>
+          <w14:ligatures w14:val="none"/>
+        </w:rPr>
+        <w:t>98 tickers go to M6</w:t>
+      </w:r>
+      <w:r>
+        <w:rPr>
+          <w:rFonts w:ascii="Segoe UI" w:eastAsia="Times New Roman" w:hAnsi="Segoe UI" w:cs="Segoe UI"/>
+          <w:color w:val="BFBFBF"/>
+          <w:kern w:val="0"/>
+          <w:sz w:val="20"/>
+          <w:szCs w:val="20"/>
+          <w:lang w:eastAsia="en-GB"/>
+          <w14:ligatures w14:val="none"/>
+        </w:rPr>
+        <w:t xml:space="preserve"> (cost estimate ~$76 under m6-v4 sync, or ~$44 under batch-50%).</w:t>
+      </w:r>
+    </w:p>
+    <w:p>
+      <w:pPr>
+        <w:pStyle w:val="ListParagraph"/>
+        <w:numPr>
+          <w:ilvl w:val="0"/>
+          <w:numId w:val="9"/>
+        </w:numPr>
+        <w:shd w:val="clear" w:color="auto" w:fill="191A1B"/>
+        <w:spacing w:before="24" w:after="48" w:line="240" w:lineRule="auto"/>
+        <w:rPr>
+          <w:rFonts w:ascii="Segoe UI" w:eastAsia="Times New Roman" w:hAnsi="Segoe UI" w:cs="Segoe UI"/>
+          <w:color w:val="BFBFBF"/>
+          <w:kern w:val="0"/>
+          <w:sz w:val="20"/>
+          <w:szCs w:val="20"/>
+          <w:lang w:eastAsia="en-GB"/>
+          <w14:ligatures w14:val="none"/>
+        </w:rPr>
+      </w:pPr>
+      <w:r>
+        <w:rPr>
+          <w:rFonts w:ascii="Segoe UI" w:eastAsia="Times New Roman" w:hAnsi="Segoe UI" w:cs="Segoe UI"/>
+          <w:color w:val="BFBFBF"/>
+          <w:kern w:val="0"/>
+          <w:sz w:val="20"/>
+          <w:szCs w:val="20"/>
+          <w:lang w:eastAsia="en-GB"/>
+          <w14:ligatures w14:val="none"/>
+        </w:rPr>
+        <w:t xml:space="preserve">If you change the allowlist to Biotechnology only: </w:t>
+      </w:r>
+      <w:r>
+        <w:rPr>
+          <w:rFonts w:ascii="Segoe UI" w:eastAsia="Times New Roman" w:hAnsi="Segoe UI" w:cs="Segoe UI"/>
+          <w:b/>
+          <w:bCs/>
+          <w:color w:val="BFBFBF"/>
+          <w:kern w:val="0"/>
+          <w:sz w:val="20"/>
+          <w:szCs w:val="20"/>
+          <w:lang w:eastAsia="en-GB"/>
+          <w14:ligatures w14:val="none"/>
+        </w:rPr>
+        <w:t>88 tickers</w:t>
+      </w:r>
+      <w:r>
+        <w:rPr>
+          <w:rFonts w:ascii="Segoe UI" w:eastAsia="Times New Roman" w:hAnsi="Segoe UI" w:cs="Segoe UI"/>
+          <w:color w:val="BFBFBF"/>
+          <w:kern w:val="0"/>
+          <w:sz w:val="20"/>
+          <w:szCs w:val="20"/>
+          <w:lang w:eastAsia="en-GB"/>
+          <w14:ligatures w14:val="none"/>
+        </w:rPr>
+        <w:t xml:space="preserve"> (cost ~$68 sync / ~$40 batch).</w:t>
+      </w:r>
+    </w:p>
+    <w:p>
+      <w:pPr>
+        <w:pStyle w:val="ListParagraph"/>
+        <w:numPr>
+          <w:ilvl w:val="0"/>
+          <w:numId w:val="9"/>
+        </w:numPr>
+        <w:shd w:val="clear" w:color="auto" w:fill="191A1B"/>
+        <w:spacing w:before="100" w:beforeAutospacing="1" w:after="100" w:afterAutospacing="1" w:line="240" w:lineRule="auto"/>
+        <w:outlineLvl w:val="2"/>
+        <w:rPr>
+          <w:rFonts w:ascii="Segoe UI" w:eastAsia="Times New Roman" w:hAnsi="Segoe UI" w:cs="Segoe UI"/>
+          <w:b/>
+          <w:bCs/>
+          <w:color w:val="BFBFBF"/>
+          <w:kern w:val="0"/>
+          <w:sz w:val="27"/>
+          <w:szCs w:val="27"/>
+          <w:lang w:eastAsia="en-GB"/>
+          <w14:ligatures w14:val="none"/>
+        </w:rPr>
+      </w:pPr>
+      <w:r>
+        <w:rPr>
+          <w:rFonts w:ascii="Segoe UI" w:eastAsia="Times New Roman" w:hAnsi="Segoe UI" w:cs="Segoe UI"/>
+          <w:b/>
+          <w:bCs/>
+          <w:color w:val="BFBFBF"/>
+          <w:kern w:val="0"/>
+          <w:sz w:val="27"/>
+          <w:szCs w:val="27"/>
+          <w:lang w:eastAsia="en-GB"/>
+          <w14:ligatures w14:val="none"/>
+        </w:rPr>
+        <w:t>About the rescue leg</w:t>
+      </w:r>
+    </w:p>
+    <w:p>
+      <w:pPr>
+        <w:pStyle w:val="ListParagraph"/>
+        <w:numPr>
+          <w:ilvl w:val="0"/>
+          <w:numId w:val="9"/>
+        </w:numPr>
+        <w:shd w:val="clear" w:color="auto" w:fill="191A1B"/>
+        <w:spacing w:before="24" w:after="48" w:line="240" w:lineRule="auto"/>
+        <w:rPr>
+          <w:rFonts w:ascii="Segoe UI" w:eastAsia="Times New Roman" w:hAnsi="Segoe UI" w:cs="Segoe UI"/>
+          <w:color w:val="BFBFBF"/>
+          <w:kern w:val="0"/>
+          <w:sz w:val="20"/>
+          <w:szCs w:val="20"/>
+          <w:lang w:eastAsia="en-GB"/>
+          <w14:ligatures w14:val="none"/>
+        </w:rPr>
+      </w:pPr>
+      <w:r>
+        <w:rPr>
+          <w:rFonts w:ascii="Segoe UI" w:eastAsia="Times New Roman" w:hAnsi="Segoe UI" w:cs="Segoe UI"/>
+          <w:color w:val="BFBFBF"/>
+          <w:kern w:val="0"/>
+          <w:sz w:val="20"/>
+          <w:szCs w:val="20"/>
+          <w:lang w:eastAsia="en-GB"/>
+          <w14:ligatures w14:val="none"/>
+        </w:rPr>
+        <w:t xml:space="preserve">The rescue leg (D29) accounts for </w:t>
+      </w:r>
+      <w:r>
+        <w:rPr>
+          <w:rFonts w:ascii="Segoe UI" w:eastAsia="Times New Roman" w:hAnsi="Segoe UI" w:cs="Segoe UI"/>
+          <w:b/>
+          <w:bCs/>
+          <w:color w:val="BFBFBF"/>
+          <w:kern w:val="0"/>
+          <w:sz w:val="20"/>
+          <w:szCs w:val="20"/>
+          <w:lang w:eastAsia="en-GB"/>
+          <w14:ligatures w14:val="none"/>
+        </w:rPr>
+        <w:t>+42 tickers</w:t>
+      </w:r>
+      <w:r>
+        <w:rPr>
+          <w:rFonts w:ascii="Segoe UI" w:eastAsia="Times New Roman" w:hAnsi="Segoe UI" w:cs="Segoe UI"/>
+          <w:color w:val="BFBFBF"/>
+          <w:kern w:val="0"/>
+          <w:sz w:val="20"/>
+          <w:szCs w:val="20"/>
+          <w:lang w:eastAsia="en-GB"/>
+          <w14:ligatures w14:val="none"/>
+        </w:rPr>
+        <w:t xml:space="preserve"> that fall below </w:t>
+      </w:r>
+      <w:proofErr w:type="spellStart"/>
+      <w:r>
+        <w:rPr>
+          <w:rFonts w:ascii="Courier New" w:eastAsia="Times New Roman" w:hAnsi="Courier New" w:cs="Courier New"/>
+          <w:color w:val="8C8C8C"/>
+          <w:kern w:val="0"/>
+          <w:sz w:val="18"/>
+          <w:szCs w:val="18"/>
+          <w:shd w:val="clear" w:color="auto" w:fill="262626"/>
+          <w:lang w:eastAsia="en-GB"/>
+          <w14:ligatures w14:val="none"/>
+        </w:rPr>
+        <w:t>composite_best</w:t>
+      </w:r>
+      <w:proofErr w:type="spellEnd"/>
+      <w:r>
+        <w:rPr>
+          <w:rFonts w:ascii="Courier New" w:eastAsia="Times New Roman" w:hAnsi="Courier New" w:cs="Courier New"/>
+          <w:color w:val="8C8C8C"/>
+          <w:kern w:val="0"/>
+          <w:sz w:val="18"/>
+          <w:szCs w:val="18"/>
+          <w:shd w:val="clear" w:color="auto" w:fill="262626"/>
+          <w:lang w:eastAsia="en-GB"/>
+          <w14:ligatures w14:val="none"/>
+        </w:rPr>
+        <w:t xml:space="preserve"> ≥ 6.0</w:t>
+      </w:r>
+      <w:r>
+        <w:rPr>
+          <w:rFonts w:ascii="Segoe UI" w:eastAsia="Times New Roman" w:hAnsi="Segoe UI" w:cs="Segoe UI"/>
+          <w:color w:val="BFBFBF"/>
+          <w:kern w:val="0"/>
+          <w:sz w:val="20"/>
+          <w:szCs w:val="20"/>
+          <w:lang w:eastAsia="en-GB"/>
+          <w14:ligatures w14:val="none"/>
+        </w:rPr>
+        <w:t xml:space="preserve"> but have positive 13F accumulation signals (</w:t>
+      </w:r>
+      <w:proofErr w:type="spellStart"/>
+      <w:r>
+        <w:rPr>
+          <w:rFonts w:ascii="Courier New" w:eastAsia="Times New Roman" w:hAnsi="Courier New" w:cs="Courier New"/>
+          <w:color w:val="8C8C8C"/>
+          <w:kern w:val="0"/>
+          <w:sz w:val="18"/>
+          <w:szCs w:val="18"/>
+          <w:shd w:val="clear" w:color="auto" w:fill="262626"/>
+          <w:lang w:eastAsia="en-GB"/>
+          <w14:ligatures w14:val="none"/>
+        </w:rPr>
+        <w:t>new_positions</w:t>
+      </w:r>
+      <w:proofErr w:type="spellEnd"/>
+      <w:r>
+        <w:rPr>
+          <w:rFonts w:ascii="Courier New" w:eastAsia="Times New Roman" w:hAnsi="Courier New" w:cs="Courier New"/>
+          <w:color w:val="8C8C8C"/>
+          <w:kern w:val="0"/>
+          <w:sz w:val="18"/>
+          <w:szCs w:val="18"/>
+          <w:shd w:val="clear" w:color="auto" w:fill="262626"/>
+          <w:lang w:eastAsia="en-GB"/>
+          <w14:ligatures w14:val="none"/>
+        </w:rPr>
+        <w:t xml:space="preserve"> ≥ 1</w:t>
+      </w:r>
+      <w:r>
+        <w:rPr>
+          <w:rFonts w:ascii="Segoe UI" w:eastAsia="Times New Roman" w:hAnsi="Segoe UI" w:cs="Segoe UI"/>
+          <w:color w:val="BFBFBF"/>
+          <w:kern w:val="0"/>
+          <w:sz w:val="20"/>
+          <w:szCs w:val="20"/>
+          <w:lang w:eastAsia="en-GB"/>
+          <w14:ligatures w14:val="none"/>
+        </w:rPr>
+        <w:t xml:space="preserve"> OR </w:t>
+      </w:r>
+      <w:proofErr w:type="spellStart"/>
+      <w:r>
+        <w:rPr>
+          <w:rFonts w:ascii="Courier New" w:eastAsia="Times New Roman" w:hAnsi="Courier New" w:cs="Courier New"/>
+          <w:color w:val="8C8C8C"/>
+          <w:kern w:val="0"/>
+          <w:sz w:val="18"/>
+          <w:szCs w:val="18"/>
+          <w:shd w:val="clear" w:color="auto" w:fill="262626"/>
+          <w:lang w:eastAsia="en-GB"/>
+          <w14:ligatures w14:val="none"/>
+        </w:rPr>
+        <w:t>qoq_fund_count_change</w:t>
+      </w:r>
+      <w:proofErr w:type="spellEnd"/>
+      <w:r>
+        <w:rPr>
+          <w:rFonts w:ascii="Courier New" w:eastAsia="Times New Roman" w:hAnsi="Courier New" w:cs="Courier New"/>
+          <w:color w:val="8C8C8C"/>
+          <w:kern w:val="0"/>
+          <w:sz w:val="18"/>
+          <w:szCs w:val="18"/>
+          <w:shd w:val="clear" w:color="auto" w:fill="262626"/>
+          <w:lang w:eastAsia="en-GB"/>
+          <w14:ligatures w14:val="none"/>
+        </w:rPr>
+        <w:t xml:space="preserve"> ≥ 1</w:t>
+      </w:r>
+      <w:r>
+        <w:rPr>
+          <w:rFonts w:ascii="Segoe UI" w:eastAsia="Times New Roman" w:hAnsi="Segoe UI" w:cs="Segoe UI"/>
+          <w:color w:val="BFBFBF"/>
+          <w:kern w:val="0"/>
+          <w:sz w:val="20"/>
+          <w:szCs w:val="20"/>
+          <w:lang w:eastAsia="en-GB"/>
+          <w14:ligatures w14:val="none"/>
+        </w:rPr>
+        <w:t xml:space="preserve">) — and aren't in a "train has left" archetype like </w:t>
+      </w:r>
+      <w:proofErr w:type="spellStart"/>
+      <w:r>
+        <w:rPr>
+          <w:rFonts w:ascii="Courier New" w:eastAsia="Times New Roman" w:hAnsi="Courier New" w:cs="Courier New"/>
+          <w:color w:val="8C8C8C"/>
+          <w:kern w:val="0"/>
+          <w:sz w:val="18"/>
+          <w:szCs w:val="18"/>
+          <w:shd w:val="clear" w:color="auto" w:fill="262626"/>
+          <w:lang w:eastAsia="en-GB"/>
+          <w14:ligatures w14:val="none"/>
+        </w:rPr>
+        <w:t>extended_uptrend</w:t>
+      </w:r>
+      <w:proofErr w:type="spellEnd"/>
+      <w:r>
+        <w:rPr>
+          <w:rFonts w:ascii="Segoe UI" w:eastAsia="Times New Roman" w:hAnsi="Segoe UI" w:cs="Segoe UI"/>
+          <w:color w:val="BFBFBF"/>
+          <w:kern w:val="0"/>
+          <w:sz w:val="20"/>
+          <w:szCs w:val="20"/>
+          <w:lang w:eastAsia="en-GB"/>
+          <w14:ligatures w14:val="none"/>
+        </w:rPr>
+        <w:t xml:space="preserve"> or </w:t>
+      </w:r>
+      <w:proofErr w:type="spellStart"/>
+      <w:r>
+        <w:rPr>
+          <w:rFonts w:ascii="Courier New" w:eastAsia="Times New Roman" w:hAnsi="Courier New" w:cs="Courier New"/>
+          <w:color w:val="8C8C8C"/>
+          <w:kern w:val="0"/>
+          <w:sz w:val="18"/>
+          <w:szCs w:val="18"/>
+          <w:shd w:val="clear" w:color="auto" w:fill="262626"/>
+          <w:lang w:eastAsia="en-GB"/>
+          <w14:ligatures w14:val="none"/>
+        </w:rPr>
+        <w:t>broken_trend</w:t>
+      </w:r>
+      <w:proofErr w:type="spellEnd"/>
+      <w:r>
+        <w:rPr>
+          <w:rFonts w:ascii="Segoe UI" w:eastAsia="Times New Roman" w:hAnsi="Segoe UI" w:cs="Segoe UI"/>
+          <w:color w:val="BFBFBF"/>
+          <w:kern w:val="0"/>
+          <w:sz w:val="20"/>
+          <w:szCs w:val="20"/>
+          <w:lang w:eastAsia="en-GB"/>
+          <w14:ligatures w14:val="none"/>
+        </w:rPr>
+        <w:t>. These are tickers that ranked low on price-trajectory criteria but where specialist funds are actively building positions; M6 sees them too.</w:t>
+      </w:r>
+    </w:p>
+    <w:p>
+      <w:pPr>
+        <w:pStyle w:val="ListParagraph"/>
+        <w:numPr>
+          <w:ilvl w:val="0"/>
+          <w:numId w:val="9"/>
+        </w:numPr>
+        <w:shd w:val="clear" w:color="auto" w:fill="191A1B"/>
+        <w:spacing w:before="24" w:after="48" w:line="240" w:lineRule="auto"/>
+        <w:rPr>
+          <w:rFonts w:ascii="Segoe UI" w:eastAsia="Times New Roman" w:hAnsi="Segoe UI" w:cs="Segoe UI"/>
+          <w:color w:val="BFBFBF"/>
+          <w:kern w:val="0"/>
+          <w:sz w:val="20"/>
+          <w:szCs w:val="20"/>
+          <w:lang w:eastAsia="en-GB"/>
+          <w14:ligatures w14:val="none"/>
+        </w:rPr>
+      </w:pPr>
+      <w:r>
+        <w:rPr>
+          <w:rFonts w:ascii="Segoe UI" w:eastAsia="Times New Roman" w:hAnsi="Segoe UI" w:cs="Segoe UI"/>
+          <w:color w:val="BFBFBF"/>
+          <w:kern w:val="0"/>
+          <w:sz w:val="20"/>
+          <w:szCs w:val="20"/>
+          <w:lang w:eastAsia="en-GB"/>
+          <w14:ligatures w14:val="none"/>
+        </w:rPr>
+        <w:t xml:space="preserve">You can disable rescue at the gate prompt — that brings the count down to </w:t>
+      </w:r>
+      <w:r>
+        <w:rPr>
+          <w:rFonts w:ascii="Segoe UI" w:eastAsia="Times New Roman" w:hAnsi="Segoe UI" w:cs="Segoe UI"/>
+          <w:b/>
+          <w:bCs/>
+          <w:color w:val="BFBFBF"/>
+          <w:kern w:val="0"/>
+          <w:sz w:val="20"/>
+          <w:szCs w:val="20"/>
+          <w:lang w:eastAsia="en-GB"/>
+          <w14:ligatures w14:val="none"/>
+        </w:rPr>
+        <w:t>52 strict / 56 default</w:t>
+      </w:r>
+      <w:r>
+        <w:rPr>
+          <w:rFonts w:ascii="Segoe UI" w:eastAsia="Times New Roman" w:hAnsi="Segoe UI" w:cs="Segoe UI"/>
+          <w:color w:val="BFBFBF"/>
+          <w:kern w:val="0"/>
+          <w:sz w:val="20"/>
+          <w:szCs w:val="20"/>
+          <w:lang w:eastAsia="en-GB"/>
+          <w14:ligatures w14:val="none"/>
+        </w:rPr>
+        <w:t>.</w:t>
+      </w:r>
+    </w:p>
+    <w:p>
+      <w:pPr>
+        <w:ind w:left="1440"/>
+        <w:rPr>
+          <w:highlight w:val="yellow"/>
+        </w:rPr>
+      </w:pPr>
+    </w:p>
+    <w:p>
+      <w:pPr>
+        <w:rPr>
+          <w:highlight w:val="yellow"/>
+        </w:rPr>
+      </w:pPr>
+    </w:p>
+    <w:p/>
     <w:p>
       <w:pPr>
         <w:pStyle w:val="ListParagraph"/>
@@ -100,53 +1094,170 @@
           <w:ilvl w:val="0"/>
           <w:numId w:val="6"/>
         </w:numPr>
-        <w:rPr>
-          <w:highlight w:val="yellow"/>
-        </w:rPr>
-      </w:pPr>
-      <w:r>
-        <w:rPr>
-          <w:highlight w:val="yellow"/>
-        </w:rPr>
-        <w:t>R</w:t>
-      </w:r>
-      <w:r>
-        <w:rPr>
-          <w:highlight w:val="yellow"/>
-        </w:rPr>
-        <w:t>un</w:t>
-      </w:r>
-      <w:r>
-        <w:rPr>
-          <w:highlight w:val="yellow"/>
-        </w:rPr>
-        <w:t xml:space="preserve"> the pipeline for selected tickers in</w:t>
-      </w:r>
-      <w:r>
-        <w:rPr>
-          <w:highlight w:val="yellow"/>
-        </w:rPr>
-        <w:t xml:space="preserve"> for industry = biotechnology</w:t>
-      </w:r>
-      <w:r>
-        <w:rPr>
-          <w:highlight w:val="yellow"/>
-        </w:rPr>
-        <w:t xml:space="preserve"> (remove the tickers not wanted: xx, </w:t>
+      </w:pPr>
+      <w:r>
+        <w:t xml:space="preserve">Build the </w:t>
+      </w:r>
+      <w:r>
+        <w:rPr>
+          <w:b/>
+          <w:bCs/>
+        </w:rPr>
+        <w:t>M7-β</w:t>
+      </w:r>
+      <w:r>
+        <w:rPr>
+          <w:b/>
+          <w:bCs/>
+        </w:rPr>
+        <w:t xml:space="preserve"> &amp; </w:t>
+      </w:r>
+      <w:r>
+        <w:rPr>
+          <w:b/>
+          <w:bCs/>
+        </w:rPr>
+        <w:t>M7-γ</w:t>
+      </w:r>
+    </w:p>
+    <w:p>
+      <w:r>
+        <w:t>Updated the handoff</w:t>
+      </w:r>
+      <w:r>
+        <w:t xml:space="preserve"> with </w:t>
+      </w:r>
+      <w:r>
+        <w:rPr>
+          <w:b/>
+          <w:bCs/>
+        </w:rPr>
+        <w:t>"REMAINING BUILD WORK — M7-β and M7-γ"</w:t>
+      </w:r>
+      <w:r>
+        <w:t xml:space="preserve"> which captures:</w:t>
+      </w:r>
+    </w:p>
+    <w:p>
+      <w:pPr>
+        <w:numPr>
+          <w:ilvl w:val="0"/>
+          <w:numId w:val="8"/>
+        </w:numPr>
+      </w:pPr>
+      <w:r>
+        <w:rPr>
+          <w:b/>
+          <w:bCs/>
+        </w:rPr>
+        <w:t>M7-β</w:t>
+      </w:r>
+      <w:r>
+        <w:t xml:space="preserve"> — build when ≥1 quarter of α data has accrued (~2026-Q3 earliest), ~1 day effort. Adds outcome classification + per-archetype reports.</w:t>
+      </w:r>
+    </w:p>
+    <w:p>
+      <w:pPr>
+        <w:numPr>
+          <w:ilvl w:val="0"/>
+          <w:numId w:val="8"/>
+        </w:numPr>
+      </w:pPr>
+      <w:r>
+        <w:rPr>
+          <w:b/>
+          <w:bCs/>
+        </w:rPr>
+        <w:lastRenderedPageBreak/>
+        <w:t>M7-γ</w:t>
+      </w:r>
+      <w:r>
+        <w:t xml:space="preserve"> — build when ≥30 predictions per non-baseline factor band (~2026-Q4 for v1 naïve, ~2027-Q2 for v2 OLS regression which needs N≥200). ~1.5 days. Adds per-component calibration with suggested YAML edits.</w:t>
+      </w:r>
+    </w:p>
+    <w:p>
+      <w:pPr>
+        <w:numPr>
+          <w:ilvl w:val="0"/>
+          <w:numId w:val="8"/>
+        </w:numPr>
+      </w:pPr>
+      <w:r>
+        <w:rPr>
+          <w:b/>
+          <w:bCs/>
+        </w:rPr>
+        <w:t>Concrete trigger SQL queries</w:t>
+      </w:r>
+      <w:r>
+        <w:t xml:space="preserve"> for each phase (e.g. SELECT COUNT(*) FROM predictions WHERE </w:t>
       </w:r>
       <w:proofErr w:type="spellStart"/>
       <w:r>
-        <w:rPr>
-          <w:highlight w:val="yellow"/>
-        </w:rPr>
-        <w:t>yy</w:t>
+        <w:t>scoring_date</w:t>
       </w:r>
       <w:proofErr w:type="spellEnd"/>
       <w:r>
-        <w:rPr>
-          <w:highlight w:val="yellow"/>
-        </w:rPr>
-        <w:t>, zzz, …) .</w:t>
+        <w:t xml:space="preserve"> &lt; date('now', '-91 days') ≥ 30 for M7-β).</w:t>
+      </w:r>
+    </w:p>
+    <w:p>
+      <w:pPr>
+        <w:numPr>
+          <w:ilvl w:val="0"/>
+          <w:numId w:val="8"/>
+        </w:numPr>
+      </w:pPr>
+      <w:r>
+        <w:rPr>
+          <w:b/>
+          <w:bCs/>
+        </w:rPr>
+        <w:t>What to do in the meantime</w:t>
+      </w:r>
+      <w:r>
+        <w:t xml:space="preserve"> — keep 7_track_outcomes.py running, don't aggressively retune </w:t>
+      </w:r>
+      <w:proofErr w:type="spellStart"/>
+      <w:r>
+        <w:t>scoring_modifier.yaml</w:t>
+      </w:r>
+      <w:proofErr w:type="spellEnd"/>
+      <w:r>
+        <w:t xml:space="preserve"> (it destroys snapshot audit values), monthly integrity check.</w:t>
+      </w:r>
+    </w:p>
+    <w:p>
+      <w:pPr>
+        <w:numPr>
+          <w:ilvl w:val="0"/>
+          <w:numId w:val="8"/>
+        </w:numPr>
+      </w:pPr>
+      <w:r>
+        <w:rPr>
+          <w:b/>
+          <w:bCs/>
+        </w:rPr>
+        <w:t>An explicit "When NOT to build"</w:t>
+      </w:r>
+      <w:r>
+        <w:t xml:space="preserve"> warning — building too early produces noise, not signal. The spec's gates exist for a reason.</w:t>
+      </w:r>
+    </w:p>
+    <w:p>
+      <w:r>
+        <w:t xml:space="preserve">The key principle recorded: </w:t>
+      </w:r>
+      <w:r>
+        <w:rPr>
+          <w:b/>
+          <w:bCs/>
+        </w:rPr>
+        <w:t>M7-β and M7-γ are time-gated by data accrual, not effort-gated.</w:t>
+      </w:r>
+      <w:r>
+        <w:t xml:space="preserve"> Don't rush them.</w:t>
       </w:r>
     </w:p>
     <w:p/>
@@ -351,7 +1462,6 @@
     </w:p>
     <w:p>
       <w:r>
-        <w:lastRenderedPageBreak/>
         <w:br/>
       </w:r>
     </w:p>
@@ -368,6 +1478,304 @@
 <file path=word/numbering.xml><?xml version="1.0" encoding="utf-8"?>
 <w:numbering xmlns:wpc="http://schemas.microsoft.com/office/word/2010/wordprocessingCanvas" xmlns:cx="http://schemas.microsoft.com/office/drawing/2014/chartex" xmlns:cx1="http://schemas.microsoft.com/office/drawing/2015/9/8/chartex" xmlns:cx2="http://schemas.microsoft.com/office/drawing/2015/10/21/chartex" xmlns:cx3="http://schemas.microsoft.com/office/drawing/2016/5/9/chartex" xmlns:cx4="http://schemas.microsoft.com/office/drawing/2016/5/10/chartex" xmlns:cx5="http://schemas.microsoft.com/office/drawing/2016/5/11/chartex" xmlns:cx6="http://schemas.microsoft.com/office/drawing/2016/5/12/chartex" xmlns:cx7="http://schemas.microsoft.com/office/drawing/2016/5/13/chartex" xmlns:cx8="http://schemas.microsoft.com/office/drawing/2016/5/14/chartex" xmlns:mc="http://schemas.openxmlformats.org/markup-compatibility/2006" xmlns:aink="http://schemas.microsoft.com/office/drawing/2016/ink" xmlns:am3d="http://schemas.microsoft.com/office/drawing/2017/model3d" xmlns:o="urn:schemas-microsoft-com:office:office" xmlns:oel="http://schemas.microsoft.com/office/2019/extlst" xmlns:r="http://schemas.openxmlformats.org/officeDocument/2006/relationships" xmlns:m="http://schemas.openxmlformats.org/officeDocument/2006/math" xmlns:v="urn:schemas-microsoft-com:vml" xmlns:wp14="http://schemas.microsoft.com/office/word/2010/wordprocessingDrawing" xmlns:wp="http://schemas.openxmlformats.org/drawingml/2006/wordprocessingDrawing" xmlns:w10="urn:schemas-microsoft-com:office:word" xmlns:w="http://schemas.openxmlformats.org/wordprocessingml/2006/main" xmlns:w14="http://schemas.microsoft.com/office/word/2010/wordml" xmlns:w15="http://schemas.microsoft.com/office/word/2012/wordml" xmlns:w16cex="http://schemas.microsoft.com/office/word/2018/wordml/cex" xmlns:w16cid="http://schemas.microsoft.com/office/word/2016/wordml/cid" xmlns:w16="http://schemas.microsoft.com/office/word/2018/wordml" xmlns:w16du="http://schemas.microsoft.com/office/word/2023/wordml/word16du" xmlns:w16sdtdh="http://schemas.microsoft.com/office/word/2020/wordml/sdtdatahash" xmlns:w16sdtfl="http://schemas.microsoft.com/office/word/2024/wordml/sdtformatlock" xmlns:w16se="http://schemas.microsoft.com/office/word/2015/wordml/symex" xmlns:wpg="http://schemas.microsoft.com/office/word/2010/wordprocessingGroup" xmlns:wpi="http://schemas.microsoft.com/office/word/2010/wordprocessingInk" xmlns:wne="http://schemas.microsoft.com/office/word/2006/wordml" xmlns:wps="http://schemas.microsoft.com/office/word/2010/wordprocessingShape" mc:Ignorable="w14 w15 w16se w16cid w16 w16cex w16sdtdh w16sdtfl w16du wp14">
   <w:abstractNum w:abstractNumId="0" w15:restartNumberingAfterBreak="0">
+    <w:nsid w:val="11121684"/>
+    <w:multiLevelType w:val="multilevel"/>
+    <w:tmpl w:val="13C499B2"/>
+    <w:lvl w:ilvl="0">
+      <w:start w:val="1"/>
+      <w:numFmt w:val="bullet"/>
+      <w:lvlText w:val=""/>
+      <w:lvlJc w:val="left"/>
+      <w:pPr>
+        <w:tabs>
+          <w:tab w:val="num" w:pos="2520"/>
+        </w:tabs>
+        <w:ind w:left="2520" w:hanging="360"/>
+      </w:pPr>
+      <w:rPr>
+        <w:rFonts w:ascii="Symbol" w:hAnsi="Symbol" w:hint="default"/>
+        <w:sz w:val="20"/>
+      </w:rPr>
+    </w:lvl>
+    <w:lvl w:ilvl="1" w:tentative="1">
+      <w:start w:val="1"/>
+      <w:numFmt w:val="bullet"/>
+      <w:lvlText w:val="o"/>
+      <w:lvlJc w:val="left"/>
+      <w:pPr>
+        <w:tabs>
+          <w:tab w:val="num" w:pos="3240"/>
+        </w:tabs>
+        <w:ind w:left="3240" w:hanging="360"/>
+      </w:pPr>
+      <w:rPr>
+        <w:rFonts w:ascii="Courier New" w:hAnsi="Courier New" w:hint="default"/>
+        <w:sz w:val="20"/>
+      </w:rPr>
+    </w:lvl>
+    <w:lvl w:ilvl="2" w:tentative="1">
+      <w:start w:val="1"/>
+      <w:numFmt w:val="bullet"/>
+      <w:lvlText w:val=""/>
+      <w:lvlJc w:val="left"/>
+      <w:pPr>
+        <w:tabs>
+          <w:tab w:val="num" w:pos="3960"/>
+        </w:tabs>
+        <w:ind w:left="3960" w:hanging="360"/>
+      </w:pPr>
+      <w:rPr>
+        <w:rFonts w:ascii="Wingdings" w:hAnsi="Wingdings" w:hint="default"/>
+        <w:sz w:val="20"/>
+      </w:rPr>
+    </w:lvl>
+    <w:lvl w:ilvl="3" w:tentative="1">
+      <w:start w:val="1"/>
+      <w:numFmt w:val="bullet"/>
+      <w:lvlText w:val=""/>
+      <w:lvlJc w:val="left"/>
+      <w:pPr>
+        <w:tabs>
+          <w:tab w:val="num" w:pos="4680"/>
+        </w:tabs>
+        <w:ind w:left="4680" w:hanging="360"/>
+      </w:pPr>
+      <w:rPr>
+        <w:rFonts w:ascii="Wingdings" w:hAnsi="Wingdings" w:hint="default"/>
+        <w:sz w:val="20"/>
+      </w:rPr>
+    </w:lvl>
+    <w:lvl w:ilvl="4" w:tentative="1">
+      <w:start w:val="1"/>
+      <w:numFmt w:val="bullet"/>
+      <w:lvlText w:val=""/>
+      <w:lvlJc w:val="left"/>
+      <w:pPr>
+        <w:tabs>
+          <w:tab w:val="num" w:pos="5400"/>
+        </w:tabs>
+        <w:ind w:left="5400" w:hanging="360"/>
+      </w:pPr>
+      <w:rPr>
+        <w:rFonts w:ascii="Wingdings" w:hAnsi="Wingdings" w:hint="default"/>
+        <w:sz w:val="20"/>
+      </w:rPr>
+    </w:lvl>
+    <w:lvl w:ilvl="5" w:tentative="1">
+      <w:start w:val="1"/>
+      <w:numFmt w:val="bullet"/>
+      <w:lvlText w:val=""/>
+      <w:lvlJc w:val="left"/>
+      <w:pPr>
+        <w:tabs>
+          <w:tab w:val="num" w:pos="6120"/>
+        </w:tabs>
+        <w:ind w:left="6120" w:hanging="360"/>
+      </w:pPr>
+      <w:rPr>
+        <w:rFonts w:ascii="Wingdings" w:hAnsi="Wingdings" w:hint="default"/>
+        <w:sz w:val="20"/>
+      </w:rPr>
+    </w:lvl>
+    <w:lvl w:ilvl="6" w:tentative="1">
+      <w:start w:val="1"/>
+      <w:numFmt w:val="bullet"/>
+      <w:lvlText w:val=""/>
+      <w:lvlJc w:val="left"/>
+      <w:pPr>
+        <w:tabs>
+          <w:tab w:val="num" w:pos="6840"/>
+        </w:tabs>
+        <w:ind w:left="6840" w:hanging="360"/>
+      </w:pPr>
+      <w:rPr>
+        <w:rFonts w:ascii="Wingdings" w:hAnsi="Wingdings" w:hint="default"/>
+        <w:sz w:val="20"/>
+      </w:rPr>
+    </w:lvl>
+    <w:lvl w:ilvl="7" w:tentative="1">
+      <w:start w:val="1"/>
+      <w:numFmt w:val="bullet"/>
+      <w:lvlText w:val=""/>
+      <w:lvlJc w:val="left"/>
+      <w:pPr>
+        <w:tabs>
+          <w:tab w:val="num" w:pos="7560"/>
+        </w:tabs>
+        <w:ind w:left="7560" w:hanging="360"/>
+      </w:pPr>
+      <w:rPr>
+        <w:rFonts w:ascii="Wingdings" w:hAnsi="Wingdings" w:hint="default"/>
+        <w:sz w:val="20"/>
+      </w:rPr>
+    </w:lvl>
+    <w:lvl w:ilvl="8" w:tentative="1">
+      <w:start w:val="1"/>
+      <w:numFmt w:val="bullet"/>
+      <w:lvlText w:val=""/>
+      <w:lvlJc w:val="left"/>
+      <w:pPr>
+        <w:tabs>
+          <w:tab w:val="num" w:pos="8280"/>
+        </w:tabs>
+        <w:ind w:left="8280" w:hanging="360"/>
+      </w:pPr>
+      <w:rPr>
+        <w:rFonts w:ascii="Wingdings" w:hAnsi="Wingdings" w:hint="default"/>
+        <w:sz w:val="20"/>
+      </w:rPr>
+    </w:lvl>
+  </w:abstractNum>
+  <w:abstractNum w:abstractNumId="1" w15:restartNumberingAfterBreak="0">
+    <w:nsid w:val="16A73127"/>
+    <w:multiLevelType w:val="multilevel"/>
+    <w:tmpl w:val="DE2CC1BA"/>
+    <w:lvl w:ilvl="0">
+      <w:start w:val="1"/>
+      <w:numFmt w:val="bullet"/>
+      <w:lvlText w:val=""/>
+      <w:lvlJc w:val="left"/>
+      <w:pPr>
+        <w:tabs>
+          <w:tab w:val="num" w:pos="720"/>
+        </w:tabs>
+        <w:ind w:left="720" w:hanging="360"/>
+      </w:pPr>
+      <w:rPr>
+        <w:rFonts w:ascii="Symbol" w:hAnsi="Symbol" w:hint="default"/>
+        <w:sz w:val="20"/>
+      </w:rPr>
+    </w:lvl>
+    <w:lvl w:ilvl="1" w:tentative="1">
+      <w:start w:val="1"/>
+      <w:numFmt w:val="bullet"/>
+      <w:lvlText w:val="o"/>
+      <w:lvlJc w:val="left"/>
+      <w:pPr>
+        <w:tabs>
+          <w:tab w:val="num" w:pos="1440"/>
+        </w:tabs>
+        <w:ind w:left="1440" w:hanging="360"/>
+      </w:pPr>
+      <w:rPr>
+        <w:rFonts w:ascii="Courier New" w:hAnsi="Courier New" w:hint="default"/>
+        <w:sz w:val="20"/>
+      </w:rPr>
+    </w:lvl>
+    <w:lvl w:ilvl="2" w:tentative="1">
+      <w:start w:val="1"/>
+      <w:numFmt w:val="bullet"/>
+      <w:lvlText w:val=""/>
+      <w:lvlJc w:val="left"/>
+      <w:pPr>
+        <w:tabs>
+          <w:tab w:val="num" w:pos="2160"/>
+        </w:tabs>
+        <w:ind w:left="2160" w:hanging="360"/>
+      </w:pPr>
+      <w:rPr>
+        <w:rFonts w:ascii="Wingdings" w:hAnsi="Wingdings" w:hint="default"/>
+        <w:sz w:val="20"/>
+      </w:rPr>
+    </w:lvl>
+    <w:lvl w:ilvl="3" w:tentative="1">
+      <w:start w:val="1"/>
+      <w:numFmt w:val="bullet"/>
+      <w:lvlText w:val=""/>
+      <w:lvlJc w:val="left"/>
+      <w:pPr>
+        <w:tabs>
+          <w:tab w:val="num" w:pos="2880"/>
+        </w:tabs>
+        <w:ind w:left="2880" w:hanging="360"/>
+      </w:pPr>
+      <w:rPr>
+        <w:rFonts w:ascii="Wingdings" w:hAnsi="Wingdings" w:hint="default"/>
+        <w:sz w:val="20"/>
+      </w:rPr>
+    </w:lvl>
+    <w:lvl w:ilvl="4" w:tentative="1">
+      <w:start w:val="1"/>
+      <w:numFmt w:val="bullet"/>
+      <w:lvlText w:val=""/>
+      <w:lvlJc w:val="left"/>
+      <w:pPr>
+        <w:tabs>
+          <w:tab w:val="num" w:pos="3600"/>
+        </w:tabs>
+        <w:ind w:left="3600" w:hanging="360"/>
+      </w:pPr>
+      <w:rPr>
+        <w:rFonts w:ascii="Wingdings" w:hAnsi="Wingdings" w:hint="default"/>
+        <w:sz w:val="20"/>
+      </w:rPr>
+    </w:lvl>
+    <w:lvl w:ilvl="5" w:tentative="1">
+      <w:start w:val="1"/>
+      <w:numFmt w:val="bullet"/>
+      <w:lvlText w:val=""/>
+      <w:lvlJc w:val="left"/>
+      <w:pPr>
+        <w:tabs>
+          <w:tab w:val="num" w:pos="4320"/>
+        </w:tabs>
+        <w:ind w:left="4320" w:hanging="360"/>
+      </w:pPr>
+      <w:rPr>
+        <w:rFonts w:ascii="Wingdings" w:hAnsi="Wingdings" w:hint="default"/>
+        <w:sz w:val="20"/>
+      </w:rPr>
+    </w:lvl>
+    <w:lvl w:ilvl="6" w:tentative="1">
+      <w:start w:val="1"/>
+      <w:numFmt w:val="bullet"/>
+      <w:lvlText w:val=""/>
+      <w:lvlJc w:val="left"/>
+      <w:pPr>
+        <w:tabs>
+          <w:tab w:val="num" w:pos="5040"/>
+        </w:tabs>
+        <w:ind w:left="5040" w:hanging="360"/>
+      </w:pPr>
+      <w:rPr>
+        <w:rFonts w:ascii="Wingdings" w:hAnsi="Wingdings" w:hint="default"/>
+        <w:sz w:val="20"/>
+      </w:rPr>
+    </w:lvl>
+    <w:lvl w:ilvl="7" w:tentative="1">
+      <w:start w:val="1"/>
+      <w:numFmt w:val="bullet"/>
+      <w:lvlText w:val=""/>
+      <w:lvlJc w:val="left"/>
+      <w:pPr>
+        <w:tabs>
+          <w:tab w:val="num" w:pos="5760"/>
+        </w:tabs>
+        <w:ind w:left="5760" w:hanging="360"/>
+      </w:pPr>
+      <w:rPr>
+        <w:rFonts w:ascii="Wingdings" w:hAnsi="Wingdings" w:hint="default"/>
+        <w:sz w:val="20"/>
+      </w:rPr>
+    </w:lvl>
+    <w:lvl w:ilvl="8" w:tentative="1">
+      <w:start w:val="1"/>
+      <w:numFmt w:val="bullet"/>
+      <w:lvlText w:val=""/>
+      <w:lvlJc w:val="left"/>
+      <w:pPr>
+        <w:tabs>
+          <w:tab w:val="num" w:pos="6480"/>
+        </w:tabs>
+        <w:ind w:left="6480" w:hanging="360"/>
+      </w:pPr>
+      <w:rPr>
+        <w:rFonts w:ascii="Wingdings" w:hAnsi="Wingdings" w:hint="default"/>
+        <w:sz w:val="20"/>
+      </w:rPr>
+    </w:lvl>
+  </w:abstractNum>
+  <w:abstractNum w:abstractNumId="2" w15:restartNumberingAfterBreak="0">
     <w:nsid w:val="1CCD230C"/>
     <w:multiLevelType w:val="multilevel"/>
     <w:tmpl w:val="95403EAE"/>
@@ -516,7 +1924,7 @@
       </w:rPr>
     </w:lvl>
   </w:abstractNum>
-  <w:abstractNum w:abstractNumId="1" w15:restartNumberingAfterBreak="0">
+  <w:abstractNum w:abstractNumId="3" w15:restartNumberingAfterBreak="0">
     <w:nsid w:val="282B2D4F"/>
     <w:multiLevelType w:val="multilevel"/>
     <w:tmpl w:val="C7B2AFB0"/>
@@ -665,7 +2073,7 @@
       </w:rPr>
     </w:lvl>
   </w:abstractNum>
-  <w:abstractNum w:abstractNumId="2" w15:restartNumberingAfterBreak="0">
+  <w:abstractNum w:abstractNumId="4" w15:restartNumberingAfterBreak="0">
     <w:nsid w:val="31F8453E"/>
     <w:multiLevelType w:val="hybridMultilevel"/>
     <w:tmpl w:val="3516E96E"/>
@@ -778,7 +2186,120 @@
       </w:rPr>
     </w:lvl>
   </w:abstractNum>
-  <w:abstractNum w:abstractNumId="3" w15:restartNumberingAfterBreak="0">
+  <w:abstractNum w:abstractNumId="5" w15:restartNumberingAfterBreak="0">
+    <w:nsid w:val="5F9D50C0"/>
+    <w:multiLevelType w:val="multilevel"/>
+    <w:tmpl w:val="485C5784"/>
+    <w:lvl w:ilvl="0">
+      <w:start w:val="1"/>
+      <w:numFmt w:val="decimal"/>
+      <w:lvlText w:val="%1."/>
+      <w:lvlJc w:val="left"/>
+      <w:pPr>
+        <w:tabs>
+          <w:tab w:val="num" w:pos="720"/>
+        </w:tabs>
+        <w:ind w:left="720" w:hanging="360"/>
+      </w:pPr>
+    </w:lvl>
+    <w:lvl w:ilvl="1" w:tentative="1">
+      <w:start w:val="1"/>
+      <w:numFmt w:val="decimal"/>
+      <w:lvlText w:val="%2."/>
+      <w:lvlJc w:val="left"/>
+      <w:pPr>
+        <w:tabs>
+          <w:tab w:val="num" w:pos="1440"/>
+        </w:tabs>
+        <w:ind w:left="1440" w:hanging="360"/>
+      </w:pPr>
+    </w:lvl>
+    <w:lvl w:ilvl="2" w:tentative="1">
+      <w:start w:val="1"/>
+      <w:numFmt w:val="decimal"/>
+      <w:lvlText w:val="%3."/>
+      <w:lvlJc w:val="left"/>
+      <w:pPr>
+        <w:tabs>
+          <w:tab w:val="num" w:pos="2160"/>
+        </w:tabs>
+        <w:ind w:left="2160" w:hanging="360"/>
+      </w:pPr>
+    </w:lvl>
+    <w:lvl w:ilvl="3" w:tentative="1">
+      <w:start w:val="1"/>
+      <w:numFmt w:val="decimal"/>
+      <w:lvlText w:val="%4."/>
+      <w:lvlJc w:val="left"/>
+      <w:pPr>
+        <w:tabs>
+          <w:tab w:val="num" w:pos="2880"/>
+        </w:tabs>
+        <w:ind w:left="2880" w:hanging="360"/>
+      </w:pPr>
+    </w:lvl>
+    <w:lvl w:ilvl="4" w:tentative="1">
+      <w:start w:val="1"/>
+      <w:numFmt w:val="decimal"/>
+      <w:lvlText w:val="%5."/>
+      <w:lvlJc w:val="left"/>
+      <w:pPr>
+        <w:tabs>
+          <w:tab w:val="num" w:pos="3600"/>
+        </w:tabs>
+        <w:ind w:left="3600" w:hanging="360"/>
+      </w:pPr>
+    </w:lvl>
+    <w:lvl w:ilvl="5" w:tentative="1">
+      <w:start w:val="1"/>
+      <w:numFmt w:val="decimal"/>
+      <w:lvlText w:val="%6."/>
+      <w:lvlJc w:val="left"/>
+      <w:pPr>
+        <w:tabs>
+          <w:tab w:val="num" w:pos="4320"/>
+        </w:tabs>
+        <w:ind w:left="4320" w:hanging="360"/>
+      </w:pPr>
+    </w:lvl>
+    <w:lvl w:ilvl="6" w:tentative="1">
+      <w:start w:val="1"/>
+      <w:numFmt w:val="decimal"/>
+      <w:lvlText w:val="%7."/>
+      <w:lvlJc w:val="left"/>
+      <w:pPr>
+        <w:tabs>
+          <w:tab w:val="num" w:pos="5040"/>
+        </w:tabs>
+        <w:ind w:left="5040" w:hanging="360"/>
+      </w:pPr>
+    </w:lvl>
+    <w:lvl w:ilvl="7" w:tentative="1">
+      <w:start w:val="1"/>
+      <w:numFmt w:val="decimal"/>
+      <w:lvlText w:val="%8."/>
+      <w:lvlJc w:val="left"/>
+      <w:pPr>
+        <w:tabs>
+          <w:tab w:val="num" w:pos="5760"/>
+        </w:tabs>
+        <w:ind w:left="5760" w:hanging="360"/>
+      </w:pPr>
+    </w:lvl>
+    <w:lvl w:ilvl="8" w:tentative="1">
+      <w:start w:val="1"/>
+      <w:numFmt w:val="decimal"/>
+      <w:lvlText w:val="%9."/>
+      <w:lvlJc w:val="left"/>
+      <w:pPr>
+        <w:tabs>
+          <w:tab w:val="num" w:pos="6480"/>
+        </w:tabs>
+        <w:ind w:left="6480" w:hanging="360"/>
+      </w:pPr>
+    </w:lvl>
+  </w:abstractNum>
+  <w:abstractNum w:abstractNumId="6" w15:restartNumberingAfterBreak="0">
     <w:nsid w:val="60D76AF6"/>
     <w:multiLevelType w:val="multilevel"/>
     <w:tmpl w:val="3F1EEE20"/>
@@ -927,7 +2448,7 @@
       </w:rPr>
     </w:lvl>
   </w:abstractNum>
-  <w:abstractNum w:abstractNumId="4" w15:restartNumberingAfterBreak="0">
+  <w:abstractNum w:abstractNumId="7" w15:restartNumberingAfterBreak="0">
     <w:nsid w:val="6C9859A5"/>
     <w:multiLevelType w:val="multilevel"/>
     <w:tmpl w:val="94AAA612"/>
@@ -1076,7 +2597,7 @@
       </w:rPr>
     </w:lvl>
   </w:abstractNum>
-  <w:abstractNum w:abstractNumId="5" w15:restartNumberingAfterBreak="0">
+  <w:abstractNum w:abstractNumId="8" w15:restartNumberingAfterBreak="0">
     <w:nsid w:val="6F6119E4"/>
     <w:multiLevelType w:val="hybridMultilevel"/>
     <w:tmpl w:val="9D4AB154"/>
@@ -1189,22 +2710,31 @@
     </w:lvl>
   </w:abstractNum>
   <w:num w:numId="1" w16cid:durableId="1378891532">
+    <w:abstractNumId w:val="3"/>
+  </w:num>
+  <w:num w:numId="2" w16cid:durableId="244652641">
+    <w:abstractNumId w:val="2"/>
+  </w:num>
+  <w:num w:numId="3" w16cid:durableId="1403064785">
+    <w:abstractNumId w:val="7"/>
+  </w:num>
+  <w:num w:numId="4" w16cid:durableId="1832483084">
+    <w:abstractNumId w:val="6"/>
+  </w:num>
+  <w:num w:numId="5" w16cid:durableId="293609434">
+    <w:abstractNumId w:val="4"/>
+  </w:num>
+  <w:num w:numId="6" w16cid:durableId="1772041359">
+    <w:abstractNumId w:val="8"/>
+  </w:num>
+  <w:num w:numId="7" w16cid:durableId="1148669619">
     <w:abstractNumId w:val="1"/>
   </w:num>
-  <w:num w:numId="2" w16cid:durableId="244652641">
+  <w:num w:numId="8" w16cid:durableId="1696955531">
+    <w:abstractNumId w:val="5"/>
+  </w:num>
+  <w:num w:numId="9" w16cid:durableId="1510220402">
     <w:abstractNumId w:val="0"/>
-  </w:num>
-  <w:num w:numId="3" w16cid:durableId="1403064785">
-    <w:abstractNumId w:val="4"/>
-  </w:num>
-  <w:num w:numId="4" w16cid:durableId="1832483084">
-    <w:abstractNumId w:val="3"/>
-  </w:num>
-  <w:num w:numId="5" w16cid:durableId="293609434">
-    <w:abstractNumId w:val="2"/>
-  </w:num>
-  <w:num w:numId="6" w16cid:durableId="1772041359">
-    <w:abstractNumId w:val="5"/>
   </w:num>
 </w:numbering>
 </file>
@@ -1660,7 +3190,6 @@
     <w:next w:val="Normal"/>
     <w:link w:val="Heading3Char"/>
     <w:uiPriority w:val="9"/>
-    <w:semiHidden/>
     <w:unhideWhenUsed/>
     <w:qFormat/>
     <w:rsid w:val="00603EFF"/>
@@ -1867,7 +3396,6 @@
     <w:basedOn w:val="DefaultParagraphFont"/>
     <w:link w:val="Heading3"/>
     <w:uiPriority w:val="9"/>
-    <w:semiHidden/>
     <w:rsid w:val="00603EFF"/>
     <w:rPr>
       <w:rFonts w:eastAsiaTheme="majorEastAsia" w:cstheme="majorBidi"/>
@@ -2123,6 +3651,72 @@
       <w:smallCaps/>
       <w:color w:val="2F5496" w:themeColor="accent1" w:themeShade="BF"/>
       <w:spacing w:val="5"/>
+    </w:rPr>
+  </w:style>
+  <w:style w:type="character" w:styleId="Hyperlink">
+    <w:name w:val="Hyperlink"/>
+    <w:basedOn w:val="DefaultParagraphFont"/>
+    <w:uiPriority w:val="99"/>
+    <w:unhideWhenUsed/>
+    <w:rsid w:val="00AB4B67"/>
+    <w:rPr>
+      <w:color w:val="0563C1" w:themeColor="hyperlink"/>
+      <w:u w:val="single"/>
+    </w:rPr>
+  </w:style>
+  <w:style w:type="character" w:styleId="UnresolvedMention">
+    <w:name w:val="Unresolved Mention"/>
+    <w:basedOn w:val="DefaultParagraphFont"/>
+    <w:uiPriority w:val="99"/>
+    <w:semiHidden/>
+    <w:unhideWhenUsed/>
+    <w:rsid w:val="00AB4B67"/>
+    <w:rPr>
+      <w:color w:val="605E5C"/>
+      <w:shd w:val="clear" w:color="auto" w:fill="E1DFDD"/>
+    </w:rPr>
+  </w:style>
+  <w:style w:type="paragraph" w:styleId="NormalWeb">
+    <w:name w:val="Normal (Web)"/>
+    <w:basedOn w:val="Normal"/>
+    <w:uiPriority w:val="99"/>
+    <w:semiHidden/>
+    <w:unhideWhenUsed/>
+    <w:rsid w:val="00FD4263"/>
+    <w:pPr>
+      <w:spacing w:before="100" w:beforeAutospacing="1" w:after="100" w:afterAutospacing="1" w:line="240" w:lineRule="auto"/>
+    </w:pPr>
+    <w:rPr>
+      <w:rFonts w:ascii="Times New Roman" w:eastAsia="Times New Roman" w:hAnsi="Times New Roman" w:cs="Times New Roman"/>
+      <w:kern w:val="0"/>
+      <w:sz w:val="24"/>
+      <w:szCs w:val="24"/>
+      <w:lang w:eastAsia="en-GB"/>
+      <w14:ligatures w14:val="none"/>
+    </w:rPr>
+  </w:style>
+  <w:style w:type="character" w:styleId="Strong">
+    <w:name w:val="Strong"/>
+    <w:basedOn w:val="DefaultParagraphFont"/>
+    <w:uiPriority w:val="22"/>
+    <w:qFormat/>
+    <w:rsid w:val="00FD4263"/>
+    <w:rPr>
+      <w:b/>
+      <w:bCs/>
+    </w:rPr>
+  </w:style>
+  <w:style w:type="character" w:styleId="HTMLCode">
+    <w:name w:val="HTML Code"/>
+    <w:basedOn w:val="DefaultParagraphFont"/>
+    <w:uiPriority w:val="99"/>
+    <w:semiHidden/>
+    <w:unhideWhenUsed/>
+    <w:rsid w:val="00FD4263"/>
+    <w:rPr>
+      <w:rFonts w:ascii="Courier New" w:eastAsia="Times New Roman" w:hAnsi="Courier New" w:cs="Courier New"/>
+      <w:sz w:val="20"/>
+      <w:szCs w:val="20"/>
     </w:rPr>
   </w:style>
 </w:styles>

--- a/to_do.docx
+++ b/to_do.docx
@@ -37,7 +37,19 @@
         <w:rPr>
           <w:highlight w:val="yellow"/>
         </w:rPr>
-        <w:t xml:space="preserve"> the pipeline </w:t>
+        <w:t xml:space="preserve"> the</w:t>
+      </w:r>
+      <w:r>
+        <w:rPr>
+          <w:highlight w:val="yellow"/>
+        </w:rPr>
+        <w:t xml:space="preserve"> 2_Funds_parser</w:t>
+      </w:r>
+      <w:r>
+        <w:rPr>
+          <w:highlight w:val="yellow"/>
+        </w:rPr>
+        <w:t xml:space="preserve"> pipeline </w:t>
       </w:r>
       <w:r>
         <w:rPr>
@@ -61,25 +73,7 @@
           <w:bCs/>
           <w:highlight w:val="yellow"/>
         </w:rPr>
-        <w:t>Default </w:t>
-      </w:r>
-      <w:proofErr w:type="spellStart"/>
-      <w:r>
-        <w:rPr>
-          <w:b/>
-          <w:bCs/>
-          <w:highlight w:val="yellow"/>
-        </w:rPr>
-        <w:t>scoring.yaml</w:t>
-      </w:r>
-      <w:proofErr w:type="spellEnd"/>
-      <w:r>
-        <w:rPr>
-          <w:b/>
-          <w:bCs/>
-          <w:highlight w:val="yellow"/>
-        </w:rPr>
-        <w:t> allowlist (Biotechnology + Drug Manufacturers - Specialty &amp; Generic)</w:t>
+        <w:t>Default scoring.yaml allowlist (Biotechnology + Drug Manufacturers - Specialty &amp; Generic)</w:t>
       </w:r>
     </w:p>
     <w:tbl>
@@ -286,21 +280,7 @@
               <w:rPr>
                 <w:highlight w:val="yellow"/>
               </w:rPr>
-              <w:t xml:space="preserve">+ </w:t>
-            </w:r>
-            <w:proofErr w:type="spellStart"/>
-            <w:r>
-              <w:rPr>
-                <w:highlight w:val="yellow"/>
-              </w:rPr>
-              <w:t>composite_best</w:t>
-            </w:r>
-            <w:proofErr w:type="spellEnd"/>
-            <w:r>
-              <w:rPr>
-                <w:highlight w:val="yellow"/>
-              </w:rPr>
-              <w:t xml:space="preserve"> ≥ 6.0</w:t>
+              <w:t>+ composite_best ≥ 6.0</w:t>
             </w:r>
           </w:p>
         </w:tc>
@@ -370,21 +350,7 @@
               <w:rPr>
                 <w:highlight w:val="yellow"/>
               </w:rPr>
-              <w:t xml:space="preserve">+ </w:t>
-            </w:r>
-            <w:proofErr w:type="spellStart"/>
-            <w:r>
-              <w:rPr>
-                <w:highlight w:val="yellow"/>
-              </w:rPr>
-              <w:t>market_cap</w:t>
-            </w:r>
-            <w:proofErr w:type="spellEnd"/>
-            <w:r>
-              <w:rPr>
-                <w:highlight w:val="yellow"/>
-              </w:rPr>
-              <w:t xml:space="preserve"> ≤ $3.7B</w:t>
+              <w:t>+ market_cap ≤ $3.7B</w:t>
             </w:r>
           </w:p>
         </w:tc>
@@ -540,19 +506,11 @@
           <w:highlight w:val="yellow"/>
         </w:rPr>
       </w:pPr>
-      <w:proofErr w:type="spellStart"/>
       <w:r>
         <w:rPr>
           <w:highlight w:val="yellow"/>
         </w:rPr>
-        <w:t>composite_best_min</w:t>
-      </w:r>
-      <w:proofErr w:type="spellEnd"/>
-      <w:r>
-        <w:rPr>
-          <w:highlight w:val="yellow"/>
-        </w:rPr>
-        <w:t xml:space="preserve"> (default 6.0)</w:t>
+        <w:t>composite_best_min (default 6.0)</w:t>
       </w:r>
     </w:p>
     <w:p>
@@ -569,21 +527,7 @@
         <w:rPr>
           <w:highlight w:val="yellow"/>
         </w:rPr>
-        <w:t xml:space="preserve">industry allowlist (default: Biotech + Drug </w:t>
-      </w:r>
-      <w:proofErr w:type="spellStart"/>
-      <w:r>
-        <w:rPr>
-          <w:highlight w:val="yellow"/>
-        </w:rPr>
-        <w:t>Mfrs</w:t>
-      </w:r>
-      <w:proofErr w:type="spellEnd"/>
-      <w:r>
-        <w:rPr>
-          <w:highlight w:val="yellow"/>
-        </w:rPr>
-        <w:t xml:space="preserve"> Specialty/Generic)</w:t>
+        <w:t>industry allowlist (default: Biotech + Drug Mfrs Specialty/Generic)</w:t>
       </w:r>
     </w:p>
     <w:p>
@@ -596,19 +540,11 @@
           <w:highlight w:val="yellow"/>
         </w:rPr>
       </w:pPr>
-      <w:proofErr w:type="spellStart"/>
       <w:r>
         <w:rPr>
           <w:highlight w:val="yellow"/>
         </w:rPr>
-        <w:t>market_cap</w:t>
-      </w:r>
-      <w:proofErr w:type="spellEnd"/>
-      <w:r>
-        <w:rPr>
-          <w:highlight w:val="yellow"/>
-        </w:rPr>
-        <w:t xml:space="preserve"> cap (default $3.7B)</w:t>
+        <w:t>market_cap cap (default $3.7B)</w:t>
       </w:r>
     </w:p>
     <w:p>
@@ -838,7 +774,6 @@
         </w:rPr>
         <w:t xml:space="preserve"> that fall below </w:t>
       </w:r>
-      <w:proofErr w:type="spellStart"/>
       <w:r>
         <w:rPr>
           <w:rFonts w:ascii="Courier New" w:eastAsia="Times New Roman" w:hAnsi="Courier New" w:cs="Courier New"/>
@@ -850,9 +785,20 @@
           <w:lang w:eastAsia="en-GB"/>
           <w14:ligatures w14:val="none"/>
         </w:rPr>
-        <w:t>composite_best</w:t>
-      </w:r>
-      <w:proofErr w:type="spellEnd"/>
+        <w:t>composite_best ≥ 6.0</w:t>
+      </w:r>
+      <w:r>
+        <w:rPr>
+          <w:rFonts w:ascii="Segoe UI" w:eastAsia="Times New Roman" w:hAnsi="Segoe UI" w:cs="Segoe UI"/>
+          <w:color w:val="BFBFBF"/>
+          <w:kern w:val="0"/>
+          <w:sz w:val="20"/>
+          <w:szCs w:val="20"/>
+          <w:lang w:eastAsia="en-GB"/>
+          <w14:ligatures w14:val="none"/>
+        </w:rPr>
+        <w:t xml:space="preserve"> but have positive 13F accumulation signals (</w:t>
+      </w:r>
       <w:r>
         <w:rPr>
           <w:rFonts w:ascii="Courier New" w:eastAsia="Times New Roman" w:hAnsi="Courier New" w:cs="Courier New"/>
@@ -864,7 +810,7 @@
           <w:lang w:eastAsia="en-GB"/>
           <w14:ligatures w14:val="none"/>
         </w:rPr>
-        <w:t xml:space="preserve"> ≥ 6.0</w:t>
+        <w:t>new_positions ≥ 1</w:t>
       </w:r>
       <w:r>
         <w:rPr>
@@ -876,9 +822,8 @@
           <w:lang w:eastAsia="en-GB"/>
           <w14:ligatures w14:val="none"/>
         </w:rPr>
-        <w:t xml:space="preserve"> but have positive 13F accumulation signals (</w:t>
-      </w:r>
-      <w:proofErr w:type="spellStart"/>
+        <w:t xml:space="preserve"> OR </w:t>
+      </w:r>
       <w:r>
         <w:rPr>
           <w:rFonts w:ascii="Courier New" w:eastAsia="Times New Roman" w:hAnsi="Courier New" w:cs="Courier New"/>
@@ -890,9 +835,20 @@
           <w:lang w:eastAsia="en-GB"/>
           <w14:ligatures w14:val="none"/>
         </w:rPr>
-        <w:t>new_positions</w:t>
-      </w:r>
-      <w:proofErr w:type="spellEnd"/>
+        <w:t>qoq_fund_count_change ≥ 1</w:t>
+      </w:r>
+      <w:r>
+        <w:rPr>
+          <w:rFonts w:ascii="Segoe UI" w:eastAsia="Times New Roman" w:hAnsi="Segoe UI" w:cs="Segoe UI"/>
+          <w:color w:val="BFBFBF"/>
+          <w:kern w:val="0"/>
+          <w:sz w:val="20"/>
+          <w:szCs w:val="20"/>
+          <w:lang w:eastAsia="en-GB"/>
+          <w14:ligatures w14:val="none"/>
+        </w:rPr>
+        <w:t xml:space="preserve">) — and aren't in a "train has left" archetype like </w:t>
+      </w:r>
       <w:r>
         <w:rPr>
           <w:rFonts w:ascii="Courier New" w:eastAsia="Times New Roman" w:hAnsi="Courier New" w:cs="Courier New"/>
@@ -904,7 +860,7 @@
           <w:lang w:eastAsia="en-GB"/>
           <w14:ligatures w14:val="none"/>
         </w:rPr>
-        <w:t xml:space="preserve"> ≥ 1</w:t>
+        <w:t>extended_uptrend</w:t>
       </w:r>
       <w:r>
         <w:rPr>
@@ -916,9 +872,8 @@
           <w:lang w:eastAsia="en-GB"/>
           <w14:ligatures w14:val="none"/>
         </w:rPr>
-        <w:t xml:space="preserve"> OR </w:t>
-      </w:r>
-      <w:proofErr w:type="spellStart"/>
+        <w:t xml:space="preserve"> or </w:t>
+      </w:r>
       <w:r>
         <w:rPr>
           <w:rFonts w:ascii="Courier New" w:eastAsia="Times New Roman" w:hAnsi="Courier New" w:cs="Courier New"/>
@@ -930,76 +885,8 @@
           <w:lang w:eastAsia="en-GB"/>
           <w14:ligatures w14:val="none"/>
         </w:rPr>
-        <w:t>qoq_fund_count_change</w:t>
-      </w:r>
-      <w:proofErr w:type="spellEnd"/>
-      <w:r>
-        <w:rPr>
-          <w:rFonts w:ascii="Courier New" w:eastAsia="Times New Roman" w:hAnsi="Courier New" w:cs="Courier New"/>
-          <w:color w:val="8C8C8C"/>
-          <w:kern w:val="0"/>
-          <w:sz w:val="18"/>
-          <w:szCs w:val="18"/>
-          <w:shd w:val="clear" w:color="auto" w:fill="262626"/>
-          <w:lang w:eastAsia="en-GB"/>
-          <w14:ligatures w14:val="none"/>
-        </w:rPr>
-        <w:t xml:space="preserve"> ≥ 1</w:t>
-      </w:r>
-      <w:r>
-        <w:rPr>
-          <w:rFonts w:ascii="Segoe UI" w:eastAsia="Times New Roman" w:hAnsi="Segoe UI" w:cs="Segoe UI"/>
-          <w:color w:val="BFBFBF"/>
-          <w:kern w:val="0"/>
-          <w:sz w:val="20"/>
-          <w:szCs w:val="20"/>
-          <w:lang w:eastAsia="en-GB"/>
-          <w14:ligatures w14:val="none"/>
-        </w:rPr>
-        <w:t xml:space="preserve">) — and aren't in a "train has left" archetype like </w:t>
-      </w:r>
-      <w:proofErr w:type="spellStart"/>
-      <w:r>
-        <w:rPr>
-          <w:rFonts w:ascii="Courier New" w:eastAsia="Times New Roman" w:hAnsi="Courier New" w:cs="Courier New"/>
-          <w:color w:val="8C8C8C"/>
-          <w:kern w:val="0"/>
-          <w:sz w:val="18"/>
-          <w:szCs w:val="18"/>
-          <w:shd w:val="clear" w:color="auto" w:fill="262626"/>
-          <w:lang w:eastAsia="en-GB"/>
-          <w14:ligatures w14:val="none"/>
-        </w:rPr>
-        <w:t>extended_uptrend</w:t>
-      </w:r>
-      <w:proofErr w:type="spellEnd"/>
-      <w:r>
-        <w:rPr>
-          <w:rFonts w:ascii="Segoe UI" w:eastAsia="Times New Roman" w:hAnsi="Segoe UI" w:cs="Segoe UI"/>
-          <w:color w:val="BFBFBF"/>
-          <w:kern w:val="0"/>
-          <w:sz w:val="20"/>
-          <w:szCs w:val="20"/>
-          <w:lang w:eastAsia="en-GB"/>
-          <w14:ligatures w14:val="none"/>
-        </w:rPr>
-        <w:t xml:space="preserve"> or </w:t>
-      </w:r>
-      <w:proofErr w:type="spellStart"/>
-      <w:r>
-        <w:rPr>
-          <w:rFonts w:ascii="Courier New" w:eastAsia="Times New Roman" w:hAnsi="Courier New" w:cs="Courier New"/>
-          <w:color w:val="8C8C8C"/>
-          <w:kern w:val="0"/>
-          <w:sz w:val="18"/>
-          <w:szCs w:val="18"/>
-          <w:shd w:val="clear" w:color="auto" w:fill="262626"/>
-          <w:lang w:eastAsia="en-GB"/>
-          <w14:ligatures w14:val="none"/>
-        </w:rPr>
         <w:t>broken_trend</w:t>
       </w:r>
-      <w:proofErr w:type="spellEnd"/>
       <w:r>
         <w:rPr>
           <w:rFonts w:ascii="Segoe UI" w:eastAsia="Times New Roman" w:hAnsi="Segoe UI" w:cs="Segoe UI"/>
@@ -1190,15 +1077,7 @@
         <w:t>Concrete trigger SQL queries</w:t>
       </w:r>
       <w:r>
-        <w:t xml:space="preserve"> for each phase (e.g. SELECT COUNT(*) FROM predictions WHERE </w:t>
-      </w:r>
-      <w:proofErr w:type="spellStart"/>
-      <w:r>
-        <w:t>scoring_date</w:t>
-      </w:r>
-      <w:proofErr w:type="spellEnd"/>
-      <w:r>
-        <w:t xml:space="preserve"> &lt; date('now', '-91 days') ≥ 30 for M7-β).</w:t>
+        <w:t xml:space="preserve"> for each phase (e.g. SELECT COUNT(*) FROM predictions WHERE scoring_date &lt; date('now', '-91 days') ≥ 30 for M7-β).</w:t>
       </w:r>
     </w:p>
     <w:p>
@@ -1216,15 +1095,7 @@
         <w:t>What to do in the meantime</w:t>
       </w:r>
       <w:r>
-        <w:t xml:space="preserve"> — keep 7_track_outcomes.py running, don't aggressively retune </w:t>
-      </w:r>
-      <w:proofErr w:type="spellStart"/>
-      <w:r>
-        <w:t>scoring_modifier.yaml</w:t>
-      </w:r>
-      <w:proofErr w:type="spellEnd"/>
-      <w:r>
-        <w:t xml:space="preserve"> (it destroys snapshot audit values), monthly integrity check.</w:t>
+        <w:t xml:space="preserve"> — keep 7_track_outcomes.py running, don't aggressively retune scoring_modifier.yaml (it destroys snapshot audit values), monthly integrity check.</w:t>
       </w:r>
     </w:p>
     <w:p>
@@ -1280,15 +1151,7 @@
         </w:numPr>
       </w:pPr>
       <w:r>
-        <w:t>Write a handoff brief to .</w:t>
-      </w:r>
-      <w:proofErr w:type="spellStart"/>
-      <w:r>
-        <w:t>claude</w:t>
-      </w:r>
-      <w:proofErr w:type="spellEnd"/>
-      <w:r>
-        <w:t>/</w:t>
+        <w:t>Write a handoff brief to .claude/</w:t>
       </w:r>
       <w:r>
         <w:rPr>
@@ -1317,15 +1180,7 @@
         <w:t>YYY</w:t>
       </w:r>
       <w:r>
-        <w:t xml:space="preserve"> so I can start a new conversation, read the .</w:t>
-      </w:r>
-      <w:proofErr w:type="spellStart"/>
-      <w:r>
-        <w:t>claude</w:t>
-      </w:r>
-      <w:proofErr w:type="spellEnd"/>
-      <w:r>
-        <w:t>/</w:t>
+        <w:t xml:space="preserve"> so I can start a new conversation, read the .claude/</w:t>
       </w:r>
       <w:r>
         <w:rPr>
@@ -1375,15 +1230,7 @@
     </w:p>
     <w:p>
       <w:r>
-        <w:t>Open VS Code → open a terminal in _</w:t>
-      </w:r>
-      <w:proofErr w:type="spellStart"/>
-      <w:r>
-        <w:t>Stock_agent</w:t>
-      </w:r>
-      <w:proofErr w:type="spellEnd"/>
-      <w:r>
-        <w:t>/ (or wherever you normally launch Claude) → run one of:</w:t>
+        <w:t>Open VS Code → open a terminal in _Stock_agent/ (or wherever you normally launch Claude) → run one of:</w:t>
       </w:r>
     </w:p>
     <w:p>
@@ -1401,23 +1248,7 @@
           <w:b/>
           <w:bCs/>
         </w:rPr>
-        <w:t>"Read .</w:t>
-      </w:r>
-      <w:proofErr w:type="spellStart"/>
-      <w:r>
-        <w:rPr>
-          <w:b/>
-          <w:bCs/>
-        </w:rPr>
-        <w:t>claude</w:t>
-      </w:r>
-      <w:proofErr w:type="spellEnd"/>
-      <w:r>
-        <w:rPr>
-          <w:b/>
-          <w:bCs/>
-        </w:rPr>
-        <w:t>/</w:t>
+        <w:t>"Read .claude/</w:t>
       </w:r>
       <w:r>
         <w:rPr>
@@ -1449,15 +1280,7 @@
     </w:p>
     <w:p>
       <w:r>
-        <w:t>Each session is a .</w:t>
-      </w:r>
-      <w:proofErr w:type="spellStart"/>
-      <w:r>
-        <w:t>jsonl</w:t>
-      </w:r>
-      <w:proofErr w:type="spellEnd"/>
-      <w:r>
-        <w:t xml:space="preserve"> file. They persist across VS Code restarts, reboots, and updates.</w:t>
+        <w:t>Each session is a .jsonl file. They persist across VS Code restarts, reboots, and updates.</w:t>
       </w:r>
     </w:p>
     <w:p>
@@ -3341,6 +3164,7 @@
   <w:style w:type="character" w:default="1" w:styleId="DefaultParagraphFont">
     <w:name w:val="Default Paragraph Font"/>
     <w:uiPriority w:val="1"/>
+    <w:semiHidden/>
     <w:unhideWhenUsed/>
   </w:style>
   <w:style w:type="table" w:default="1" w:styleId="TableNormal">

--- a/to_do.docx
+++ b/to_do.docx
@@ -73,7 +73,25 @@
           <w:bCs/>
           <w:highlight w:val="yellow"/>
         </w:rPr>
-        <w:t>Default scoring.yaml allowlist (Biotechnology + Drug Manufacturers - Specialty &amp; Generic)</w:t>
+        <w:t>Default </w:t>
+      </w:r>
+      <w:proofErr w:type="spellStart"/>
+      <w:r>
+        <w:rPr>
+          <w:b/>
+          <w:bCs/>
+          <w:highlight w:val="yellow"/>
+        </w:rPr>
+        <w:t>scoring.yaml</w:t>
+      </w:r>
+      <w:proofErr w:type="spellEnd"/>
+      <w:r>
+        <w:rPr>
+          <w:b/>
+          <w:bCs/>
+          <w:highlight w:val="yellow"/>
+        </w:rPr>
+        <w:t> allowlist (Biotechnology + Drug Manufacturers - Specialty &amp; Generic)</w:t>
       </w:r>
     </w:p>
     <w:tbl>
@@ -280,7 +298,21 @@
               <w:rPr>
                 <w:highlight w:val="yellow"/>
               </w:rPr>
-              <w:t>+ composite_best ≥ 6.0</w:t>
+              <w:t xml:space="preserve">+ </w:t>
+            </w:r>
+            <w:proofErr w:type="spellStart"/>
+            <w:r>
+              <w:rPr>
+                <w:highlight w:val="yellow"/>
+              </w:rPr>
+              <w:t>composite_best</w:t>
+            </w:r>
+            <w:proofErr w:type="spellEnd"/>
+            <w:r>
+              <w:rPr>
+                <w:highlight w:val="yellow"/>
+              </w:rPr>
+              <w:t xml:space="preserve"> ≥ 6.0</w:t>
             </w:r>
           </w:p>
         </w:tc>
@@ -350,7 +382,21 @@
               <w:rPr>
                 <w:highlight w:val="yellow"/>
               </w:rPr>
-              <w:t>+ market_cap ≤ $3.7B</w:t>
+              <w:t xml:space="preserve">+ </w:t>
+            </w:r>
+            <w:proofErr w:type="spellStart"/>
+            <w:r>
+              <w:rPr>
+                <w:highlight w:val="yellow"/>
+              </w:rPr>
+              <w:t>market_cap</w:t>
+            </w:r>
+            <w:proofErr w:type="spellEnd"/>
+            <w:r>
+              <w:rPr>
+                <w:highlight w:val="yellow"/>
+              </w:rPr>
+              <w:t xml:space="preserve"> ≤ $3.7B</w:t>
             </w:r>
           </w:p>
         </w:tc>
@@ -506,11 +552,19 @@
           <w:highlight w:val="yellow"/>
         </w:rPr>
       </w:pPr>
+      <w:proofErr w:type="spellStart"/>
       <w:r>
         <w:rPr>
           <w:highlight w:val="yellow"/>
         </w:rPr>
-        <w:t>composite_best_min (default 6.0)</w:t>
+        <w:t>composite_best_min</w:t>
+      </w:r>
+      <w:proofErr w:type="spellEnd"/>
+      <w:r>
+        <w:rPr>
+          <w:highlight w:val="yellow"/>
+        </w:rPr>
+        <w:t xml:space="preserve"> (default 6.0)</w:t>
       </w:r>
     </w:p>
     <w:p>
@@ -527,7 +581,21 @@
         <w:rPr>
           <w:highlight w:val="yellow"/>
         </w:rPr>
-        <w:t>industry allowlist (default: Biotech + Drug Mfrs Specialty/Generic)</w:t>
+        <w:t xml:space="preserve">industry allowlist (default: Biotech + Drug </w:t>
+      </w:r>
+      <w:proofErr w:type="spellStart"/>
+      <w:r>
+        <w:rPr>
+          <w:highlight w:val="yellow"/>
+        </w:rPr>
+        <w:t>Mfrs</w:t>
+      </w:r>
+      <w:proofErr w:type="spellEnd"/>
+      <w:r>
+        <w:rPr>
+          <w:highlight w:val="yellow"/>
+        </w:rPr>
+        <w:t xml:space="preserve"> Specialty/Generic)</w:t>
       </w:r>
     </w:p>
     <w:p>
@@ -540,11 +608,19 @@
           <w:highlight w:val="yellow"/>
         </w:rPr>
       </w:pPr>
+      <w:proofErr w:type="spellStart"/>
       <w:r>
         <w:rPr>
           <w:highlight w:val="yellow"/>
         </w:rPr>
-        <w:t>market_cap cap (default $3.7B)</w:t>
+        <w:t>market_cap</w:t>
+      </w:r>
+      <w:proofErr w:type="spellEnd"/>
+      <w:r>
+        <w:rPr>
+          <w:highlight w:val="yellow"/>
+        </w:rPr>
+        <w:t xml:space="preserve"> cap (default $3.7B)</w:t>
       </w:r>
     </w:p>
     <w:p>
@@ -774,6 +850,7 @@
         </w:rPr>
         <w:t xml:space="preserve"> that fall below </w:t>
       </w:r>
+      <w:proofErr w:type="spellStart"/>
       <w:r>
         <w:rPr>
           <w:rFonts w:ascii="Courier New" w:eastAsia="Times New Roman" w:hAnsi="Courier New" w:cs="Courier New"/>
@@ -785,20 +862,9 @@
           <w:lang w:eastAsia="en-GB"/>
           <w14:ligatures w14:val="none"/>
         </w:rPr>
-        <w:t>composite_best ≥ 6.0</w:t>
-      </w:r>
-      <w:r>
-        <w:rPr>
-          <w:rFonts w:ascii="Segoe UI" w:eastAsia="Times New Roman" w:hAnsi="Segoe UI" w:cs="Segoe UI"/>
-          <w:color w:val="BFBFBF"/>
-          <w:kern w:val="0"/>
-          <w:sz w:val="20"/>
-          <w:szCs w:val="20"/>
-          <w:lang w:eastAsia="en-GB"/>
-          <w14:ligatures w14:val="none"/>
-        </w:rPr>
-        <w:t xml:space="preserve"> but have positive 13F accumulation signals (</w:t>
-      </w:r>
+        <w:t>composite_best</w:t>
+      </w:r>
+      <w:proofErr w:type="spellEnd"/>
       <w:r>
         <w:rPr>
           <w:rFonts w:ascii="Courier New" w:eastAsia="Times New Roman" w:hAnsi="Courier New" w:cs="Courier New"/>
@@ -810,7 +876,7 @@
           <w:lang w:eastAsia="en-GB"/>
           <w14:ligatures w14:val="none"/>
         </w:rPr>
-        <w:t>new_positions ≥ 1</w:t>
+        <w:t xml:space="preserve"> ≥ 6.0</w:t>
       </w:r>
       <w:r>
         <w:rPr>
@@ -822,8 +888,9 @@
           <w:lang w:eastAsia="en-GB"/>
           <w14:ligatures w14:val="none"/>
         </w:rPr>
-        <w:t xml:space="preserve"> OR </w:t>
-      </w:r>
+        <w:t xml:space="preserve"> but have positive 13F accumulation signals (</w:t>
+      </w:r>
+      <w:proofErr w:type="spellStart"/>
       <w:r>
         <w:rPr>
           <w:rFonts w:ascii="Courier New" w:eastAsia="Times New Roman" w:hAnsi="Courier New" w:cs="Courier New"/>
@@ -835,20 +902,9 @@
           <w:lang w:eastAsia="en-GB"/>
           <w14:ligatures w14:val="none"/>
         </w:rPr>
-        <w:t>qoq_fund_count_change ≥ 1</w:t>
-      </w:r>
-      <w:r>
-        <w:rPr>
-          <w:rFonts w:ascii="Segoe UI" w:eastAsia="Times New Roman" w:hAnsi="Segoe UI" w:cs="Segoe UI"/>
-          <w:color w:val="BFBFBF"/>
-          <w:kern w:val="0"/>
-          <w:sz w:val="20"/>
-          <w:szCs w:val="20"/>
-          <w:lang w:eastAsia="en-GB"/>
-          <w14:ligatures w14:val="none"/>
-        </w:rPr>
-        <w:t xml:space="preserve">) — and aren't in a "train has left" archetype like </w:t>
-      </w:r>
+        <w:t>new_positions</w:t>
+      </w:r>
+      <w:proofErr w:type="spellEnd"/>
       <w:r>
         <w:rPr>
           <w:rFonts w:ascii="Courier New" w:eastAsia="Times New Roman" w:hAnsi="Courier New" w:cs="Courier New"/>
@@ -860,7 +916,7 @@
           <w:lang w:eastAsia="en-GB"/>
           <w14:ligatures w14:val="none"/>
         </w:rPr>
-        <w:t>extended_uptrend</w:t>
+        <w:t xml:space="preserve"> ≥ 1</w:t>
       </w:r>
       <w:r>
         <w:rPr>
@@ -872,8 +928,9 @@
           <w:lang w:eastAsia="en-GB"/>
           <w14:ligatures w14:val="none"/>
         </w:rPr>
-        <w:t xml:space="preserve"> or </w:t>
-      </w:r>
+        <w:t xml:space="preserve"> OR </w:t>
+      </w:r>
+      <w:proofErr w:type="spellStart"/>
       <w:r>
         <w:rPr>
           <w:rFonts w:ascii="Courier New" w:eastAsia="Times New Roman" w:hAnsi="Courier New" w:cs="Courier New"/>
@@ -885,8 +942,76 @@
           <w:lang w:eastAsia="en-GB"/>
           <w14:ligatures w14:val="none"/>
         </w:rPr>
+        <w:t>qoq_fund_count_change</w:t>
+      </w:r>
+      <w:proofErr w:type="spellEnd"/>
+      <w:r>
+        <w:rPr>
+          <w:rFonts w:ascii="Courier New" w:eastAsia="Times New Roman" w:hAnsi="Courier New" w:cs="Courier New"/>
+          <w:color w:val="8C8C8C"/>
+          <w:kern w:val="0"/>
+          <w:sz w:val="18"/>
+          <w:szCs w:val="18"/>
+          <w:shd w:val="clear" w:color="auto" w:fill="262626"/>
+          <w:lang w:eastAsia="en-GB"/>
+          <w14:ligatures w14:val="none"/>
+        </w:rPr>
+        <w:t xml:space="preserve"> ≥ 1</w:t>
+      </w:r>
+      <w:r>
+        <w:rPr>
+          <w:rFonts w:ascii="Segoe UI" w:eastAsia="Times New Roman" w:hAnsi="Segoe UI" w:cs="Segoe UI"/>
+          <w:color w:val="BFBFBF"/>
+          <w:kern w:val="0"/>
+          <w:sz w:val="20"/>
+          <w:szCs w:val="20"/>
+          <w:lang w:eastAsia="en-GB"/>
+          <w14:ligatures w14:val="none"/>
+        </w:rPr>
+        <w:t xml:space="preserve">) — and aren't in a "train has left" archetype like </w:t>
+      </w:r>
+      <w:proofErr w:type="spellStart"/>
+      <w:r>
+        <w:rPr>
+          <w:rFonts w:ascii="Courier New" w:eastAsia="Times New Roman" w:hAnsi="Courier New" w:cs="Courier New"/>
+          <w:color w:val="8C8C8C"/>
+          <w:kern w:val="0"/>
+          <w:sz w:val="18"/>
+          <w:szCs w:val="18"/>
+          <w:shd w:val="clear" w:color="auto" w:fill="262626"/>
+          <w:lang w:eastAsia="en-GB"/>
+          <w14:ligatures w14:val="none"/>
+        </w:rPr>
+        <w:t>extended_uptrend</w:t>
+      </w:r>
+      <w:proofErr w:type="spellEnd"/>
+      <w:r>
+        <w:rPr>
+          <w:rFonts w:ascii="Segoe UI" w:eastAsia="Times New Roman" w:hAnsi="Segoe UI" w:cs="Segoe UI"/>
+          <w:color w:val="BFBFBF"/>
+          <w:kern w:val="0"/>
+          <w:sz w:val="20"/>
+          <w:szCs w:val="20"/>
+          <w:lang w:eastAsia="en-GB"/>
+          <w14:ligatures w14:val="none"/>
+        </w:rPr>
+        <w:t xml:space="preserve"> or </w:t>
+      </w:r>
+      <w:proofErr w:type="spellStart"/>
+      <w:r>
+        <w:rPr>
+          <w:rFonts w:ascii="Courier New" w:eastAsia="Times New Roman" w:hAnsi="Courier New" w:cs="Courier New"/>
+          <w:color w:val="8C8C8C"/>
+          <w:kern w:val="0"/>
+          <w:sz w:val="18"/>
+          <w:szCs w:val="18"/>
+          <w:shd w:val="clear" w:color="auto" w:fill="262626"/>
+          <w:lang w:eastAsia="en-GB"/>
+          <w14:ligatures w14:val="none"/>
+        </w:rPr>
         <w:t>broken_trend</w:t>
       </w:r>
+      <w:proofErr w:type="spellEnd"/>
       <w:r>
         <w:rPr>
           <w:rFonts w:ascii="Segoe UI" w:eastAsia="Times New Roman" w:hAnsi="Segoe UI" w:cs="Segoe UI"/>
@@ -1077,7 +1202,15 @@
         <w:t>Concrete trigger SQL queries</w:t>
       </w:r>
       <w:r>
-        <w:t xml:space="preserve"> for each phase (e.g. SELECT COUNT(*) FROM predictions WHERE scoring_date &lt; date('now', '-91 days') ≥ 30 for M7-β).</w:t>
+        <w:t xml:space="preserve"> for each phase (e.g. SELECT COUNT(*) FROM predictions WHERE </w:t>
+      </w:r>
+      <w:proofErr w:type="spellStart"/>
+      <w:r>
+        <w:t>scoring_date</w:t>
+      </w:r>
+      <w:proofErr w:type="spellEnd"/>
+      <w:r>
+        <w:t xml:space="preserve"> &lt; date('now', '-91 days') ≥ 30 for M7-β).</w:t>
       </w:r>
     </w:p>
     <w:p>
@@ -1095,7 +1228,15 @@
         <w:t>What to do in the meantime</w:t>
       </w:r>
       <w:r>
-        <w:t xml:space="preserve"> — keep 7_track_outcomes.py running, don't aggressively retune scoring_modifier.yaml (it destroys snapshot audit values), monthly integrity check.</w:t>
+        <w:t xml:space="preserve"> — keep 7_track_outcomes.py running, don't aggressively retune </w:t>
+      </w:r>
+      <w:proofErr w:type="spellStart"/>
+      <w:r>
+        <w:t>scoring_modifier.yaml</w:t>
+      </w:r>
+      <w:proofErr w:type="spellEnd"/>
+      <w:r>
+        <w:t xml:space="preserve"> (it destroys snapshot audit values), monthly integrity check.</w:t>
       </w:r>
     </w:p>
     <w:p>
@@ -1151,56 +1292,21 @@
         </w:numPr>
       </w:pPr>
       <w:r>
-        <w:t>Write a handoff brief to .claude/</w:t>
-      </w:r>
-      <w:r>
-        <w:rPr>
-          <w:b/>
-          <w:bCs/>
-        </w:rPr>
-        <w:t>2_Funds_parser</w:t>
-      </w:r>
-      <w:r>
-        <w:rPr>
-          <w:b/>
-          <w:bCs/>
-        </w:rPr>
-        <w:t>_</w:t>
-      </w:r>
-      <w:r>
-        <w:t xml:space="preserve">handoff.md covering what we did until now (step </w:t>
-      </w:r>
-      <w:r>
-        <w:t xml:space="preserve">XXX </w:t>
-      </w:r>
-      <w:r>
-        <w:t xml:space="preserve">completion) and what is pending, starting from next sub-task </w:t>
-      </w:r>
-      <w:r>
-        <w:t>YYY</w:t>
-      </w:r>
-      <w:r>
-        <w:t xml:space="preserve"> so I can start a new conversation, read the .claude/</w:t>
-      </w:r>
-      <w:r>
-        <w:rPr>
-          <w:b/>
-          <w:bCs/>
-        </w:rPr>
-        <w:t>2_Funds_parser</w:t>
-      </w:r>
-      <w:r>
-        <w:rPr>
-          <w:b/>
-          <w:bCs/>
-        </w:rPr>
-        <w:t>_</w:t>
-      </w:r>
-      <w:r>
-        <w:t xml:space="preserve">handoff.md and continue the step </w:t>
-      </w:r>
-      <w:r>
-        <w:t>YYY</w:t>
+        <w:t xml:space="preserve">Write </w:t>
+      </w:r>
+      <w:r>
+        <w:t>a</w:t>
+      </w:r>
+      <w:r>
+        <w:t xml:space="preserve"> handoff brief to .</w:t>
+      </w:r>
+      <w:proofErr w:type="spellStart"/>
+      <w:r>
+        <w:t>claude</w:t>
+      </w:r>
+      <w:proofErr w:type="spellEnd"/>
+      <w:r>
+        <w:t>/3_Biopharmcatalyst_parser_handoff.md covering what we did until now and what is pending, so I can start a new conversation, read the. claude/3_Biopharmcatalyst_parser_handoff.md and continue</w:t>
       </w:r>
       <w:r>
         <w:t>.</w:t>
@@ -1230,7 +1336,15 @@
     </w:p>
     <w:p>
       <w:r>
-        <w:t>Open VS Code → open a terminal in _Stock_agent/ (or wherever you normally launch Claude) → run one of:</w:t>
+        <w:t>Open VS Code → open a terminal in _</w:t>
+      </w:r>
+      <w:proofErr w:type="spellStart"/>
+      <w:r>
+        <w:t>Stock_agent</w:t>
+      </w:r>
+      <w:proofErr w:type="spellEnd"/>
+      <w:r>
+        <w:t>/ (or wherever you normally launch Claude) → run one of:</w:t>
       </w:r>
     </w:p>
     <w:p>
@@ -1248,14 +1362,37 @@
           <w:b/>
           <w:bCs/>
         </w:rPr>
-        <w:t>"Read .claude/</w:t>
-      </w:r>
+        <w:t>"Read .</w:t>
+      </w:r>
+      <w:proofErr w:type="spellStart"/>
       <w:r>
         <w:rPr>
           <w:b/>
           <w:bCs/>
         </w:rPr>
-        <w:t>2_Funds_parser</w:t>
+        <w:t>claude</w:t>
+      </w:r>
+      <w:proofErr w:type="spellEnd"/>
+      <w:r>
+        <w:rPr>
+          <w:b/>
+          <w:bCs/>
+        </w:rPr>
+        <w:t>/</w:t>
+      </w:r>
+      <w:r>
+        <w:rPr>
+          <w:b/>
+          <w:bCs/>
+        </w:rPr>
+        <w:t>3_Biopharmcatalyst</w:t>
+      </w:r>
+      <w:r>
+        <w:rPr>
+          <w:b/>
+          <w:bCs/>
+        </w:rPr>
+        <w:t>_parser</w:t>
       </w:r>
       <w:r>
         <w:rPr>
@@ -1280,7 +1417,15 @@
     </w:p>
     <w:p>
       <w:r>
-        <w:t>Each session is a .jsonl file. They persist across VS Code restarts, reboots, and updates.</w:t>
+        <w:t>Each session is a .</w:t>
+      </w:r>
+      <w:proofErr w:type="spellStart"/>
+      <w:r>
+        <w:t>jsonl</w:t>
+      </w:r>
+      <w:proofErr w:type="spellEnd"/>
+      <w:r>
+        <w:t xml:space="preserve"> file. They persist across VS Code restarts, reboots, and updates.</w:t>
       </w:r>
     </w:p>
     <w:p>

--- a/to_do.docx
+++ b/to_do.docx
@@ -1312,7 +1312,19 @@
         <w:t>.</w:t>
       </w:r>
     </w:p>
-    <w:p/>
+    <w:p>
+      <w:pPr>
+        <w:rPr>
+          <w:color w:val="EE0000"/>
+        </w:rPr>
+      </w:pPr>
+      <w:r>
+        <w:rPr>
+          <w:color w:val="EE0000"/>
+        </w:rPr>
+        <w:t>Update the handoff brief to covering what we did until now and what is pending, so I can start a new conversation, read the handoff and continue</w:t>
+      </w:r>
+    </w:p>
     <w:p/>
     <w:p>
       <w:r>
@@ -1362,44 +1374,24 @@
           <w:b/>
           <w:bCs/>
         </w:rPr>
-        <w:t>"Read .</w:t>
-      </w:r>
-      <w:proofErr w:type="spellStart"/>
+        <w:t xml:space="preserve">"Read </w:t>
+      </w:r>
+      <w:hyperlink r:id="rId5" w:history="1">
+        <w:r>
+          <w:rPr>
+            <w:rStyle w:val="Hyperlink"/>
+            <w:b/>
+            <w:bCs/>
+          </w:rPr>
+          <w:t>c:\Users\sugit\Documents\Claude\_Stock_agent\.claude\5_Hype_parser_handoff.md</w:t>
+        </w:r>
+      </w:hyperlink>
       <w:r>
         <w:rPr>
           <w:b/>
           <w:bCs/>
         </w:rPr>
-        <w:t>claude</w:t>
-      </w:r>
-      <w:proofErr w:type="spellEnd"/>
-      <w:r>
-        <w:rPr>
-          <w:b/>
-          <w:bCs/>
-        </w:rPr>
-        <w:t>/</w:t>
-      </w:r>
-      <w:r>
-        <w:rPr>
-          <w:b/>
-          <w:bCs/>
-        </w:rPr>
-        <w:t>3_Biopharmcatalyst</w:t>
-      </w:r>
-      <w:r>
-        <w:rPr>
-          <w:b/>
-          <w:bCs/>
-        </w:rPr>
-        <w:t>_parser</w:t>
-      </w:r>
-      <w:r>
-        <w:rPr>
-          <w:b/>
-          <w:bCs/>
-        </w:rPr>
-        <w:t>_handoff.md and continue from the next sub-task."</w:t>
+        <w:t xml:space="preserve"> and continue from the next sub-task."</w:t>
       </w:r>
     </w:p>
     <w:p/>
@@ -1430,6 +1422,7 @@
     </w:p>
     <w:p>
       <w:r>
+        <w:lastRenderedPageBreak/>
         <w:br/>
       </w:r>
     </w:p>
@@ -3309,7 +3302,6 @@
   <w:style w:type="character" w:default="1" w:styleId="DefaultParagraphFont">
     <w:name w:val="Default Paragraph Font"/>
     <w:uiPriority w:val="1"/>
-    <w:semiHidden/>
     <w:unhideWhenUsed/>
   </w:style>
   <w:style w:type="table" w:default="1" w:styleId="TableNormal">

--- a/to_do.docx
+++ b/to_do.docx
@@ -1383,7 +1383,39 @@
             <w:b/>
             <w:bCs/>
           </w:rPr>
-          <w:t>c:\Users\sugit\Documents\Claude\_Stock_agent\.claude\5_Hype_parser_handoff.md</w:t>
+          <w:t>c:\Users\sugit\Documents\Claude\_Stock_agent\.claude\</w:t>
+        </w:r>
+        <w:r>
+          <w:rPr>
+            <w:rStyle w:val="Hyperlink"/>
+            <w:b/>
+            <w:bCs/>
+          </w:rPr>
+          <w:t>7</w:t>
+        </w:r>
+        <w:r>
+          <w:rPr>
+            <w:rStyle w:val="Hyperlink"/>
+            <w:b/>
+            <w:bCs/>
+          </w:rPr>
+          <w:t>_</w:t>
+        </w:r>
+        <w:r>
+          <w:rPr>
+            <w:rStyle w:val="Hyperlink"/>
+            <w:b/>
+            <w:bCs/>
+          </w:rPr>
+          <w:t>Momentum</w:t>
+        </w:r>
+        <w:r>
+          <w:rPr>
+            <w:rStyle w:val="Hyperlink"/>
+            <w:b/>
+            <w:bCs/>
+          </w:rPr>
+          <w:t>_parser_handoff.md</w:t>
         </w:r>
       </w:hyperlink>
       <w:r>
@@ -3302,6 +3334,7 @@
   <w:style w:type="character" w:default="1" w:styleId="DefaultParagraphFont">
     <w:name w:val="Default Paragraph Font"/>
     <w:uiPriority w:val="1"/>
+    <w:semiHidden/>
     <w:unhideWhenUsed/>
   </w:style>
   <w:style w:type="table" w:default="1" w:styleId="TableNormal">
